--- a/1. Software y Hardware/1.1 Inicio/1.1.7 Plan de Gestion/1.1.7.4.1 SRICA_012_001 - Estimación de Duraciones de Actividades.docx
+++ b/1. Software y Hardware/1.1 Inicio/1.1.7 Plan de Gestion/1.1.7.4.1 SRICA_012_001 - Estimación de Duraciones de Actividades.docx
@@ -1,6 +1,6 @@
 
 <file path=word/document.xml><?xml version="1.0" encoding="utf-8"?>
-<w:document xmlns:wpc="http://schemas.microsoft.com/office/word/2010/wordprocessingCanvas" xmlns:cx="http://schemas.microsoft.com/office/drawing/2014/chartex" xmlns:cx1="http://schemas.microsoft.com/office/drawing/2015/9/8/chartex" xmlns:cx2="http://schemas.microsoft.com/office/drawing/2015/10/21/chartex" xmlns:cx3="http://schemas.microsoft.com/office/drawing/2016/5/9/chartex" xmlns:cx4="http://schemas.microsoft.com/office/drawing/2016/5/10/chartex" xmlns:cx5="http://schemas.microsoft.com/office/drawing/2016/5/11/chartex" xmlns:cx6="http://schemas.microsoft.com/office/drawing/2016/5/12/chartex" xmlns:cx7="http://schemas.microsoft.com/office/drawing/2016/5/13/chartex" xmlns:cx8="http://schemas.microsoft.com/office/drawing/2016/5/14/chartex" xmlns:mc="http://schemas.openxmlformats.org/markup-compatibility/2006" xmlns:aink="http://schemas.microsoft.com/office/drawing/2016/ink" xmlns:am3d="http://schemas.microsoft.com/office/drawing/2017/model3d" xmlns:o="urn:schemas-microsoft-com:office:office" xmlns:r="http://schemas.openxmlformats.org/officeDocument/2006/relationships" xmlns:m="http://schemas.openxmlformats.org/officeDocument/2006/math" xmlns:v="urn:schemas-microsoft-com:vml" xmlns:wp14="http://schemas.microsoft.com/office/word/2010/wordprocessingDrawing" xmlns:wp="http://schemas.openxmlformats.org/drawingml/2006/wordprocessingDrawing" xmlns:w10="urn:schemas-microsoft-com:office:word" xmlns:w="http://schemas.openxmlformats.org/wordprocessingml/2006/main" xmlns:w14="http://schemas.microsoft.com/office/word/2010/wordml" xmlns:w15="http://schemas.microsoft.com/office/word/2012/wordml" xmlns:w16cex="http://schemas.microsoft.com/office/word/2018/wordml/cex" xmlns:w16cid="http://schemas.microsoft.com/office/word/2016/wordml/cid" xmlns:w16="http://schemas.microsoft.com/office/word/2018/wordml" xmlns:w16se="http://schemas.microsoft.com/office/word/2015/wordml/symex" xmlns:wpg="http://schemas.microsoft.com/office/word/2010/wordprocessingGroup" xmlns:wpi="http://schemas.microsoft.com/office/word/2010/wordprocessingInk" xmlns:wne="http://schemas.microsoft.com/office/word/2006/wordml" xmlns:wps="http://schemas.microsoft.com/office/word/2010/wordprocessingShape" mc:Ignorable="w14 w15 w16se w16cid w16 w16cex wp14">
+<w:document xmlns:wpc="http://schemas.microsoft.com/office/word/2010/wordprocessingCanvas" xmlns:cx="http://schemas.microsoft.com/office/drawing/2014/chartex" xmlns:cx1="http://schemas.microsoft.com/office/drawing/2015/9/8/chartex" xmlns:cx2="http://schemas.microsoft.com/office/drawing/2015/10/21/chartex" xmlns:cx3="http://schemas.microsoft.com/office/drawing/2016/5/9/chartex" xmlns:cx4="http://schemas.microsoft.com/office/drawing/2016/5/10/chartex" xmlns:cx5="http://schemas.microsoft.com/office/drawing/2016/5/11/chartex" xmlns:cx6="http://schemas.microsoft.com/office/drawing/2016/5/12/chartex" xmlns:cx7="http://schemas.microsoft.com/office/drawing/2016/5/13/chartex" xmlns:cx8="http://schemas.microsoft.com/office/drawing/2016/5/14/chartex" xmlns:mc="http://schemas.openxmlformats.org/markup-compatibility/2006" xmlns:aink="http://schemas.microsoft.com/office/drawing/2016/ink" xmlns:am3d="http://schemas.microsoft.com/office/drawing/2017/model3d" xmlns:o="urn:schemas-microsoft-com:office:office" xmlns:r="http://schemas.openxmlformats.org/officeDocument/2006/relationships" xmlns:m="http://schemas.openxmlformats.org/officeDocument/2006/math" xmlns:v="urn:schemas-microsoft-com:vml" xmlns:wp14="http://schemas.microsoft.com/office/word/2010/wordprocessingDrawing" xmlns:wp="http://schemas.openxmlformats.org/drawingml/2006/wordprocessingDrawing" xmlns:w10="urn:schemas-microsoft-com:office:word" xmlns:w="http://schemas.openxmlformats.org/wordprocessingml/2006/main" xmlns:w14="http://schemas.microsoft.com/office/word/2010/wordml" xmlns:w15="http://schemas.microsoft.com/office/word/2012/wordml" xmlns:w16cex="http://schemas.microsoft.com/office/word/2018/wordml/cex" xmlns:w16cid="http://schemas.microsoft.com/office/word/2016/wordml/cid" xmlns:w16="http://schemas.microsoft.com/office/word/2018/wordml" xmlns:w16sdtdh="http://schemas.microsoft.com/office/word/2020/wordml/sdtdatahash" xmlns:w16se="http://schemas.microsoft.com/office/word/2015/wordml/symex" xmlns:wpg="http://schemas.microsoft.com/office/word/2010/wordprocessingGroup" xmlns:wpi="http://schemas.microsoft.com/office/word/2010/wordprocessingInk" xmlns:wne="http://schemas.microsoft.com/office/word/2006/wordml" xmlns:wps="http://schemas.microsoft.com/office/word/2010/wordprocessingShape" mc:Ignorable="w14 w15 w16se w16cid w16 w16cex w16sdtdh wp14">
   <w:body>
     <w:p>
       <w:pPr>
@@ -163,7 +163,25 @@
           <w:sz w:val="32"/>
           <w:szCs w:val="32"/>
         </w:rPr>
-        <w:t>Uso de Sistema de Reconocimiento de Iris basado en Deep Learning para la identificación humana en el control de acceso al área de Tesorería del Gobierno Regional de Tacna – Tacna 2020</w:t>
+        <w:t xml:space="preserve">Uso de Sistema de Reconocimiento de Iris basado en Deep </w:t>
+      </w:r>
+      <w:proofErr w:type="spellStart"/>
+      <w:r>
+        <w:rPr>
+          <w:rFonts w:ascii="Arial" w:hAnsi="Arial" w:cs="Arial"/>
+          <w:sz w:val="32"/>
+          <w:szCs w:val="32"/>
+        </w:rPr>
+        <w:t>Learning</w:t>
+      </w:r>
+      <w:proofErr w:type="spellEnd"/>
+      <w:r>
+        <w:rPr>
+          <w:rFonts w:ascii="Arial" w:hAnsi="Arial" w:cs="Arial"/>
+          <w:sz w:val="32"/>
+          <w:szCs w:val="32"/>
+        </w:rPr>
+        <w:t xml:space="preserve"> para la identificación humana en el control de acceso al área de Tesorería del Gobierno Regional de Tacna – Tacna 2020</w:t>
       </w:r>
       <w:r>
         <w:rPr>
@@ -596,7 +614,21 @@
               <w:rPr>
                 <w:rFonts w:ascii="Arial" w:hAnsi="Arial" w:cs="Arial"/>
               </w:rPr>
-              <w:t>Uso de Sistema de Reconocimiento de Iris basado en Deep Learning para la identificación humana en el control de acceso al área de Tesorería del Gobierno Regional de Tacna – Tacna 2020</w:t>
+              <w:t xml:space="preserve">Uso de Sistema de Reconocimiento de Iris basado en Deep </w:t>
+            </w:r>
+            <w:proofErr w:type="spellStart"/>
+            <w:r>
+              <w:rPr>
+                <w:rFonts w:ascii="Arial" w:hAnsi="Arial" w:cs="Arial"/>
+              </w:rPr>
+              <w:t>Learning</w:t>
+            </w:r>
+            <w:proofErr w:type="spellEnd"/>
+            <w:r>
+              <w:rPr>
+                <w:rFonts w:ascii="Arial" w:hAnsi="Arial" w:cs="Arial"/>
+              </w:rPr>
+              <w:t xml:space="preserve"> para la identificación humana en el control de acceso al área de Tesorería del Gobierno Regional de Tacna – Tacna 2020</w:t>
             </w:r>
             <w:r>
               <w:rPr>
@@ -1113,7 +1145,21 @@
               <w:rPr>
                 <w:rFonts w:ascii="Arial" w:hAnsi="Arial" w:cs="Arial"/>
               </w:rPr>
-              <w:t xml:space="preserve"> hr – 1 hombre</w:t>
+              <w:t xml:space="preserve"> </w:t>
+            </w:r>
+            <w:proofErr w:type="spellStart"/>
+            <w:r>
+              <w:rPr>
+                <w:rFonts w:ascii="Arial" w:hAnsi="Arial" w:cs="Arial"/>
+              </w:rPr>
+              <w:t>hr</w:t>
+            </w:r>
+            <w:proofErr w:type="spellEnd"/>
+            <w:r>
+              <w:rPr>
+                <w:rFonts w:ascii="Arial" w:hAnsi="Arial" w:cs="Arial"/>
+              </w:rPr>
+              <w:t xml:space="preserve"> – 1 hombre</w:t>
             </w:r>
           </w:p>
         </w:tc>
@@ -1141,8 +1187,16 @@
               <w:rPr>
                 <w:rFonts w:ascii="Arial" w:hAnsi="Arial" w:cs="Arial"/>
               </w:rPr>
-              <w:t xml:space="preserve"> hr</w:t>
-            </w:r>
+              <w:t xml:space="preserve"> </w:t>
+            </w:r>
+            <w:proofErr w:type="spellStart"/>
+            <w:r>
+              <w:rPr>
+                <w:rFonts w:ascii="Arial" w:hAnsi="Arial" w:cs="Arial"/>
+              </w:rPr>
+              <w:t>hr</w:t>
+            </w:r>
+            <w:proofErr w:type="spellEnd"/>
           </w:p>
         </w:tc>
       </w:tr>
@@ -1216,7 +1270,21 @@
               <w:rPr>
                 <w:rFonts w:ascii="Arial" w:hAnsi="Arial" w:cs="Arial"/>
               </w:rPr>
-              <w:t>Elaborar el acta de reunión Kick Off, y las primeras actas de reunión para el inicio del proyecto.</w:t>
+              <w:t xml:space="preserve">Elaborar el acta de reunión </w:t>
+            </w:r>
+            <w:proofErr w:type="spellStart"/>
+            <w:r>
+              <w:rPr>
+                <w:rFonts w:ascii="Arial" w:hAnsi="Arial" w:cs="Arial"/>
+              </w:rPr>
+              <w:t>Kick</w:t>
+            </w:r>
+            <w:proofErr w:type="spellEnd"/>
+            <w:r>
+              <w:rPr>
+                <w:rFonts w:ascii="Arial" w:hAnsi="Arial" w:cs="Arial"/>
+              </w:rPr>
+              <w:t xml:space="preserve"> Off, y las primeras actas de reunión para el inicio del proyecto.</w:t>
             </w:r>
           </w:p>
         </w:tc>
@@ -1281,7 +1349,21 @@
               <w:rPr>
                 <w:rFonts w:ascii="Arial" w:hAnsi="Arial" w:cs="Arial"/>
               </w:rPr>
-              <w:t xml:space="preserve"> hrs – 1 hombre</w:t>
+              <w:t xml:space="preserve"> </w:t>
+            </w:r>
+            <w:proofErr w:type="spellStart"/>
+            <w:r>
+              <w:rPr>
+                <w:rFonts w:ascii="Arial" w:hAnsi="Arial" w:cs="Arial"/>
+              </w:rPr>
+              <w:t>hrs</w:t>
+            </w:r>
+            <w:proofErr w:type="spellEnd"/>
+            <w:r>
+              <w:rPr>
+                <w:rFonts w:ascii="Arial" w:hAnsi="Arial" w:cs="Arial"/>
+              </w:rPr>
+              <w:t xml:space="preserve"> – 1 hombre</w:t>
             </w:r>
           </w:p>
         </w:tc>
@@ -1309,8 +1391,16 @@
               <w:rPr>
                 <w:rFonts w:ascii="Arial" w:hAnsi="Arial" w:cs="Arial"/>
               </w:rPr>
-              <w:t xml:space="preserve"> hrs</w:t>
-            </w:r>
+              <w:t xml:space="preserve"> </w:t>
+            </w:r>
+            <w:proofErr w:type="spellStart"/>
+            <w:r>
+              <w:rPr>
+                <w:rFonts w:ascii="Arial" w:hAnsi="Arial" w:cs="Arial"/>
+              </w:rPr>
+              <w:t>hrs</w:t>
+            </w:r>
+            <w:proofErr w:type="spellEnd"/>
           </w:p>
         </w:tc>
       </w:tr>
@@ -1470,7 +1560,21 @@
               <w:rPr>
                 <w:rFonts w:ascii="Arial" w:hAnsi="Arial" w:cs="Arial"/>
               </w:rPr>
-              <w:t xml:space="preserve"> hrs – 1 hombre</w:t>
+              <w:t xml:space="preserve"> </w:t>
+            </w:r>
+            <w:proofErr w:type="spellStart"/>
+            <w:r>
+              <w:rPr>
+                <w:rFonts w:ascii="Arial" w:hAnsi="Arial" w:cs="Arial"/>
+              </w:rPr>
+              <w:t>hrs</w:t>
+            </w:r>
+            <w:proofErr w:type="spellEnd"/>
+            <w:r>
+              <w:rPr>
+                <w:rFonts w:ascii="Arial" w:hAnsi="Arial" w:cs="Arial"/>
+              </w:rPr>
+              <w:t xml:space="preserve"> – 1 hombre</w:t>
             </w:r>
           </w:p>
         </w:tc>
@@ -1498,8 +1602,16 @@
               <w:rPr>
                 <w:rFonts w:ascii="Arial" w:hAnsi="Arial" w:cs="Arial"/>
               </w:rPr>
-              <w:t xml:space="preserve"> hrs</w:t>
-            </w:r>
+              <w:t xml:space="preserve"> </w:t>
+            </w:r>
+            <w:proofErr w:type="spellStart"/>
+            <w:r>
+              <w:rPr>
+                <w:rFonts w:ascii="Arial" w:hAnsi="Arial" w:cs="Arial"/>
+              </w:rPr>
+              <w:t>hrs</w:t>
+            </w:r>
+            <w:proofErr w:type="spellEnd"/>
           </w:p>
         </w:tc>
       </w:tr>
@@ -1659,7 +1771,21 @@
               <w:rPr>
                 <w:rFonts w:ascii="Arial" w:hAnsi="Arial" w:cs="Arial"/>
               </w:rPr>
-              <w:t xml:space="preserve"> hrs – 1 hombre</w:t>
+              <w:t xml:space="preserve"> </w:t>
+            </w:r>
+            <w:proofErr w:type="spellStart"/>
+            <w:r>
+              <w:rPr>
+                <w:rFonts w:ascii="Arial" w:hAnsi="Arial" w:cs="Arial"/>
+              </w:rPr>
+              <w:t>hrs</w:t>
+            </w:r>
+            <w:proofErr w:type="spellEnd"/>
+            <w:r>
+              <w:rPr>
+                <w:rFonts w:ascii="Arial" w:hAnsi="Arial" w:cs="Arial"/>
+              </w:rPr>
+              <w:t xml:space="preserve"> – 1 hombre</w:t>
             </w:r>
           </w:p>
         </w:tc>
@@ -1687,8 +1813,16 @@
               <w:rPr>
                 <w:rFonts w:ascii="Arial" w:hAnsi="Arial" w:cs="Arial"/>
               </w:rPr>
-              <w:t xml:space="preserve"> hrs</w:t>
-            </w:r>
+              <w:t xml:space="preserve"> </w:t>
+            </w:r>
+            <w:proofErr w:type="spellStart"/>
+            <w:r>
+              <w:rPr>
+                <w:rFonts w:ascii="Arial" w:hAnsi="Arial" w:cs="Arial"/>
+              </w:rPr>
+              <w:t>hrs</w:t>
+            </w:r>
+            <w:proofErr w:type="spellEnd"/>
           </w:p>
         </w:tc>
       </w:tr>
@@ -1849,7 +1983,21 @@
               <w:rPr>
                 <w:rFonts w:ascii="Arial" w:hAnsi="Arial" w:cs="Arial"/>
               </w:rPr>
-              <w:t xml:space="preserve"> hrs – 1 hombre</w:t>
+              <w:t xml:space="preserve"> </w:t>
+            </w:r>
+            <w:proofErr w:type="spellStart"/>
+            <w:r>
+              <w:rPr>
+                <w:rFonts w:ascii="Arial" w:hAnsi="Arial" w:cs="Arial"/>
+              </w:rPr>
+              <w:t>hrs</w:t>
+            </w:r>
+            <w:proofErr w:type="spellEnd"/>
+            <w:r>
+              <w:rPr>
+                <w:rFonts w:ascii="Arial" w:hAnsi="Arial" w:cs="Arial"/>
+              </w:rPr>
+              <w:t xml:space="preserve"> – 1 hombre</w:t>
             </w:r>
           </w:p>
         </w:tc>
@@ -1877,8 +2025,16 @@
               <w:rPr>
                 <w:rFonts w:ascii="Arial" w:hAnsi="Arial" w:cs="Arial"/>
               </w:rPr>
-              <w:t xml:space="preserve"> hrs</w:t>
-            </w:r>
+              <w:t xml:space="preserve"> </w:t>
+            </w:r>
+            <w:proofErr w:type="spellStart"/>
+            <w:r>
+              <w:rPr>
+                <w:rFonts w:ascii="Arial" w:hAnsi="Arial" w:cs="Arial"/>
+              </w:rPr>
+              <w:t>hrs</w:t>
+            </w:r>
+            <w:proofErr w:type="spellEnd"/>
           </w:p>
         </w:tc>
       </w:tr>
@@ -2038,7 +2194,21 @@
               <w:rPr>
                 <w:rFonts w:ascii="Arial" w:hAnsi="Arial" w:cs="Arial"/>
               </w:rPr>
-              <w:t xml:space="preserve"> hrs – 1 hombre</w:t>
+              <w:t xml:space="preserve"> </w:t>
+            </w:r>
+            <w:proofErr w:type="spellStart"/>
+            <w:r>
+              <w:rPr>
+                <w:rFonts w:ascii="Arial" w:hAnsi="Arial" w:cs="Arial"/>
+              </w:rPr>
+              <w:t>hrs</w:t>
+            </w:r>
+            <w:proofErr w:type="spellEnd"/>
+            <w:r>
+              <w:rPr>
+                <w:rFonts w:ascii="Arial" w:hAnsi="Arial" w:cs="Arial"/>
+              </w:rPr>
+              <w:t xml:space="preserve"> – 1 hombre</w:t>
             </w:r>
           </w:p>
         </w:tc>
@@ -2066,8 +2236,16 @@
               <w:rPr>
                 <w:rFonts w:ascii="Arial" w:hAnsi="Arial" w:cs="Arial"/>
               </w:rPr>
-              <w:t xml:space="preserve"> hrs</w:t>
-            </w:r>
+              <w:t xml:space="preserve"> </w:t>
+            </w:r>
+            <w:proofErr w:type="spellStart"/>
+            <w:r>
+              <w:rPr>
+                <w:rFonts w:ascii="Arial" w:hAnsi="Arial" w:cs="Arial"/>
+              </w:rPr>
+              <w:t>hrs</w:t>
+            </w:r>
+            <w:proofErr w:type="spellEnd"/>
           </w:p>
         </w:tc>
       </w:tr>
@@ -2245,7 +2423,21 @@
               <w:rPr>
                 <w:rFonts w:ascii="Arial" w:hAnsi="Arial" w:cs="Arial"/>
               </w:rPr>
-              <w:t xml:space="preserve"> hrs – 1 hombre</w:t>
+              <w:t xml:space="preserve"> </w:t>
+            </w:r>
+            <w:proofErr w:type="spellStart"/>
+            <w:r>
+              <w:rPr>
+                <w:rFonts w:ascii="Arial" w:hAnsi="Arial" w:cs="Arial"/>
+              </w:rPr>
+              <w:t>hrs</w:t>
+            </w:r>
+            <w:proofErr w:type="spellEnd"/>
+            <w:r>
+              <w:rPr>
+                <w:rFonts w:ascii="Arial" w:hAnsi="Arial" w:cs="Arial"/>
+              </w:rPr>
+              <w:t xml:space="preserve"> – 1 hombre</w:t>
             </w:r>
           </w:p>
         </w:tc>
@@ -2273,8 +2465,16 @@
               <w:rPr>
                 <w:rFonts w:ascii="Arial" w:hAnsi="Arial" w:cs="Arial"/>
               </w:rPr>
-              <w:t xml:space="preserve"> hrs</w:t>
-            </w:r>
+              <w:t xml:space="preserve"> </w:t>
+            </w:r>
+            <w:proofErr w:type="spellStart"/>
+            <w:r>
+              <w:rPr>
+                <w:rFonts w:ascii="Arial" w:hAnsi="Arial" w:cs="Arial"/>
+              </w:rPr>
+              <w:t>hrs</w:t>
+            </w:r>
+            <w:proofErr w:type="spellEnd"/>
           </w:p>
         </w:tc>
       </w:tr>
@@ -2478,7 +2678,21 @@
               <w:rPr>
                 <w:rFonts w:ascii="Arial" w:hAnsi="Arial" w:cs="Arial"/>
               </w:rPr>
-              <w:t xml:space="preserve"> hrs – 1 hombre</w:t>
+              <w:t xml:space="preserve"> </w:t>
+            </w:r>
+            <w:proofErr w:type="spellStart"/>
+            <w:r>
+              <w:rPr>
+                <w:rFonts w:ascii="Arial" w:hAnsi="Arial" w:cs="Arial"/>
+              </w:rPr>
+              <w:t>hrs</w:t>
+            </w:r>
+            <w:proofErr w:type="spellEnd"/>
+            <w:r>
+              <w:rPr>
+                <w:rFonts w:ascii="Arial" w:hAnsi="Arial" w:cs="Arial"/>
+              </w:rPr>
+              <w:t xml:space="preserve"> – 1 hombre</w:t>
             </w:r>
           </w:p>
         </w:tc>
@@ -2508,6 +2722,7 @@
               </w:rPr>
               <w:t xml:space="preserve"> </w:t>
             </w:r>
+            <w:proofErr w:type="spellStart"/>
             <w:r>
               <w:rPr>
                 <w:rFonts w:ascii="Arial" w:hAnsi="Arial" w:cs="Arial"/>
@@ -2520,6 +2735,7 @@
               </w:rPr>
               <w:t>rs</w:t>
             </w:r>
+            <w:proofErr w:type="spellEnd"/>
           </w:p>
         </w:tc>
       </w:tr>
@@ -2697,7 +2913,21 @@
               <w:rPr>
                 <w:rFonts w:ascii="Arial" w:hAnsi="Arial" w:cs="Arial"/>
               </w:rPr>
-              <w:t xml:space="preserve"> hrs – 1 hombre</w:t>
+              <w:t xml:space="preserve"> </w:t>
+            </w:r>
+            <w:proofErr w:type="spellStart"/>
+            <w:r>
+              <w:rPr>
+                <w:rFonts w:ascii="Arial" w:hAnsi="Arial" w:cs="Arial"/>
+              </w:rPr>
+              <w:t>hrs</w:t>
+            </w:r>
+            <w:proofErr w:type="spellEnd"/>
+            <w:r>
+              <w:rPr>
+                <w:rFonts w:ascii="Arial" w:hAnsi="Arial" w:cs="Arial"/>
+              </w:rPr>
+              <w:t xml:space="preserve"> – 1 hombre</w:t>
             </w:r>
           </w:p>
         </w:tc>
@@ -2725,8 +2955,16 @@
               <w:rPr>
                 <w:rFonts w:ascii="Arial" w:hAnsi="Arial" w:cs="Arial"/>
               </w:rPr>
-              <w:t xml:space="preserve"> hrs</w:t>
-            </w:r>
+              <w:t xml:space="preserve"> </w:t>
+            </w:r>
+            <w:proofErr w:type="spellStart"/>
+            <w:r>
+              <w:rPr>
+                <w:rFonts w:ascii="Arial" w:hAnsi="Arial" w:cs="Arial"/>
+              </w:rPr>
+              <w:t>hrs</w:t>
+            </w:r>
+            <w:proofErr w:type="spellEnd"/>
           </w:p>
         </w:tc>
       </w:tr>
@@ -2892,7 +3130,21 @@
               <w:rPr>
                 <w:rFonts w:ascii="Arial" w:hAnsi="Arial" w:cs="Arial"/>
               </w:rPr>
-              <w:t>2 hrs – 1 hombre</w:t>
+              <w:t xml:space="preserve">2 </w:t>
+            </w:r>
+            <w:proofErr w:type="spellStart"/>
+            <w:r>
+              <w:rPr>
+                <w:rFonts w:ascii="Arial" w:hAnsi="Arial" w:cs="Arial"/>
+              </w:rPr>
+              <w:t>hrs</w:t>
+            </w:r>
+            <w:proofErr w:type="spellEnd"/>
+            <w:r>
+              <w:rPr>
+                <w:rFonts w:ascii="Arial" w:hAnsi="Arial" w:cs="Arial"/>
+              </w:rPr>
+              <w:t xml:space="preserve"> – 1 hombre</w:t>
             </w:r>
           </w:p>
         </w:tc>
@@ -2914,8 +3166,16 @@
               <w:rPr>
                 <w:rFonts w:ascii="Arial" w:hAnsi="Arial" w:cs="Arial"/>
               </w:rPr>
-              <w:t>2 hrs</w:t>
-            </w:r>
+              <w:t xml:space="preserve">2 </w:t>
+            </w:r>
+            <w:proofErr w:type="spellStart"/>
+            <w:r>
+              <w:rPr>
+                <w:rFonts w:ascii="Arial" w:hAnsi="Arial" w:cs="Arial"/>
+              </w:rPr>
+              <w:t>hrs</w:t>
+            </w:r>
+            <w:proofErr w:type="spellEnd"/>
           </w:p>
         </w:tc>
       </w:tr>
@@ -3081,7 +3341,21 @@
               <w:rPr>
                 <w:rFonts w:ascii="Arial" w:hAnsi="Arial" w:cs="Arial"/>
               </w:rPr>
-              <w:t>2 hrs – 1 hombre</w:t>
+              <w:t xml:space="preserve">2 </w:t>
+            </w:r>
+            <w:proofErr w:type="spellStart"/>
+            <w:r>
+              <w:rPr>
+                <w:rFonts w:ascii="Arial" w:hAnsi="Arial" w:cs="Arial"/>
+              </w:rPr>
+              <w:t>hrs</w:t>
+            </w:r>
+            <w:proofErr w:type="spellEnd"/>
+            <w:r>
+              <w:rPr>
+                <w:rFonts w:ascii="Arial" w:hAnsi="Arial" w:cs="Arial"/>
+              </w:rPr>
+              <w:t xml:space="preserve"> – 1 hombre</w:t>
             </w:r>
           </w:p>
         </w:tc>
@@ -3103,8 +3377,16 @@
               <w:rPr>
                 <w:rFonts w:ascii="Arial" w:hAnsi="Arial" w:cs="Arial"/>
               </w:rPr>
-              <w:t>2 hrs</w:t>
-            </w:r>
+              <w:t xml:space="preserve">2 </w:t>
+            </w:r>
+            <w:proofErr w:type="spellStart"/>
+            <w:r>
+              <w:rPr>
+                <w:rFonts w:ascii="Arial" w:hAnsi="Arial" w:cs="Arial"/>
+              </w:rPr>
+              <w:t>hrs</w:t>
+            </w:r>
+            <w:proofErr w:type="spellEnd"/>
           </w:p>
         </w:tc>
       </w:tr>
@@ -3278,7 +3560,21 @@
                 <w:rFonts w:ascii="Arial" w:hAnsi="Arial" w:cs="Arial"/>
               </w:rPr>
               <w:lastRenderedPageBreak/>
-              <w:t>2 hrs -1 hombre</w:t>
+              <w:t xml:space="preserve">2 </w:t>
+            </w:r>
+            <w:proofErr w:type="spellStart"/>
+            <w:r>
+              <w:rPr>
+                <w:rFonts w:ascii="Arial" w:hAnsi="Arial" w:cs="Arial"/>
+              </w:rPr>
+              <w:t>hrs</w:t>
+            </w:r>
+            <w:proofErr w:type="spellEnd"/>
+            <w:r>
+              <w:rPr>
+                <w:rFonts w:ascii="Arial" w:hAnsi="Arial" w:cs="Arial"/>
+              </w:rPr>
+              <w:t xml:space="preserve"> -1 hombre</w:t>
             </w:r>
           </w:p>
         </w:tc>
@@ -3300,8 +3596,16 @@
               <w:rPr>
                 <w:rFonts w:ascii="Arial" w:hAnsi="Arial" w:cs="Arial"/>
               </w:rPr>
-              <w:t>2 hrs</w:t>
-            </w:r>
+              <w:t xml:space="preserve">2 </w:t>
+            </w:r>
+            <w:proofErr w:type="spellStart"/>
+            <w:r>
+              <w:rPr>
+                <w:rFonts w:ascii="Arial" w:hAnsi="Arial" w:cs="Arial"/>
+              </w:rPr>
+              <w:t>hrs</w:t>
+            </w:r>
+            <w:proofErr w:type="spellEnd"/>
           </w:p>
         </w:tc>
       </w:tr>
@@ -3473,7 +3777,21 @@
               <w:rPr>
                 <w:rFonts w:ascii="Arial" w:hAnsi="Arial" w:cs="Arial"/>
               </w:rPr>
-              <w:t xml:space="preserve"> hrs – 1 hombre</w:t>
+              <w:t xml:space="preserve"> </w:t>
+            </w:r>
+            <w:proofErr w:type="spellStart"/>
+            <w:r>
+              <w:rPr>
+                <w:rFonts w:ascii="Arial" w:hAnsi="Arial" w:cs="Arial"/>
+              </w:rPr>
+              <w:t>hrs</w:t>
+            </w:r>
+            <w:proofErr w:type="spellEnd"/>
+            <w:r>
+              <w:rPr>
+                <w:rFonts w:ascii="Arial" w:hAnsi="Arial" w:cs="Arial"/>
+              </w:rPr>
+              <w:t xml:space="preserve"> – 1 hombre</w:t>
             </w:r>
           </w:p>
         </w:tc>
@@ -3501,8 +3819,16 @@
               <w:rPr>
                 <w:rFonts w:ascii="Arial" w:hAnsi="Arial" w:cs="Arial"/>
               </w:rPr>
-              <w:t xml:space="preserve"> hrs</w:t>
-            </w:r>
+              <w:t xml:space="preserve"> </w:t>
+            </w:r>
+            <w:proofErr w:type="spellStart"/>
+            <w:r>
+              <w:rPr>
+                <w:rFonts w:ascii="Arial" w:hAnsi="Arial" w:cs="Arial"/>
+              </w:rPr>
+              <w:t>hrs</w:t>
+            </w:r>
+            <w:proofErr w:type="spellEnd"/>
           </w:p>
         </w:tc>
       </w:tr>
@@ -3692,7 +4018,21 @@
               <w:rPr>
                 <w:rFonts w:ascii="Arial" w:hAnsi="Arial" w:cs="Arial"/>
               </w:rPr>
-              <w:t xml:space="preserve"> hrs – 1 hombre</w:t>
+              <w:t xml:space="preserve"> </w:t>
+            </w:r>
+            <w:proofErr w:type="spellStart"/>
+            <w:r>
+              <w:rPr>
+                <w:rFonts w:ascii="Arial" w:hAnsi="Arial" w:cs="Arial"/>
+              </w:rPr>
+              <w:t>hrs</w:t>
+            </w:r>
+            <w:proofErr w:type="spellEnd"/>
+            <w:r>
+              <w:rPr>
+                <w:rFonts w:ascii="Arial" w:hAnsi="Arial" w:cs="Arial"/>
+              </w:rPr>
+              <w:t xml:space="preserve"> – 1 hombre</w:t>
             </w:r>
           </w:p>
         </w:tc>
@@ -3720,8 +4060,16 @@
               <w:rPr>
                 <w:rFonts w:ascii="Arial" w:hAnsi="Arial" w:cs="Arial"/>
               </w:rPr>
-              <w:t xml:space="preserve"> hrs</w:t>
-            </w:r>
+              <w:t xml:space="preserve"> </w:t>
+            </w:r>
+            <w:proofErr w:type="spellStart"/>
+            <w:r>
+              <w:rPr>
+                <w:rFonts w:ascii="Arial" w:hAnsi="Arial" w:cs="Arial"/>
+              </w:rPr>
+              <w:t>hrs</w:t>
+            </w:r>
+            <w:proofErr w:type="spellEnd"/>
           </w:p>
         </w:tc>
       </w:tr>
@@ -3901,11 +4249,19 @@
               </w:rPr>
               <w:t xml:space="preserve">1 </w:t>
             </w:r>
-            <w:r>
-              <w:rPr>
-                <w:rFonts w:ascii="Arial" w:hAnsi="Arial" w:cs="Arial"/>
-              </w:rPr>
-              <w:t>hrs – 1 hombre</w:t>
+            <w:proofErr w:type="spellStart"/>
+            <w:r>
+              <w:rPr>
+                <w:rFonts w:ascii="Arial" w:hAnsi="Arial" w:cs="Arial"/>
+              </w:rPr>
+              <w:t>hrs</w:t>
+            </w:r>
+            <w:proofErr w:type="spellEnd"/>
+            <w:r>
+              <w:rPr>
+                <w:rFonts w:ascii="Arial" w:hAnsi="Arial" w:cs="Arial"/>
+              </w:rPr>
+              <w:t xml:space="preserve"> – 1 hombre</w:t>
             </w:r>
           </w:p>
         </w:tc>
@@ -3933,8 +4289,16 @@
               <w:rPr>
                 <w:rFonts w:ascii="Arial" w:hAnsi="Arial" w:cs="Arial"/>
               </w:rPr>
-              <w:t xml:space="preserve"> hrs</w:t>
-            </w:r>
+              <w:t xml:space="preserve"> </w:t>
+            </w:r>
+            <w:proofErr w:type="spellStart"/>
+            <w:r>
+              <w:rPr>
+                <w:rFonts w:ascii="Arial" w:hAnsi="Arial" w:cs="Arial"/>
+              </w:rPr>
+              <w:t>hrs</w:t>
+            </w:r>
+            <w:proofErr w:type="spellEnd"/>
           </w:p>
         </w:tc>
       </w:tr>
@@ -4107,7 +4471,21 @@
               <w:rPr>
                 <w:rFonts w:ascii="Arial" w:hAnsi="Arial" w:cs="Arial"/>
               </w:rPr>
-              <w:t xml:space="preserve"> hrs – 1 hombre</w:t>
+              <w:t xml:space="preserve"> </w:t>
+            </w:r>
+            <w:proofErr w:type="spellStart"/>
+            <w:r>
+              <w:rPr>
+                <w:rFonts w:ascii="Arial" w:hAnsi="Arial" w:cs="Arial"/>
+              </w:rPr>
+              <w:t>hrs</w:t>
+            </w:r>
+            <w:proofErr w:type="spellEnd"/>
+            <w:r>
+              <w:rPr>
+                <w:rFonts w:ascii="Arial" w:hAnsi="Arial" w:cs="Arial"/>
+              </w:rPr>
+              <w:t xml:space="preserve"> – 1 hombre</w:t>
             </w:r>
           </w:p>
         </w:tc>
@@ -4135,8 +4513,16 @@
               <w:rPr>
                 <w:rFonts w:ascii="Arial" w:hAnsi="Arial" w:cs="Arial"/>
               </w:rPr>
-              <w:t xml:space="preserve"> hrs</w:t>
-            </w:r>
+              <w:t xml:space="preserve"> </w:t>
+            </w:r>
+            <w:proofErr w:type="spellStart"/>
+            <w:r>
+              <w:rPr>
+                <w:rFonts w:ascii="Arial" w:hAnsi="Arial" w:cs="Arial"/>
+              </w:rPr>
+              <w:t>hrs</w:t>
+            </w:r>
+            <w:proofErr w:type="spellEnd"/>
           </w:p>
         </w:tc>
       </w:tr>
@@ -4290,7 +4676,21 @@
               <w:rPr>
                 <w:rFonts w:ascii="Arial" w:hAnsi="Arial" w:cs="Arial"/>
               </w:rPr>
-              <w:t>1 hrs – 1 hombre</w:t>
+              <w:t xml:space="preserve">1 </w:t>
+            </w:r>
+            <w:proofErr w:type="spellStart"/>
+            <w:r>
+              <w:rPr>
+                <w:rFonts w:ascii="Arial" w:hAnsi="Arial" w:cs="Arial"/>
+              </w:rPr>
+              <w:t>hrs</w:t>
+            </w:r>
+            <w:proofErr w:type="spellEnd"/>
+            <w:r>
+              <w:rPr>
+                <w:rFonts w:ascii="Arial" w:hAnsi="Arial" w:cs="Arial"/>
+              </w:rPr>
+              <w:t xml:space="preserve"> – 1 hombre</w:t>
             </w:r>
           </w:p>
         </w:tc>
@@ -4318,8 +4718,16 @@
               <w:rPr>
                 <w:rFonts w:ascii="Arial" w:hAnsi="Arial" w:cs="Arial"/>
               </w:rPr>
-              <w:t xml:space="preserve"> hrs</w:t>
-            </w:r>
+              <w:t xml:space="preserve"> </w:t>
+            </w:r>
+            <w:proofErr w:type="spellStart"/>
+            <w:r>
+              <w:rPr>
+                <w:rFonts w:ascii="Arial" w:hAnsi="Arial" w:cs="Arial"/>
+              </w:rPr>
+              <w:t>hrs</w:t>
+            </w:r>
+            <w:proofErr w:type="spellEnd"/>
           </w:p>
         </w:tc>
       </w:tr>
@@ -4491,7 +4899,21 @@
               <w:rPr>
                 <w:rFonts w:ascii="Arial" w:hAnsi="Arial" w:cs="Arial"/>
               </w:rPr>
-              <w:t xml:space="preserve"> hrs – 1 hombre</w:t>
+              <w:t xml:space="preserve"> </w:t>
+            </w:r>
+            <w:proofErr w:type="spellStart"/>
+            <w:r>
+              <w:rPr>
+                <w:rFonts w:ascii="Arial" w:hAnsi="Arial" w:cs="Arial"/>
+              </w:rPr>
+              <w:t>hrs</w:t>
+            </w:r>
+            <w:proofErr w:type="spellEnd"/>
+            <w:r>
+              <w:rPr>
+                <w:rFonts w:ascii="Arial" w:hAnsi="Arial" w:cs="Arial"/>
+              </w:rPr>
+              <w:t xml:space="preserve"> – 1 hombre</w:t>
             </w:r>
           </w:p>
         </w:tc>
@@ -4519,8 +4941,16 @@
               <w:rPr>
                 <w:rFonts w:ascii="Arial" w:hAnsi="Arial" w:cs="Arial"/>
               </w:rPr>
-              <w:t xml:space="preserve"> hrs</w:t>
-            </w:r>
+              <w:t xml:space="preserve"> </w:t>
+            </w:r>
+            <w:proofErr w:type="spellStart"/>
+            <w:r>
+              <w:rPr>
+                <w:rFonts w:ascii="Arial" w:hAnsi="Arial" w:cs="Arial"/>
+              </w:rPr>
+              <w:t>hrs</w:t>
+            </w:r>
+            <w:proofErr w:type="spellEnd"/>
           </w:p>
         </w:tc>
       </w:tr>
@@ -4686,7 +5116,21 @@
               <w:rPr>
                 <w:rFonts w:ascii="Arial" w:hAnsi="Arial" w:cs="Arial"/>
               </w:rPr>
-              <w:t>1 hrs – 1 hombre</w:t>
+              <w:t xml:space="preserve">1 </w:t>
+            </w:r>
+            <w:proofErr w:type="spellStart"/>
+            <w:r>
+              <w:rPr>
+                <w:rFonts w:ascii="Arial" w:hAnsi="Arial" w:cs="Arial"/>
+              </w:rPr>
+              <w:t>hrs</w:t>
+            </w:r>
+            <w:proofErr w:type="spellEnd"/>
+            <w:r>
+              <w:rPr>
+                <w:rFonts w:ascii="Arial" w:hAnsi="Arial" w:cs="Arial"/>
+              </w:rPr>
+              <w:t xml:space="preserve"> – 1 hombre</w:t>
             </w:r>
           </w:p>
         </w:tc>
@@ -4714,8 +5158,16 @@
               <w:rPr>
                 <w:rFonts w:ascii="Arial" w:hAnsi="Arial" w:cs="Arial"/>
               </w:rPr>
-              <w:t xml:space="preserve"> hrs</w:t>
-            </w:r>
+              <w:t xml:space="preserve"> </w:t>
+            </w:r>
+            <w:proofErr w:type="spellStart"/>
+            <w:r>
+              <w:rPr>
+                <w:rFonts w:ascii="Arial" w:hAnsi="Arial" w:cs="Arial"/>
+              </w:rPr>
+              <w:t>hrs</w:t>
+            </w:r>
+            <w:proofErr w:type="spellEnd"/>
           </w:p>
         </w:tc>
       </w:tr>
@@ -4882,7 +5334,21 @@
               <w:rPr>
                 <w:rFonts w:ascii="Arial" w:hAnsi="Arial" w:cs="Arial"/>
               </w:rPr>
-              <w:t>1 hrs – 1 hombre</w:t>
+              <w:t xml:space="preserve">1 </w:t>
+            </w:r>
+            <w:proofErr w:type="spellStart"/>
+            <w:r>
+              <w:rPr>
+                <w:rFonts w:ascii="Arial" w:hAnsi="Arial" w:cs="Arial"/>
+              </w:rPr>
+              <w:t>hrs</w:t>
+            </w:r>
+            <w:proofErr w:type="spellEnd"/>
+            <w:r>
+              <w:rPr>
+                <w:rFonts w:ascii="Arial" w:hAnsi="Arial" w:cs="Arial"/>
+              </w:rPr>
+              <w:t xml:space="preserve"> – 1 hombre</w:t>
             </w:r>
           </w:p>
         </w:tc>
@@ -4910,8 +5376,16 @@
               <w:rPr>
                 <w:rFonts w:ascii="Arial" w:hAnsi="Arial" w:cs="Arial"/>
               </w:rPr>
-              <w:t xml:space="preserve"> hrs</w:t>
-            </w:r>
+              <w:t xml:space="preserve"> </w:t>
+            </w:r>
+            <w:proofErr w:type="spellStart"/>
+            <w:r>
+              <w:rPr>
+                <w:rFonts w:ascii="Arial" w:hAnsi="Arial" w:cs="Arial"/>
+              </w:rPr>
+              <w:t>hrs</w:t>
+            </w:r>
+            <w:proofErr w:type="spellEnd"/>
           </w:p>
         </w:tc>
       </w:tr>
@@ -5077,7 +5551,21 @@
               <w:rPr>
                 <w:rFonts w:ascii="Arial" w:hAnsi="Arial" w:cs="Arial"/>
               </w:rPr>
-              <w:t>1 hrs – 1 hombre</w:t>
+              <w:t xml:space="preserve">1 </w:t>
+            </w:r>
+            <w:proofErr w:type="spellStart"/>
+            <w:r>
+              <w:rPr>
+                <w:rFonts w:ascii="Arial" w:hAnsi="Arial" w:cs="Arial"/>
+              </w:rPr>
+              <w:t>hrs</w:t>
+            </w:r>
+            <w:proofErr w:type="spellEnd"/>
+            <w:r>
+              <w:rPr>
+                <w:rFonts w:ascii="Arial" w:hAnsi="Arial" w:cs="Arial"/>
+              </w:rPr>
+              <w:t xml:space="preserve"> – 1 hombre</w:t>
             </w:r>
           </w:p>
         </w:tc>
@@ -5105,8 +5593,16 @@
               <w:rPr>
                 <w:rFonts w:ascii="Arial" w:hAnsi="Arial" w:cs="Arial"/>
               </w:rPr>
-              <w:t xml:space="preserve"> hrs</w:t>
-            </w:r>
+              <w:t xml:space="preserve"> </w:t>
+            </w:r>
+            <w:proofErr w:type="spellStart"/>
+            <w:r>
+              <w:rPr>
+                <w:rFonts w:ascii="Arial" w:hAnsi="Arial" w:cs="Arial"/>
+              </w:rPr>
+              <w:t>hrs</w:t>
+            </w:r>
+            <w:proofErr w:type="spellEnd"/>
           </w:p>
         </w:tc>
       </w:tr>
@@ -5272,7 +5768,21 @@
               <w:rPr>
                 <w:rFonts w:ascii="Arial" w:hAnsi="Arial" w:cs="Arial"/>
               </w:rPr>
-              <w:t>1 hrs – 1 hombre</w:t>
+              <w:t xml:space="preserve">1 </w:t>
+            </w:r>
+            <w:proofErr w:type="spellStart"/>
+            <w:r>
+              <w:rPr>
+                <w:rFonts w:ascii="Arial" w:hAnsi="Arial" w:cs="Arial"/>
+              </w:rPr>
+              <w:t>hrs</w:t>
+            </w:r>
+            <w:proofErr w:type="spellEnd"/>
+            <w:r>
+              <w:rPr>
+                <w:rFonts w:ascii="Arial" w:hAnsi="Arial" w:cs="Arial"/>
+              </w:rPr>
+              <w:t xml:space="preserve"> – 1 hombre</w:t>
             </w:r>
           </w:p>
         </w:tc>
@@ -5300,8 +5810,16 @@
               <w:rPr>
                 <w:rFonts w:ascii="Arial" w:hAnsi="Arial" w:cs="Arial"/>
               </w:rPr>
-              <w:t xml:space="preserve"> hrs</w:t>
-            </w:r>
+              <w:t xml:space="preserve"> </w:t>
+            </w:r>
+            <w:proofErr w:type="spellStart"/>
+            <w:r>
+              <w:rPr>
+                <w:rFonts w:ascii="Arial" w:hAnsi="Arial" w:cs="Arial"/>
+              </w:rPr>
+              <w:t>hrs</w:t>
+            </w:r>
+            <w:proofErr w:type="spellEnd"/>
           </w:p>
         </w:tc>
       </w:tr>
@@ -5467,7 +5985,21 @@
               <w:rPr>
                 <w:rFonts w:ascii="Arial" w:hAnsi="Arial" w:cs="Arial"/>
               </w:rPr>
-              <w:t>1 hrs – 1 hombre</w:t>
+              <w:t xml:space="preserve">1 </w:t>
+            </w:r>
+            <w:proofErr w:type="spellStart"/>
+            <w:r>
+              <w:rPr>
+                <w:rFonts w:ascii="Arial" w:hAnsi="Arial" w:cs="Arial"/>
+              </w:rPr>
+              <w:t>hrs</w:t>
+            </w:r>
+            <w:proofErr w:type="spellEnd"/>
+            <w:r>
+              <w:rPr>
+                <w:rFonts w:ascii="Arial" w:hAnsi="Arial" w:cs="Arial"/>
+              </w:rPr>
+              <w:t xml:space="preserve"> – 1 hombre</w:t>
             </w:r>
           </w:p>
         </w:tc>
@@ -5495,8 +6027,16 @@
               <w:rPr>
                 <w:rFonts w:ascii="Arial" w:hAnsi="Arial" w:cs="Arial"/>
               </w:rPr>
-              <w:t xml:space="preserve"> hrs</w:t>
-            </w:r>
+              <w:t xml:space="preserve"> </w:t>
+            </w:r>
+            <w:proofErr w:type="spellStart"/>
+            <w:r>
+              <w:rPr>
+                <w:rFonts w:ascii="Arial" w:hAnsi="Arial" w:cs="Arial"/>
+              </w:rPr>
+              <w:t>hrs</w:t>
+            </w:r>
+            <w:proofErr w:type="spellEnd"/>
           </w:p>
         </w:tc>
       </w:tr>
@@ -5663,7 +6203,21 @@
               <w:rPr>
                 <w:rFonts w:ascii="Arial" w:hAnsi="Arial" w:cs="Arial"/>
               </w:rPr>
-              <w:t>1 hrs – 1 hombre</w:t>
+              <w:t xml:space="preserve">1 </w:t>
+            </w:r>
+            <w:proofErr w:type="spellStart"/>
+            <w:r>
+              <w:rPr>
+                <w:rFonts w:ascii="Arial" w:hAnsi="Arial" w:cs="Arial"/>
+              </w:rPr>
+              <w:t>hrs</w:t>
+            </w:r>
+            <w:proofErr w:type="spellEnd"/>
+            <w:r>
+              <w:rPr>
+                <w:rFonts w:ascii="Arial" w:hAnsi="Arial" w:cs="Arial"/>
+              </w:rPr>
+              <w:t xml:space="preserve"> – 1 hombre</w:t>
             </w:r>
           </w:p>
         </w:tc>
@@ -5691,8 +6245,16 @@
               <w:rPr>
                 <w:rFonts w:ascii="Arial" w:hAnsi="Arial" w:cs="Arial"/>
               </w:rPr>
-              <w:t xml:space="preserve"> hrs</w:t>
-            </w:r>
+              <w:t xml:space="preserve"> </w:t>
+            </w:r>
+            <w:proofErr w:type="spellStart"/>
+            <w:r>
+              <w:rPr>
+                <w:rFonts w:ascii="Arial" w:hAnsi="Arial" w:cs="Arial"/>
+              </w:rPr>
+              <w:t>hrs</w:t>
+            </w:r>
+            <w:proofErr w:type="spellEnd"/>
           </w:p>
         </w:tc>
       </w:tr>
@@ -5717,6 +6279,12 @@
               </w:rPr>
               <w:t>SRICA_</w:t>
             </w:r>
+            <w:r>
+              <w:rPr>
+                <w:rFonts w:ascii="Arial" w:hAnsi="Arial" w:cs="Arial"/>
+              </w:rPr>
+              <w:t>021_000</w:t>
+            </w:r>
           </w:p>
         </w:tc>
         <w:tc>
@@ -5846,7 +6414,21 @@
               <w:rPr>
                 <w:rFonts w:ascii="Arial" w:hAnsi="Arial" w:cs="Arial"/>
               </w:rPr>
-              <w:t xml:space="preserve"> hrs – 1 hombre</w:t>
+              <w:t xml:space="preserve"> </w:t>
+            </w:r>
+            <w:proofErr w:type="spellStart"/>
+            <w:r>
+              <w:rPr>
+                <w:rFonts w:ascii="Arial" w:hAnsi="Arial" w:cs="Arial"/>
+              </w:rPr>
+              <w:t>hrs</w:t>
+            </w:r>
+            <w:proofErr w:type="spellEnd"/>
+            <w:r>
+              <w:rPr>
+                <w:rFonts w:ascii="Arial" w:hAnsi="Arial" w:cs="Arial"/>
+              </w:rPr>
+              <w:t xml:space="preserve"> – 1 hombre</w:t>
             </w:r>
           </w:p>
         </w:tc>
@@ -5874,8 +6456,16 @@
               <w:rPr>
                 <w:rFonts w:ascii="Arial" w:hAnsi="Arial" w:cs="Arial"/>
               </w:rPr>
-              <w:t xml:space="preserve"> hrs</w:t>
-            </w:r>
+              <w:t xml:space="preserve"> </w:t>
+            </w:r>
+            <w:proofErr w:type="spellStart"/>
+            <w:r>
+              <w:rPr>
+                <w:rFonts w:ascii="Arial" w:hAnsi="Arial" w:cs="Arial"/>
+              </w:rPr>
+              <w:t>hrs</w:t>
+            </w:r>
+            <w:proofErr w:type="spellEnd"/>
           </w:p>
         </w:tc>
       </w:tr>
@@ -5901,6 +6491,12 @@
               </w:rPr>
               <w:t>SRICA_</w:t>
             </w:r>
+            <w:r>
+              <w:rPr>
+                <w:rFonts w:ascii="Arial" w:hAnsi="Arial" w:cs="Arial"/>
+              </w:rPr>
+              <w:t>022_000</w:t>
+            </w:r>
           </w:p>
         </w:tc>
         <w:tc>
@@ -6032,7 +6628,21 @@
               <w:rPr>
                 <w:rFonts w:ascii="Arial" w:hAnsi="Arial" w:cs="Arial"/>
               </w:rPr>
-              <w:t xml:space="preserve"> hrs – 1 hombre</w:t>
+              <w:t xml:space="preserve"> </w:t>
+            </w:r>
+            <w:proofErr w:type="spellStart"/>
+            <w:r>
+              <w:rPr>
+                <w:rFonts w:ascii="Arial" w:hAnsi="Arial" w:cs="Arial"/>
+              </w:rPr>
+              <w:t>hrs</w:t>
+            </w:r>
+            <w:proofErr w:type="spellEnd"/>
+            <w:r>
+              <w:rPr>
+                <w:rFonts w:ascii="Arial" w:hAnsi="Arial" w:cs="Arial"/>
+              </w:rPr>
+              <w:t xml:space="preserve"> – 1 hombre</w:t>
             </w:r>
           </w:p>
         </w:tc>
@@ -6060,8 +6670,16 @@
               <w:rPr>
                 <w:rFonts w:ascii="Arial" w:hAnsi="Arial" w:cs="Arial"/>
               </w:rPr>
-              <w:t xml:space="preserve"> hrs</w:t>
-            </w:r>
+              <w:t xml:space="preserve"> </w:t>
+            </w:r>
+            <w:proofErr w:type="spellStart"/>
+            <w:r>
+              <w:rPr>
+                <w:rFonts w:ascii="Arial" w:hAnsi="Arial" w:cs="Arial"/>
+              </w:rPr>
+              <w:t>hrs</w:t>
+            </w:r>
+            <w:proofErr w:type="spellEnd"/>
           </w:p>
         </w:tc>
       </w:tr>
@@ -6200,7 +6818,21 @@
               <w:rPr>
                 <w:rFonts w:ascii="Arial" w:hAnsi="Arial" w:cs="Arial"/>
               </w:rPr>
-              <w:t xml:space="preserve"> hrs – 1 hombre</w:t>
+              <w:t xml:space="preserve"> </w:t>
+            </w:r>
+            <w:proofErr w:type="spellStart"/>
+            <w:r>
+              <w:rPr>
+                <w:rFonts w:ascii="Arial" w:hAnsi="Arial" w:cs="Arial"/>
+              </w:rPr>
+              <w:t>hrs</w:t>
+            </w:r>
+            <w:proofErr w:type="spellEnd"/>
+            <w:r>
+              <w:rPr>
+                <w:rFonts w:ascii="Arial" w:hAnsi="Arial" w:cs="Arial"/>
+              </w:rPr>
+              <w:t xml:space="preserve"> – 1 hombre</w:t>
             </w:r>
           </w:p>
         </w:tc>
@@ -6228,8 +6860,16 @@
               <w:rPr>
                 <w:rFonts w:ascii="Arial" w:hAnsi="Arial" w:cs="Arial"/>
               </w:rPr>
-              <w:t xml:space="preserve"> hrs</w:t>
-            </w:r>
+              <w:t xml:space="preserve"> </w:t>
+            </w:r>
+            <w:proofErr w:type="spellStart"/>
+            <w:r>
+              <w:rPr>
+                <w:rFonts w:ascii="Arial" w:hAnsi="Arial" w:cs="Arial"/>
+              </w:rPr>
+              <w:t>hrs</w:t>
+            </w:r>
+            <w:proofErr w:type="spellEnd"/>
           </w:p>
         </w:tc>
       </w:tr>
@@ -6255,6 +6895,12 @@
               <w:lastRenderedPageBreak/>
               <w:t>SRICA_</w:t>
             </w:r>
+            <w:r>
+              <w:rPr>
+                <w:rFonts w:ascii="Arial" w:hAnsi="Arial" w:cs="Arial"/>
+              </w:rPr>
+              <w:t>023_000</w:t>
+            </w:r>
           </w:p>
         </w:tc>
         <w:tc>
@@ -6386,12 +7032,14 @@
               </w:rPr>
               <w:t xml:space="preserve"> </w:t>
             </w:r>
+            <w:proofErr w:type="spellStart"/>
             <w:r>
               <w:rPr>
                 <w:rFonts w:ascii="Arial" w:hAnsi="Arial" w:cs="Arial"/>
               </w:rPr>
               <w:t>hrs</w:t>
             </w:r>
+            <w:proofErr w:type="spellEnd"/>
             <w:r>
               <w:rPr>
                 <w:rFonts w:ascii="Arial" w:hAnsi="Arial" w:cs="Arial"/>
@@ -6424,8 +7072,16 @@
               <w:rPr>
                 <w:rFonts w:ascii="Arial" w:hAnsi="Arial" w:cs="Arial"/>
               </w:rPr>
-              <w:t xml:space="preserve"> hrs</w:t>
-            </w:r>
+              <w:t xml:space="preserve"> </w:t>
+            </w:r>
+            <w:proofErr w:type="spellStart"/>
+            <w:r>
+              <w:rPr>
+                <w:rFonts w:ascii="Arial" w:hAnsi="Arial" w:cs="Arial"/>
+              </w:rPr>
+              <w:t>hrs</w:t>
+            </w:r>
+            <w:proofErr w:type="spellEnd"/>
           </w:p>
         </w:tc>
       </w:tr>
@@ -6450,6 +7106,12 @@
               </w:rPr>
               <w:t>SRICA_</w:t>
             </w:r>
+            <w:r>
+              <w:rPr>
+                <w:rFonts w:ascii="Arial" w:hAnsi="Arial" w:cs="Arial"/>
+              </w:rPr>
+              <w:t>024_000</w:t>
+            </w:r>
           </w:p>
         </w:tc>
         <w:tc>
@@ -6579,8 +7241,16 @@
               <w:rPr>
                 <w:rFonts w:ascii="Arial" w:hAnsi="Arial" w:cs="Arial"/>
               </w:rPr>
-              <w:t xml:space="preserve"> hrs</w:t>
-            </w:r>
+              <w:t xml:space="preserve"> </w:t>
+            </w:r>
+            <w:proofErr w:type="spellStart"/>
+            <w:r>
+              <w:rPr>
+                <w:rFonts w:ascii="Arial" w:hAnsi="Arial" w:cs="Arial"/>
+              </w:rPr>
+              <w:t>hrs</w:t>
+            </w:r>
+            <w:proofErr w:type="spellEnd"/>
             <w:r>
               <w:rPr>
                 <w:rFonts w:ascii="Arial" w:hAnsi="Arial" w:cs="Arial"/>
@@ -6613,8 +7283,16 @@
               <w:rPr>
                 <w:rFonts w:ascii="Arial" w:hAnsi="Arial" w:cs="Arial"/>
               </w:rPr>
-              <w:t xml:space="preserve"> hrs</w:t>
-            </w:r>
+              <w:t xml:space="preserve"> </w:t>
+            </w:r>
+            <w:proofErr w:type="spellStart"/>
+            <w:r>
+              <w:rPr>
+                <w:rFonts w:ascii="Arial" w:hAnsi="Arial" w:cs="Arial"/>
+              </w:rPr>
+              <w:t>hrs</w:t>
+            </w:r>
+            <w:proofErr w:type="spellEnd"/>
           </w:p>
         </w:tc>
       </w:tr>
@@ -6639,6 +7317,12 @@
               </w:rPr>
               <w:t>SRICA_</w:t>
             </w:r>
+            <w:r>
+              <w:rPr>
+                <w:rFonts w:ascii="Arial" w:hAnsi="Arial" w:cs="Arial"/>
+              </w:rPr>
+              <w:t>025_000</w:t>
+            </w:r>
           </w:p>
         </w:tc>
         <w:tc>
@@ -6774,8 +7458,16 @@
               <w:rPr>
                 <w:rFonts w:ascii="Arial" w:hAnsi="Arial" w:cs="Arial"/>
               </w:rPr>
-              <w:t xml:space="preserve"> hrs</w:t>
-            </w:r>
+              <w:t xml:space="preserve"> </w:t>
+            </w:r>
+            <w:proofErr w:type="spellStart"/>
+            <w:r>
+              <w:rPr>
+                <w:rFonts w:ascii="Arial" w:hAnsi="Arial" w:cs="Arial"/>
+              </w:rPr>
+              <w:t>hrs</w:t>
+            </w:r>
+            <w:proofErr w:type="spellEnd"/>
             <w:r>
               <w:rPr>
                 <w:rFonts w:ascii="Arial" w:hAnsi="Arial" w:cs="Arial"/>
@@ -6808,8 +7500,16 @@
               <w:rPr>
                 <w:rFonts w:ascii="Arial" w:hAnsi="Arial" w:cs="Arial"/>
               </w:rPr>
-              <w:t xml:space="preserve"> hrs</w:t>
-            </w:r>
+              <w:t xml:space="preserve"> </w:t>
+            </w:r>
+            <w:proofErr w:type="spellStart"/>
+            <w:r>
+              <w:rPr>
+                <w:rFonts w:ascii="Arial" w:hAnsi="Arial" w:cs="Arial"/>
+              </w:rPr>
+              <w:t>hrs</w:t>
+            </w:r>
+            <w:proofErr w:type="spellEnd"/>
           </w:p>
         </w:tc>
       </w:tr>
@@ -6834,6 +7534,12 @@
               </w:rPr>
               <w:t>SRICA_</w:t>
             </w:r>
+            <w:r>
+              <w:rPr>
+                <w:rFonts w:ascii="Arial" w:hAnsi="Arial" w:cs="Arial"/>
+              </w:rPr>
+              <w:t>026_000</w:t>
+            </w:r>
           </w:p>
         </w:tc>
         <w:tc>
@@ -6971,12 +7677,14 @@
               </w:rPr>
               <w:t xml:space="preserve"> </w:t>
             </w:r>
+            <w:proofErr w:type="spellStart"/>
             <w:r>
               <w:rPr>
                 <w:rFonts w:ascii="Arial" w:hAnsi="Arial" w:cs="Arial"/>
               </w:rPr>
               <w:t>hrs</w:t>
             </w:r>
+            <w:proofErr w:type="spellEnd"/>
             <w:r>
               <w:rPr>
                 <w:rFonts w:ascii="Arial" w:hAnsi="Arial" w:cs="Arial"/>
@@ -7009,8 +7717,16 @@
               <w:rPr>
                 <w:rFonts w:ascii="Arial" w:hAnsi="Arial" w:cs="Arial"/>
               </w:rPr>
-              <w:t xml:space="preserve"> hrs</w:t>
-            </w:r>
+              <w:t xml:space="preserve"> </w:t>
+            </w:r>
+            <w:proofErr w:type="spellStart"/>
+            <w:r>
+              <w:rPr>
+                <w:rFonts w:ascii="Arial" w:hAnsi="Arial" w:cs="Arial"/>
+              </w:rPr>
+              <w:t>hrs</w:t>
+            </w:r>
+            <w:proofErr w:type="spellEnd"/>
           </w:p>
         </w:tc>
       </w:tr>
@@ -7036,6 +7752,12 @@
               <w:lastRenderedPageBreak/>
               <w:t>SRICA_</w:t>
             </w:r>
+            <w:r>
+              <w:rPr>
+                <w:rFonts w:ascii="Arial" w:hAnsi="Arial" w:cs="Arial"/>
+              </w:rPr>
+              <w:t>027_000</w:t>
+            </w:r>
           </w:p>
         </w:tc>
         <w:tc>
@@ -7171,8 +7893,16 @@
               <w:rPr>
                 <w:rFonts w:ascii="Arial" w:hAnsi="Arial" w:cs="Arial"/>
               </w:rPr>
-              <w:t xml:space="preserve"> hrs</w:t>
-            </w:r>
+              <w:t xml:space="preserve"> </w:t>
+            </w:r>
+            <w:proofErr w:type="spellStart"/>
+            <w:r>
+              <w:rPr>
+                <w:rFonts w:ascii="Arial" w:hAnsi="Arial" w:cs="Arial"/>
+              </w:rPr>
+              <w:t>hrs</w:t>
+            </w:r>
+            <w:proofErr w:type="spellEnd"/>
             <w:r>
               <w:rPr>
                 <w:rFonts w:ascii="Arial" w:hAnsi="Arial" w:cs="Arial"/>
@@ -7205,8 +7935,16 @@
               <w:rPr>
                 <w:rFonts w:ascii="Arial" w:hAnsi="Arial" w:cs="Arial"/>
               </w:rPr>
-              <w:t xml:space="preserve"> hrs</w:t>
-            </w:r>
+              <w:t xml:space="preserve"> </w:t>
+            </w:r>
+            <w:proofErr w:type="spellStart"/>
+            <w:r>
+              <w:rPr>
+                <w:rFonts w:ascii="Arial" w:hAnsi="Arial" w:cs="Arial"/>
+              </w:rPr>
+              <w:t>hrs</w:t>
+            </w:r>
+            <w:proofErr w:type="spellEnd"/>
           </w:p>
         </w:tc>
       </w:tr>
@@ -7231,6 +7969,12 @@
               </w:rPr>
               <w:t>SRICA_</w:t>
             </w:r>
+            <w:r>
+              <w:rPr>
+                <w:rFonts w:ascii="Arial" w:hAnsi="Arial" w:cs="Arial"/>
+              </w:rPr>
+              <w:t>028_000</w:t>
+            </w:r>
           </w:p>
         </w:tc>
         <w:tc>
@@ -7366,7 +8110,21 @@
               <w:rPr>
                 <w:rFonts w:ascii="Arial" w:hAnsi="Arial" w:cs="Arial"/>
               </w:rPr>
-              <w:t xml:space="preserve"> hrs – 1 hombre</w:t>
+              <w:t xml:space="preserve"> </w:t>
+            </w:r>
+            <w:proofErr w:type="spellStart"/>
+            <w:r>
+              <w:rPr>
+                <w:rFonts w:ascii="Arial" w:hAnsi="Arial" w:cs="Arial"/>
+              </w:rPr>
+              <w:t>hrs</w:t>
+            </w:r>
+            <w:proofErr w:type="spellEnd"/>
+            <w:r>
+              <w:rPr>
+                <w:rFonts w:ascii="Arial" w:hAnsi="Arial" w:cs="Arial"/>
+              </w:rPr>
+              <w:t xml:space="preserve"> – 1 hombre</w:t>
             </w:r>
           </w:p>
         </w:tc>
@@ -7394,8 +8152,16 @@
               <w:rPr>
                 <w:rFonts w:ascii="Arial" w:hAnsi="Arial" w:cs="Arial"/>
               </w:rPr>
-              <w:t xml:space="preserve"> hrs</w:t>
-            </w:r>
+              <w:t xml:space="preserve"> </w:t>
+            </w:r>
+            <w:proofErr w:type="spellStart"/>
+            <w:r>
+              <w:rPr>
+                <w:rFonts w:ascii="Arial" w:hAnsi="Arial" w:cs="Arial"/>
+              </w:rPr>
+              <w:t>hrs</w:t>
+            </w:r>
+            <w:proofErr w:type="spellEnd"/>
           </w:p>
         </w:tc>
       </w:tr>
@@ -7420,6 +8186,12 @@
               </w:rPr>
               <w:t>SRICA_</w:t>
             </w:r>
+            <w:r>
+              <w:rPr>
+                <w:rFonts w:ascii="Arial" w:hAnsi="Arial" w:cs="Arial"/>
+              </w:rPr>
+              <w:t>029_000</w:t>
+            </w:r>
           </w:p>
         </w:tc>
         <w:tc>
@@ -7555,7 +8327,21 @@
               <w:rPr>
                 <w:rFonts w:ascii="Arial" w:hAnsi="Arial" w:cs="Arial"/>
               </w:rPr>
-              <w:t xml:space="preserve"> hrs – 1 hombre</w:t>
+              <w:t xml:space="preserve"> </w:t>
+            </w:r>
+            <w:proofErr w:type="spellStart"/>
+            <w:r>
+              <w:rPr>
+                <w:rFonts w:ascii="Arial" w:hAnsi="Arial" w:cs="Arial"/>
+              </w:rPr>
+              <w:t>hrs</w:t>
+            </w:r>
+            <w:proofErr w:type="spellEnd"/>
+            <w:r>
+              <w:rPr>
+                <w:rFonts w:ascii="Arial" w:hAnsi="Arial" w:cs="Arial"/>
+              </w:rPr>
+              <w:t xml:space="preserve"> – 1 hombre</w:t>
             </w:r>
           </w:p>
         </w:tc>
@@ -7583,8 +8369,16 @@
               <w:rPr>
                 <w:rFonts w:ascii="Arial" w:hAnsi="Arial" w:cs="Arial"/>
               </w:rPr>
-              <w:t xml:space="preserve"> hrs</w:t>
-            </w:r>
+              <w:t xml:space="preserve"> </w:t>
+            </w:r>
+            <w:proofErr w:type="spellStart"/>
+            <w:r>
+              <w:rPr>
+                <w:rFonts w:ascii="Arial" w:hAnsi="Arial" w:cs="Arial"/>
+              </w:rPr>
+              <w:t>hrs</w:t>
+            </w:r>
+            <w:proofErr w:type="spellEnd"/>
           </w:p>
         </w:tc>
       </w:tr>
@@ -7609,6 +8403,12 @@
               </w:rPr>
               <w:t>SRICA_</w:t>
             </w:r>
+            <w:r>
+              <w:rPr>
+                <w:rFonts w:ascii="Arial" w:hAnsi="Arial" w:cs="Arial"/>
+              </w:rPr>
+              <w:t>030_000</w:t>
+            </w:r>
           </w:p>
         </w:tc>
         <w:tc>
@@ -7744,7 +8544,21 @@
               <w:rPr>
                 <w:rFonts w:ascii="Arial" w:hAnsi="Arial" w:cs="Arial"/>
               </w:rPr>
-              <w:t xml:space="preserve"> hrs – 1 hombre</w:t>
+              <w:t xml:space="preserve"> </w:t>
+            </w:r>
+            <w:proofErr w:type="spellStart"/>
+            <w:r>
+              <w:rPr>
+                <w:rFonts w:ascii="Arial" w:hAnsi="Arial" w:cs="Arial"/>
+              </w:rPr>
+              <w:t>hrs</w:t>
+            </w:r>
+            <w:proofErr w:type="spellEnd"/>
+            <w:r>
+              <w:rPr>
+                <w:rFonts w:ascii="Arial" w:hAnsi="Arial" w:cs="Arial"/>
+              </w:rPr>
+              <w:t xml:space="preserve"> – 1 hombre</w:t>
             </w:r>
           </w:p>
         </w:tc>
@@ -7772,8 +8586,16 @@
               <w:rPr>
                 <w:rFonts w:ascii="Arial" w:hAnsi="Arial" w:cs="Arial"/>
               </w:rPr>
-              <w:t xml:space="preserve"> hrs</w:t>
-            </w:r>
+              <w:t xml:space="preserve"> </w:t>
+            </w:r>
+            <w:proofErr w:type="spellStart"/>
+            <w:r>
+              <w:rPr>
+                <w:rFonts w:ascii="Arial" w:hAnsi="Arial" w:cs="Arial"/>
+              </w:rPr>
+              <w:t>hrs</w:t>
+            </w:r>
+            <w:proofErr w:type="spellEnd"/>
           </w:p>
         </w:tc>
       </w:tr>
@@ -7799,6 +8621,12 @@
               <w:lastRenderedPageBreak/>
               <w:t>SRICA_</w:t>
             </w:r>
+            <w:r>
+              <w:rPr>
+                <w:rFonts w:ascii="Arial" w:hAnsi="Arial" w:cs="Arial"/>
+              </w:rPr>
+              <w:t>031_000</w:t>
+            </w:r>
           </w:p>
         </w:tc>
         <w:tc>
@@ -7946,7 +8774,21 @@
               <w:rPr>
                 <w:rFonts w:ascii="Arial" w:hAnsi="Arial" w:cs="Arial"/>
               </w:rPr>
-              <w:t xml:space="preserve"> hrs </w:t>
+              <w:t xml:space="preserve"> </w:t>
+            </w:r>
+            <w:proofErr w:type="spellStart"/>
+            <w:r>
+              <w:rPr>
+                <w:rFonts w:ascii="Arial" w:hAnsi="Arial" w:cs="Arial"/>
+              </w:rPr>
+              <w:t>hrs</w:t>
+            </w:r>
+            <w:proofErr w:type="spellEnd"/>
+            <w:r>
+              <w:rPr>
+                <w:rFonts w:ascii="Arial" w:hAnsi="Arial" w:cs="Arial"/>
+              </w:rPr>
+              <w:t xml:space="preserve"> </w:t>
             </w:r>
             <w:r>
               <w:rPr>
@@ -7986,8 +8828,16 @@
               <w:rPr>
                 <w:rFonts w:ascii="Arial" w:hAnsi="Arial" w:cs="Arial"/>
               </w:rPr>
-              <w:t xml:space="preserve"> hrs</w:t>
-            </w:r>
+              <w:t xml:space="preserve"> </w:t>
+            </w:r>
+            <w:proofErr w:type="spellStart"/>
+            <w:r>
+              <w:rPr>
+                <w:rFonts w:ascii="Arial" w:hAnsi="Arial" w:cs="Arial"/>
+              </w:rPr>
+              <w:t>hrs</w:t>
+            </w:r>
+            <w:proofErr w:type="spellEnd"/>
           </w:p>
         </w:tc>
       </w:tr>
@@ -8012,6 +8862,12 @@
               </w:rPr>
               <w:t>SRICA_</w:t>
             </w:r>
+            <w:r>
+              <w:rPr>
+                <w:rFonts w:ascii="Arial" w:hAnsi="Arial" w:cs="Arial"/>
+              </w:rPr>
+              <w:t>032_000</w:t>
+            </w:r>
           </w:p>
         </w:tc>
         <w:tc>
@@ -8159,7 +9015,21 @@
               <w:rPr>
                 <w:rFonts w:ascii="Arial" w:hAnsi="Arial" w:cs="Arial"/>
               </w:rPr>
-              <w:t xml:space="preserve"> hrs </w:t>
+              <w:t xml:space="preserve"> </w:t>
+            </w:r>
+            <w:proofErr w:type="spellStart"/>
+            <w:r>
+              <w:rPr>
+                <w:rFonts w:ascii="Arial" w:hAnsi="Arial" w:cs="Arial"/>
+              </w:rPr>
+              <w:t>hrs</w:t>
+            </w:r>
+            <w:proofErr w:type="spellEnd"/>
+            <w:r>
+              <w:rPr>
+                <w:rFonts w:ascii="Arial" w:hAnsi="Arial" w:cs="Arial"/>
+              </w:rPr>
+              <w:t xml:space="preserve"> </w:t>
             </w:r>
             <w:r>
               <w:rPr>
@@ -8193,8 +9063,16 @@
               <w:rPr>
                 <w:rFonts w:ascii="Arial" w:hAnsi="Arial" w:cs="Arial"/>
               </w:rPr>
-              <w:t xml:space="preserve"> hrs</w:t>
-            </w:r>
+              <w:t xml:space="preserve"> </w:t>
+            </w:r>
+            <w:proofErr w:type="spellStart"/>
+            <w:r>
+              <w:rPr>
+                <w:rFonts w:ascii="Arial" w:hAnsi="Arial" w:cs="Arial"/>
+              </w:rPr>
+              <w:t>hrs</w:t>
+            </w:r>
+            <w:proofErr w:type="spellEnd"/>
           </w:p>
         </w:tc>
       </w:tr>
@@ -8219,6 +9097,12 @@
               </w:rPr>
               <w:t>SRICA_</w:t>
             </w:r>
+            <w:r>
+              <w:rPr>
+                <w:rFonts w:ascii="Arial" w:hAnsi="Arial" w:cs="Arial"/>
+              </w:rPr>
+              <w:t>033_000</w:t>
+            </w:r>
           </w:p>
         </w:tc>
         <w:tc>
@@ -8372,7 +9256,21 @@
               <w:rPr>
                 <w:rFonts w:ascii="Arial" w:hAnsi="Arial" w:cs="Arial"/>
               </w:rPr>
-              <w:t xml:space="preserve"> hrs – 1 hombre </w:t>
+              <w:t xml:space="preserve"> </w:t>
+            </w:r>
+            <w:proofErr w:type="spellStart"/>
+            <w:r>
+              <w:rPr>
+                <w:rFonts w:ascii="Arial" w:hAnsi="Arial" w:cs="Arial"/>
+              </w:rPr>
+              <w:t>hrs</w:t>
+            </w:r>
+            <w:proofErr w:type="spellEnd"/>
+            <w:r>
+              <w:rPr>
+                <w:rFonts w:ascii="Arial" w:hAnsi="Arial" w:cs="Arial"/>
+              </w:rPr>
+              <w:t xml:space="preserve"> – 1 hombre </w:t>
             </w:r>
           </w:p>
         </w:tc>
@@ -8400,8 +9298,16 @@
               <w:rPr>
                 <w:rFonts w:ascii="Arial" w:hAnsi="Arial" w:cs="Arial"/>
               </w:rPr>
-              <w:t xml:space="preserve"> hrs</w:t>
-            </w:r>
+              <w:t xml:space="preserve"> </w:t>
+            </w:r>
+            <w:proofErr w:type="spellStart"/>
+            <w:r>
+              <w:rPr>
+                <w:rFonts w:ascii="Arial" w:hAnsi="Arial" w:cs="Arial"/>
+              </w:rPr>
+              <w:t>hrs</w:t>
+            </w:r>
+            <w:proofErr w:type="spellEnd"/>
           </w:p>
         </w:tc>
       </w:tr>
@@ -8426,6 +9332,12 @@
               </w:rPr>
               <w:t>SRICA_</w:t>
             </w:r>
+            <w:r>
+              <w:rPr>
+                <w:rFonts w:ascii="Arial" w:hAnsi="Arial" w:cs="Arial"/>
+              </w:rPr>
+              <w:t>034_000</w:t>
+            </w:r>
           </w:p>
         </w:tc>
         <w:tc>
@@ -8577,7 +9489,21 @@
               <w:rPr>
                 <w:rFonts w:ascii="Arial" w:hAnsi="Arial" w:cs="Arial"/>
               </w:rPr>
-              <w:t xml:space="preserve"> hrs – 1 hombre </w:t>
+              <w:t xml:space="preserve"> </w:t>
+            </w:r>
+            <w:proofErr w:type="spellStart"/>
+            <w:r>
+              <w:rPr>
+                <w:rFonts w:ascii="Arial" w:hAnsi="Arial" w:cs="Arial"/>
+              </w:rPr>
+              <w:t>hrs</w:t>
+            </w:r>
+            <w:proofErr w:type="spellEnd"/>
+            <w:r>
+              <w:rPr>
+                <w:rFonts w:ascii="Arial" w:hAnsi="Arial" w:cs="Arial"/>
+              </w:rPr>
+              <w:t xml:space="preserve"> – 1 hombre </w:t>
             </w:r>
           </w:p>
         </w:tc>
@@ -8605,8 +9531,16 @@
               <w:rPr>
                 <w:rFonts w:ascii="Arial" w:hAnsi="Arial" w:cs="Arial"/>
               </w:rPr>
-              <w:t xml:space="preserve"> hrs</w:t>
-            </w:r>
+              <w:t xml:space="preserve"> </w:t>
+            </w:r>
+            <w:proofErr w:type="spellStart"/>
+            <w:r>
+              <w:rPr>
+                <w:rFonts w:ascii="Arial" w:hAnsi="Arial" w:cs="Arial"/>
+              </w:rPr>
+              <w:t>hrs</w:t>
+            </w:r>
+            <w:proofErr w:type="spellEnd"/>
           </w:p>
         </w:tc>
       </w:tr>
@@ -8631,6 +9565,12 @@
               </w:rPr>
               <w:t>SRICA_</w:t>
             </w:r>
+            <w:r>
+              <w:rPr>
+                <w:rFonts w:ascii="Arial" w:hAnsi="Arial" w:cs="Arial"/>
+              </w:rPr>
+              <w:t>035_000</w:t>
+            </w:r>
           </w:p>
         </w:tc>
         <w:tc>
@@ -8778,7 +9718,21 @@
               <w:rPr>
                 <w:rFonts w:ascii="Arial" w:hAnsi="Arial" w:cs="Arial"/>
               </w:rPr>
-              <w:t xml:space="preserve"> hrs -1 hombre</w:t>
+              <w:t xml:space="preserve"> </w:t>
+            </w:r>
+            <w:proofErr w:type="spellStart"/>
+            <w:r>
+              <w:rPr>
+                <w:rFonts w:ascii="Arial" w:hAnsi="Arial" w:cs="Arial"/>
+              </w:rPr>
+              <w:t>hrs</w:t>
+            </w:r>
+            <w:proofErr w:type="spellEnd"/>
+            <w:r>
+              <w:rPr>
+                <w:rFonts w:ascii="Arial" w:hAnsi="Arial" w:cs="Arial"/>
+              </w:rPr>
+              <w:t xml:space="preserve"> -1 hombre</w:t>
             </w:r>
           </w:p>
         </w:tc>
@@ -8806,8 +9760,16 @@
               <w:rPr>
                 <w:rFonts w:ascii="Arial" w:hAnsi="Arial" w:cs="Arial"/>
               </w:rPr>
-              <w:t xml:space="preserve"> hrs</w:t>
-            </w:r>
+              <w:t xml:space="preserve"> </w:t>
+            </w:r>
+            <w:proofErr w:type="spellStart"/>
+            <w:r>
+              <w:rPr>
+                <w:rFonts w:ascii="Arial" w:hAnsi="Arial" w:cs="Arial"/>
+              </w:rPr>
+              <w:t>hrs</w:t>
+            </w:r>
+            <w:proofErr w:type="spellEnd"/>
           </w:p>
         </w:tc>
       </w:tr>
@@ -8827,6 +9789,12 @@
                 <w:rFonts w:ascii="Arial" w:hAnsi="Arial" w:cs="Arial"/>
               </w:rPr>
             </w:pPr>
+            <w:r>
+              <w:rPr>
+                <w:rFonts w:ascii="Arial" w:hAnsi="Arial" w:cs="Arial"/>
+              </w:rPr>
+              <w:t>SRICA_036_001</w:t>
+            </w:r>
           </w:p>
         </w:tc>
         <w:tc>
@@ -8958,7 +9926,21 @@
               <w:rPr>
                 <w:rFonts w:ascii="Arial" w:hAnsi="Arial" w:cs="Arial"/>
               </w:rPr>
-              <w:t xml:space="preserve"> hrs – 1 hombre</w:t>
+              <w:t xml:space="preserve"> </w:t>
+            </w:r>
+            <w:proofErr w:type="spellStart"/>
+            <w:r>
+              <w:rPr>
+                <w:rFonts w:ascii="Arial" w:hAnsi="Arial" w:cs="Arial"/>
+              </w:rPr>
+              <w:t>hrs</w:t>
+            </w:r>
+            <w:proofErr w:type="spellEnd"/>
+            <w:r>
+              <w:rPr>
+                <w:rFonts w:ascii="Arial" w:hAnsi="Arial" w:cs="Arial"/>
+              </w:rPr>
+              <w:t xml:space="preserve"> – 1 hombre</w:t>
             </w:r>
           </w:p>
         </w:tc>
@@ -8986,8 +9968,16 @@
               <w:rPr>
                 <w:rFonts w:ascii="Arial" w:hAnsi="Arial" w:cs="Arial"/>
               </w:rPr>
-              <w:t xml:space="preserve"> hrs</w:t>
-            </w:r>
+              <w:t xml:space="preserve"> </w:t>
+            </w:r>
+            <w:proofErr w:type="spellStart"/>
+            <w:r>
+              <w:rPr>
+                <w:rFonts w:ascii="Arial" w:hAnsi="Arial" w:cs="Arial"/>
+              </w:rPr>
+              <w:t>hrs</w:t>
+            </w:r>
+            <w:proofErr w:type="spellEnd"/>
           </w:p>
         </w:tc>
       </w:tr>
@@ -9126,7 +10116,21 @@
               <w:rPr>
                 <w:rFonts w:ascii="Arial" w:hAnsi="Arial" w:cs="Arial"/>
               </w:rPr>
-              <w:t xml:space="preserve"> hrs – 1 hombre</w:t>
+              <w:t xml:space="preserve"> </w:t>
+            </w:r>
+            <w:proofErr w:type="spellStart"/>
+            <w:r>
+              <w:rPr>
+                <w:rFonts w:ascii="Arial" w:hAnsi="Arial" w:cs="Arial"/>
+              </w:rPr>
+              <w:t>hrs</w:t>
+            </w:r>
+            <w:proofErr w:type="spellEnd"/>
+            <w:r>
+              <w:rPr>
+                <w:rFonts w:ascii="Arial" w:hAnsi="Arial" w:cs="Arial"/>
+              </w:rPr>
+              <w:t xml:space="preserve"> – 1 hombre</w:t>
             </w:r>
           </w:p>
         </w:tc>
@@ -9154,8 +10158,16 @@
               <w:rPr>
                 <w:rFonts w:ascii="Arial" w:hAnsi="Arial" w:cs="Arial"/>
               </w:rPr>
-              <w:t xml:space="preserve"> hrs</w:t>
-            </w:r>
+              <w:t xml:space="preserve"> </w:t>
+            </w:r>
+            <w:proofErr w:type="spellStart"/>
+            <w:r>
+              <w:rPr>
+                <w:rFonts w:ascii="Arial" w:hAnsi="Arial" w:cs="Arial"/>
+              </w:rPr>
+              <w:t>hrs</w:t>
+            </w:r>
+            <w:proofErr w:type="spellEnd"/>
           </w:p>
         </w:tc>
       </w:tr>
@@ -9288,7 +10300,21 @@
               <w:rPr>
                 <w:rFonts w:ascii="Arial" w:hAnsi="Arial" w:cs="Arial"/>
               </w:rPr>
-              <w:t>8 hrs – 1 hombre</w:t>
+              <w:t xml:space="preserve">8 </w:t>
+            </w:r>
+            <w:proofErr w:type="spellStart"/>
+            <w:r>
+              <w:rPr>
+                <w:rFonts w:ascii="Arial" w:hAnsi="Arial" w:cs="Arial"/>
+              </w:rPr>
+              <w:t>hrs</w:t>
+            </w:r>
+            <w:proofErr w:type="spellEnd"/>
+            <w:r>
+              <w:rPr>
+                <w:rFonts w:ascii="Arial" w:hAnsi="Arial" w:cs="Arial"/>
+              </w:rPr>
+              <w:t xml:space="preserve"> – 1 hombre</w:t>
             </w:r>
           </w:p>
         </w:tc>
@@ -9310,8 +10336,16 @@
               <w:rPr>
                 <w:rFonts w:ascii="Arial" w:hAnsi="Arial" w:cs="Arial"/>
               </w:rPr>
-              <w:t>8 hrs</w:t>
-            </w:r>
+              <w:t xml:space="preserve">8 </w:t>
+            </w:r>
+            <w:proofErr w:type="spellStart"/>
+            <w:r>
+              <w:rPr>
+                <w:rFonts w:ascii="Arial" w:hAnsi="Arial" w:cs="Arial"/>
+              </w:rPr>
+              <w:t>hrs</w:t>
+            </w:r>
+            <w:proofErr w:type="spellEnd"/>
           </w:p>
         </w:tc>
       </w:tr>
@@ -9330,6 +10364,18 @@
                 <w:rFonts w:ascii="Arial" w:hAnsi="Arial" w:cs="Arial"/>
               </w:rPr>
             </w:pPr>
+            <w:r>
+              <w:rPr>
+                <w:rFonts w:ascii="Arial" w:hAnsi="Arial" w:cs="Arial"/>
+              </w:rPr>
+              <w:t>SRICA_036_00</w:t>
+            </w:r>
+            <w:r>
+              <w:rPr>
+                <w:rFonts w:ascii="Arial" w:hAnsi="Arial" w:cs="Arial"/>
+              </w:rPr>
+              <w:t>2</w:t>
+            </w:r>
           </w:p>
         </w:tc>
         <w:tc>
@@ -9459,7 +10505,21 @@
               <w:rPr>
                 <w:rFonts w:ascii="Arial" w:hAnsi="Arial" w:cs="Arial"/>
               </w:rPr>
-              <w:t xml:space="preserve"> hrs – 1 hombre</w:t>
+              <w:t xml:space="preserve"> </w:t>
+            </w:r>
+            <w:proofErr w:type="spellStart"/>
+            <w:r>
+              <w:rPr>
+                <w:rFonts w:ascii="Arial" w:hAnsi="Arial" w:cs="Arial"/>
+              </w:rPr>
+              <w:t>hrs</w:t>
+            </w:r>
+            <w:proofErr w:type="spellEnd"/>
+            <w:r>
+              <w:rPr>
+                <w:rFonts w:ascii="Arial" w:hAnsi="Arial" w:cs="Arial"/>
+              </w:rPr>
+              <w:t xml:space="preserve"> – 1 hombre</w:t>
             </w:r>
           </w:p>
         </w:tc>
@@ -9487,8 +10547,16 @@
               <w:rPr>
                 <w:rFonts w:ascii="Arial" w:hAnsi="Arial" w:cs="Arial"/>
               </w:rPr>
-              <w:t xml:space="preserve"> hrs</w:t>
-            </w:r>
+              <w:t xml:space="preserve"> </w:t>
+            </w:r>
+            <w:proofErr w:type="spellStart"/>
+            <w:r>
+              <w:rPr>
+                <w:rFonts w:ascii="Arial" w:hAnsi="Arial" w:cs="Arial"/>
+              </w:rPr>
+              <w:t>hrs</w:t>
+            </w:r>
+            <w:proofErr w:type="spellEnd"/>
           </w:p>
         </w:tc>
       </w:tr>
@@ -9507,6 +10575,19 @@
                 <w:rFonts w:ascii="Arial" w:hAnsi="Arial" w:cs="Arial"/>
               </w:rPr>
             </w:pPr>
+            <w:r>
+              <w:rPr>
+                <w:rFonts w:ascii="Arial" w:hAnsi="Arial" w:cs="Arial"/>
+              </w:rPr>
+              <w:lastRenderedPageBreak/>
+              <w:t>SRICA_036_00</w:t>
+            </w:r>
+            <w:r>
+              <w:rPr>
+                <w:rFonts w:ascii="Arial" w:hAnsi="Arial" w:cs="Arial"/>
+              </w:rPr>
+              <w:t>3</w:t>
+            </w:r>
           </w:p>
         </w:tc>
         <w:tc>
@@ -9551,11 +10632,19 @@
                 <w:rFonts w:ascii="Arial" w:hAnsi="Arial" w:cs="Arial"/>
               </w:rPr>
             </w:pPr>
-            <w:r>
-              <w:rPr>
-                <w:rFonts w:ascii="Arial" w:hAnsi="Arial" w:cs="Arial"/>
-              </w:rPr>
-              <w:t>Dashboard del sistema</w:t>
+            <w:proofErr w:type="spellStart"/>
+            <w:r>
+              <w:rPr>
+                <w:rFonts w:ascii="Arial" w:hAnsi="Arial" w:cs="Arial"/>
+              </w:rPr>
+              <w:t>Dashboard</w:t>
+            </w:r>
+            <w:proofErr w:type="spellEnd"/>
+            <w:r>
+              <w:rPr>
+                <w:rFonts w:ascii="Arial" w:hAnsi="Arial" w:cs="Arial"/>
+              </w:rPr>
+              <w:t xml:space="preserve"> del sistema</w:t>
             </w:r>
           </w:p>
         </w:tc>
@@ -9577,7 +10666,21 @@
               <w:rPr>
                 <w:rFonts w:ascii="Arial" w:hAnsi="Arial" w:cs="Arial"/>
               </w:rPr>
-              <w:t>Elaborar el dashboard del sistema para la visualización de gráficos estadísticos de</w:t>
+              <w:t xml:space="preserve">Elaborar el </w:t>
+            </w:r>
+            <w:proofErr w:type="spellStart"/>
+            <w:r>
+              <w:rPr>
+                <w:rFonts w:ascii="Arial" w:hAnsi="Arial" w:cs="Arial"/>
+              </w:rPr>
+              <w:t>dashboard</w:t>
+            </w:r>
+            <w:proofErr w:type="spellEnd"/>
+            <w:r>
+              <w:rPr>
+                <w:rFonts w:ascii="Arial" w:hAnsi="Arial" w:cs="Arial"/>
+              </w:rPr>
+              <w:t xml:space="preserve"> del sistema para la visualización de gráficos estadísticos de</w:t>
             </w:r>
             <w:r>
               <w:rPr>
@@ -9666,7 +10769,21 @@
               <w:rPr>
                 <w:rFonts w:ascii="Arial" w:hAnsi="Arial" w:cs="Arial"/>
               </w:rPr>
-              <w:t xml:space="preserve"> hrs – 1 hombre</w:t>
+              <w:t xml:space="preserve"> </w:t>
+            </w:r>
+            <w:proofErr w:type="spellStart"/>
+            <w:r>
+              <w:rPr>
+                <w:rFonts w:ascii="Arial" w:hAnsi="Arial" w:cs="Arial"/>
+              </w:rPr>
+              <w:t>hrs</w:t>
+            </w:r>
+            <w:proofErr w:type="spellEnd"/>
+            <w:r>
+              <w:rPr>
+                <w:rFonts w:ascii="Arial" w:hAnsi="Arial" w:cs="Arial"/>
+              </w:rPr>
+              <w:t xml:space="preserve"> – 1 hombre</w:t>
             </w:r>
           </w:p>
         </w:tc>
@@ -9694,8 +10811,16 @@
               <w:rPr>
                 <w:rFonts w:ascii="Arial" w:hAnsi="Arial" w:cs="Arial"/>
               </w:rPr>
-              <w:t xml:space="preserve"> hrs</w:t>
-            </w:r>
+              <w:t xml:space="preserve"> </w:t>
+            </w:r>
+            <w:proofErr w:type="spellStart"/>
+            <w:r>
+              <w:rPr>
+                <w:rFonts w:ascii="Arial" w:hAnsi="Arial" w:cs="Arial"/>
+              </w:rPr>
+              <w:t>hrs</w:t>
+            </w:r>
+            <w:proofErr w:type="spellEnd"/>
           </w:p>
         </w:tc>
       </w:tr>
@@ -9714,6 +10839,18 @@
                 <w:rFonts w:ascii="Arial" w:hAnsi="Arial" w:cs="Arial"/>
               </w:rPr>
             </w:pPr>
+            <w:r>
+              <w:rPr>
+                <w:rFonts w:ascii="Arial" w:hAnsi="Arial" w:cs="Arial"/>
+              </w:rPr>
+              <w:t>SRICA_036_00</w:t>
+            </w:r>
+            <w:r>
+              <w:rPr>
+                <w:rFonts w:ascii="Arial" w:hAnsi="Arial" w:cs="Arial"/>
+              </w:rPr>
+              <w:t>4</w:t>
+            </w:r>
           </w:p>
         </w:tc>
         <w:tc>
@@ -9849,7 +10986,21 @@
               <w:rPr>
                 <w:rFonts w:ascii="Arial" w:hAnsi="Arial" w:cs="Arial"/>
               </w:rPr>
-              <w:t xml:space="preserve"> hrs -1 hombre</w:t>
+              <w:t xml:space="preserve"> </w:t>
+            </w:r>
+            <w:proofErr w:type="spellStart"/>
+            <w:r>
+              <w:rPr>
+                <w:rFonts w:ascii="Arial" w:hAnsi="Arial" w:cs="Arial"/>
+              </w:rPr>
+              <w:t>hrs</w:t>
+            </w:r>
+            <w:proofErr w:type="spellEnd"/>
+            <w:r>
+              <w:rPr>
+                <w:rFonts w:ascii="Arial" w:hAnsi="Arial" w:cs="Arial"/>
+              </w:rPr>
+              <w:t xml:space="preserve"> -1 hombre</w:t>
             </w:r>
           </w:p>
         </w:tc>
@@ -9877,8 +11028,16 @@
               <w:rPr>
                 <w:rFonts w:ascii="Arial" w:hAnsi="Arial" w:cs="Arial"/>
               </w:rPr>
-              <w:t xml:space="preserve"> hrs</w:t>
-            </w:r>
+              <w:t xml:space="preserve"> </w:t>
+            </w:r>
+            <w:proofErr w:type="spellStart"/>
+            <w:r>
+              <w:rPr>
+                <w:rFonts w:ascii="Arial" w:hAnsi="Arial" w:cs="Arial"/>
+              </w:rPr>
+              <w:t>hrs</w:t>
+            </w:r>
+            <w:proofErr w:type="spellEnd"/>
           </w:p>
         </w:tc>
       </w:tr>
@@ -9897,6 +11056,18 @@
                 <w:rFonts w:ascii="Arial" w:hAnsi="Arial" w:cs="Arial"/>
               </w:rPr>
             </w:pPr>
+            <w:r>
+              <w:rPr>
+                <w:rFonts w:ascii="Arial" w:hAnsi="Arial" w:cs="Arial"/>
+              </w:rPr>
+              <w:t>SRICA_036_00</w:t>
+            </w:r>
+            <w:r>
+              <w:rPr>
+                <w:rFonts w:ascii="Arial" w:hAnsi="Arial" w:cs="Arial"/>
+              </w:rPr>
+              <w:t>5</w:t>
+            </w:r>
           </w:p>
         </w:tc>
         <w:tc>
@@ -10038,7 +11209,21 @@
               <w:rPr>
                 <w:rFonts w:ascii="Arial" w:hAnsi="Arial" w:cs="Arial"/>
               </w:rPr>
-              <w:t xml:space="preserve"> hrs -1 hombre</w:t>
+              <w:t xml:space="preserve"> </w:t>
+            </w:r>
+            <w:proofErr w:type="spellStart"/>
+            <w:r>
+              <w:rPr>
+                <w:rFonts w:ascii="Arial" w:hAnsi="Arial" w:cs="Arial"/>
+              </w:rPr>
+              <w:t>hrs</w:t>
+            </w:r>
+            <w:proofErr w:type="spellEnd"/>
+            <w:r>
+              <w:rPr>
+                <w:rFonts w:ascii="Arial" w:hAnsi="Arial" w:cs="Arial"/>
+              </w:rPr>
+              <w:t xml:space="preserve"> -1 hombre</w:t>
             </w:r>
           </w:p>
         </w:tc>
@@ -10066,8 +11251,16 @@
               <w:rPr>
                 <w:rFonts w:ascii="Arial" w:hAnsi="Arial" w:cs="Arial"/>
               </w:rPr>
-              <w:t xml:space="preserve"> hrs</w:t>
-            </w:r>
+              <w:t xml:space="preserve"> </w:t>
+            </w:r>
+            <w:proofErr w:type="spellStart"/>
+            <w:r>
+              <w:rPr>
+                <w:rFonts w:ascii="Arial" w:hAnsi="Arial" w:cs="Arial"/>
+              </w:rPr>
+              <w:t>hrs</w:t>
+            </w:r>
+            <w:proofErr w:type="spellEnd"/>
           </w:p>
         </w:tc>
       </w:tr>
@@ -10086,6 +11279,19 @@
                 <w:rFonts w:ascii="Arial" w:hAnsi="Arial" w:cs="Arial"/>
               </w:rPr>
             </w:pPr>
+            <w:r>
+              <w:rPr>
+                <w:rFonts w:ascii="Arial" w:hAnsi="Arial" w:cs="Arial"/>
+              </w:rPr>
+              <w:lastRenderedPageBreak/>
+              <w:t>SRICA_036_00</w:t>
+            </w:r>
+            <w:r>
+              <w:rPr>
+                <w:rFonts w:ascii="Arial" w:hAnsi="Arial" w:cs="Arial"/>
+              </w:rPr>
+              <w:t>6</w:t>
+            </w:r>
           </w:p>
         </w:tc>
         <w:tc>
@@ -10233,7 +11439,21 @@
               <w:rPr>
                 <w:rFonts w:ascii="Arial" w:hAnsi="Arial" w:cs="Arial"/>
               </w:rPr>
-              <w:t xml:space="preserve"> hrs -1 hombre</w:t>
+              <w:t xml:space="preserve"> </w:t>
+            </w:r>
+            <w:proofErr w:type="spellStart"/>
+            <w:r>
+              <w:rPr>
+                <w:rFonts w:ascii="Arial" w:hAnsi="Arial" w:cs="Arial"/>
+              </w:rPr>
+              <w:t>hrs</w:t>
+            </w:r>
+            <w:proofErr w:type="spellEnd"/>
+            <w:r>
+              <w:rPr>
+                <w:rFonts w:ascii="Arial" w:hAnsi="Arial" w:cs="Arial"/>
+              </w:rPr>
+              <w:t xml:space="preserve"> -1 hombre</w:t>
             </w:r>
           </w:p>
         </w:tc>
@@ -10261,8 +11481,16 @@
               <w:rPr>
                 <w:rFonts w:ascii="Arial" w:hAnsi="Arial" w:cs="Arial"/>
               </w:rPr>
-              <w:t xml:space="preserve"> hrs</w:t>
-            </w:r>
+              <w:t xml:space="preserve"> </w:t>
+            </w:r>
+            <w:proofErr w:type="spellStart"/>
+            <w:r>
+              <w:rPr>
+                <w:rFonts w:ascii="Arial" w:hAnsi="Arial" w:cs="Arial"/>
+              </w:rPr>
+              <w:t>hrs</w:t>
+            </w:r>
+            <w:proofErr w:type="spellEnd"/>
           </w:p>
         </w:tc>
       </w:tr>
@@ -10282,6 +11510,18 @@
                 <w:rFonts w:ascii="Arial" w:hAnsi="Arial" w:cs="Arial"/>
               </w:rPr>
             </w:pPr>
+            <w:r>
+              <w:rPr>
+                <w:rFonts w:ascii="Arial" w:hAnsi="Arial" w:cs="Arial"/>
+              </w:rPr>
+              <w:t>SRICA_036_00</w:t>
+            </w:r>
+            <w:r>
+              <w:rPr>
+                <w:rFonts w:ascii="Arial" w:hAnsi="Arial" w:cs="Arial"/>
+              </w:rPr>
+              <w:t>7</w:t>
+            </w:r>
           </w:p>
         </w:tc>
         <w:tc>
@@ -10425,7 +11665,21 @@
               <w:rPr>
                 <w:rFonts w:ascii="Arial" w:hAnsi="Arial" w:cs="Arial"/>
               </w:rPr>
-              <w:t xml:space="preserve"> hrs – 1 hombre</w:t>
+              <w:t xml:space="preserve"> </w:t>
+            </w:r>
+            <w:proofErr w:type="spellStart"/>
+            <w:r>
+              <w:rPr>
+                <w:rFonts w:ascii="Arial" w:hAnsi="Arial" w:cs="Arial"/>
+              </w:rPr>
+              <w:t>hrs</w:t>
+            </w:r>
+            <w:proofErr w:type="spellEnd"/>
+            <w:r>
+              <w:rPr>
+                <w:rFonts w:ascii="Arial" w:hAnsi="Arial" w:cs="Arial"/>
+              </w:rPr>
+              <w:t xml:space="preserve"> – 1 hombre</w:t>
             </w:r>
           </w:p>
         </w:tc>
@@ -10453,8 +11707,16 @@
               <w:rPr>
                 <w:rFonts w:ascii="Arial" w:hAnsi="Arial" w:cs="Arial"/>
               </w:rPr>
-              <w:t xml:space="preserve"> hrs</w:t>
-            </w:r>
+              <w:t xml:space="preserve"> </w:t>
+            </w:r>
+            <w:proofErr w:type="spellStart"/>
+            <w:r>
+              <w:rPr>
+                <w:rFonts w:ascii="Arial" w:hAnsi="Arial" w:cs="Arial"/>
+              </w:rPr>
+              <w:t>hrs</w:t>
+            </w:r>
+            <w:proofErr w:type="spellEnd"/>
           </w:p>
         </w:tc>
       </w:tr>
@@ -10599,7 +11861,21 @@
               <w:rPr>
                 <w:rFonts w:ascii="Arial" w:hAnsi="Arial" w:cs="Arial"/>
               </w:rPr>
-              <w:t xml:space="preserve"> hrs – 1 hombre</w:t>
+              <w:t xml:space="preserve"> </w:t>
+            </w:r>
+            <w:proofErr w:type="spellStart"/>
+            <w:r>
+              <w:rPr>
+                <w:rFonts w:ascii="Arial" w:hAnsi="Arial" w:cs="Arial"/>
+              </w:rPr>
+              <w:t>hrs</w:t>
+            </w:r>
+            <w:proofErr w:type="spellEnd"/>
+            <w:r>
+              <w:rPr>
+                <w:rFonts w:ascii="Arial" w:hAnsi="Arial" w:cs="Arial"/>
+              </w:rPr>
+              <w:t xml:space="preserve"> – 1 hombre</w:t>
             </w:r>
           </w:p>
         </w:tc>
@@ -10633,8 +11909,16 @@
               <w:rPr>
                 <w:rFonts w:ascii="Arial" w:hAnsi="Arial" w:cs="Arial"/>
               </w:rPr>
-              <w:t xml:space="preserve"> hrs</w:t>
-            </w:r>
+              <w:t xml:space="preserve"> </w:t>
+            </w:r>
+            <w:proofErr w:type="spellStart"/>
+            <w:r>
+              <w:rPr>
+                <w:rFonts w:ascii="Arial" w:hAnsi="Arial" w:cs="Arial"/>
+              </w:rPr>
+              <w:t>hrs</w:t>
+            </w:r>
+            <w:proofErr w:type="spellEnd"/>
           </w:p>
         </w:tc>
       </w:tr>
@@ -10653,6 +11937,18 @@
                 <w:rFonts w:ascii="Arial" w:hAnsi="Arial" w:cs="Arial"/>
               </w:rPr>
             </w:pPr>
+            <w:r>
+              <w:rPr>
+                <w:rFonts w:ascii="Arial" w:hAnsi="Arial" w:cs="Arial"/>
+              </w:rPr>
+              <w:t>SRICA_036_00</w:t>
+            </w:r>
+            <w:r>
+              <w:rPr>
+                <w:rFonts w:ascii="Arial" w:hAnsi="Arial" w:cs="Arial"/>
+              </w:rPr>
+              <w:t>8</w:t>
+            </w:r>
           </w:p>
         </w:tc>
         <w:tc>
@@ -10810,7 +12106,21 @@
               <w:rPr>
                 <w:rFonts w:ascii="Arial" w:hAnsi="Arial" w:cs="Arial"/>
               </w:rPr>
-              <w:t xml:space="preserve"> hrs – 1 hombre</w:t>
+              <w:t xml:space="preserve"> </w:t>
+            </w:r>
+            <w:proofErr w:type="spellStart"/>
+            <w:r>
+              <w:rPr>
+                <w:rFonts w:ascii="Arial" w:hAnsi="Arial" w:cs="Arial"/>
+              </w:rPr>
+              <w:t>hrs</w:t>
+            </w:r>
+            <w:proofErr w:type="spellEnd"/>
+            <w:r>
+              <w:rPr>
+                <w:rFonts w:ascii="Arial" w:hAnsi="Arial" w:cs="Arial"/>
+              </w:rPr>
+              <w:t xml:space="preserve"> – 1 hombre</w:t>
             </w:r>
           </w:p>
         </w:tc>
@@ -10850,8 +12160,16 @@
               <w:rPr>
                 <w:rFonts w:ascii="Arial" w:hAnsi="Arial" w:cs="Arial"/>
               </w:rPr>
-              <w:t xml:space="preserve"> hrs</w:t>
-            </w:r>
+              <w:t xml:space="preserve"> </w:t>
+            </w:r>
+            <w:proofErr w:type="spellStart"/>
+            <w:r>
+              <w:rPr>
+                <w:rFonts w:ascii="Arial" w:hAnsi="Arial" w:cs="Arial"/>
+              </w:rPr>
+              <w:t>hrs</w:t>
+            </w:r>
+            <w:proofErr w:type="spellEnd"/>
           </w:p>
         </w:tc>
       </w:tr>
@@ -10871,6 +12189,18 @@
                 <w:rFonts w:ascii="Arial" w:hAnsi="Arial" w:cs="Arial"/>
               </w:rPr>
             </w:pPr>
+            <w:r>
+              <w:rPr>
+                <w:rFonts w:ascii="Arial" w:hAnsi="Arial" w:cs="Arial"/>
+              </w:rPr>
+              <w:t>SRICA_036_00</w:t>
+            </w:r>
+            <w:r>
+              <w:rPr>
+                <w:rFonts w:ascii="Arial" w:hAnsi="Arial" w:cs="Arial"/>
+              </w:rPr>
+              <w:t>9</w:t>
+            </w:r>
           </w:p>
         </w:tc>
         <w:tc>
@@ -11038,7 +12368,21 @@
               <w:rPr>
                 <w:rFonts w:ascii="Arial" w:hAnsi="Arial" w:cs="Arial"/>
               </w:rPr>
-              <w:t xml:space="preserve"> hrs -1 hombre</w:t>
+              <w:t xml:space="preserve"> </w:t>
+            </w:r>
+            <w:proofErr w:type="spellStart"/>
+            <w:r>
+              <w:rPr>
+                <w:rFonts w:ascii="Arial" w:hAnsi="Arial" w:cs="Arial"/>
+              </w:rPr>
+              <w:t>hrs</w:t>
+            </w:r>
+            <w:proofErr w:type="spellEnd"/>
+            <w:r>
+              <w:rPr>
+                <w:rFonts w:ascii="Arial" w:hAnsi="Arial" w:cs="Arial"/>
+              </w:rPr>
+              <w:t xml:space="preserve"> -1 hombre</w:t>
             </w:r>
           </w:p>
         </w:tc>
@@ -11066,8 +12410,16 @@
               <w:rPr>
                 <w:rFonts w:ascii="Arial" w:hAnsi="Arial" w:cs="Arial"/>
               </w:rPr>
-              <w:t xml:space="preserve"> hrs</w:t>
-            </w:r>
+              <w:t xml:space="preserve"> </w:t>
+            </w:r>
+            <w:proofErr w:type="spellStart"/>
+            <w:r>
+              <w:rPr>
+                <w:rFonts w:ascii="Arial" w:hAnsi="Arial" w:cs="Arial"/>
+              </w:rPr>
+              <w:t>hrs</w:t>
+            </w:r>
+            <w:proofErr w:type="spellEnd"/>
           </w:p>
         </w:tc>
       </w:tr>
@@ -11206,7 +12558,21 @@
               <w:rPr>
                 <w:rFonts w:ascii="Arial" w:hAnsi="Arial" w:cs="Arial"/>
               </w:rPr>
-              <w:t xml:space="preserve"> hrs -1 hombre</w:t>
+              <w:t xml:space="preserve"> </w:t>
+            </w:r>
+            <w:proofErr w:type="spellStart"/>
+            <w:r>
+              <w:rPr>
+                <w:rFonts w:ascii="Arial" w:hAnsi="Arial" w:cs="Arial"/>
+              </w:rPr>
+              <w:t>hrs</w:t>
+            </w:r>
+            <w:proofErr w:type="spellEnd"/>
+            <w:r>
+              <w:rPr>
+                <w:rFonts w:ascii="Arial" w:hAnsi="Arial" w:cs="Arial"/>
+              </w:rPr>
+              <w:t xml:space="preserve"> -1 hombre</w:t>
             </w:r>
           </w:p>
         </w:tc>
@@ -11234,8 +12600,16 @@
               <w:rPr>
                 <w:rFonts w:ascii="Arial" w:hAnsi="Arial" w:cs="Arial"/>
               </w:rPr>
-              <w:t xml:space="preserve"> hrs</w:t>
-            </w:r>
+              <w:t xml:space="preserve"> </w:t>
+            </w:r>
+            <w:proofErr w:type="spellStart"/>
+            <w:r>
+              <w:rPr>
+                <w:rFonts w:ascii="Arial" w:hAnsi="Arial" w:cs="Arial"/>
+              </w:rPr>
+              <w:t>hrs</w:t>
+            </w:r>
+            <w:proofErr w:type="spellEnd"/>
           </w:p>
         </w:tc>
       </w:tr>
@@ -11398,7 +12772,21 @@
               <w:rPr>
                 <w:rFonts w:ascii="Arial" w:hAnsi="Arial" w:cs="Arial"/>
               </w:rPr>
-              <w:t xml:space="preserve"> hrs -1 hombre</w:t>
+              <w:t xml:space="preserve"> </w:t>
+            </w:r>
+            <w:proofErr w:type="spellStart"/>
+            <w:r>
+              <w:rPr>
+                <w:rFonts w:ascii="Arial" w:hAnsi="Arial" w:cs="Arial"/>
+              </w:rPr>
+              <w:t>hrs</w:t>
+            </w:r>
+            <w:proofErr w:type="spellEnd"/>
+            <w:r>
+              <w:rPr>
+                <w:rFonts w:ascii="Arial" w:hAnsi="Arial" w:cs="Arial"/>
+              </w:rPr>
+              <w:t xml:space="preserve"> -1 hombre</w:t>
             </w:r>
           </w:p>
         </w:tc>
@@ -11426,8 +12814,16 @@
               <w:rPr>
                 <w:rFonts w:ascii="Arial" w:hAnsi="Arial" w:cs="Arial"/>
               </w:rPr>
-              <w:t xml:space="preserve"> hrs</w:t>
-            </w:r>
+              <w:t xml:space="preserve"> </w:t>
+            </w:r>
+            <w:proofErr w:type="spellStart"/>
+            <w:r>
+              <w:rPr>
+                <w:rFonts w:ascii="Arial" w:hAnsi="Arial" w:cs="Arial"/>
+              </w:rPr>
+              <w:t>hrs</w:t>
+            </w:r>
+            <w:proofErr w:type="spellEnd"/>
           </w:p>
         </w:tc>
       </w:tr>
@@ -11446,6 +12842,19 @@
                 <w:rFonts w:ascii="Arial" w:hAnsi="Arial" w:cs="Arial"/>
               </w:rPr>
             </w:pPr>
+            <w:r>
+              <w:rPr>
+                <w:rFonts w:ascii="Arial" w:hAnsi="Arial" w:cs="Arial"/>
+              </w:rPr>
+              <w:lastRenderedPageBreak/>
+              <w:t>SRICA_036_0</w:t>
+            </w:r>
+            <w:r>
+              <w:rPr>
+                <w:rFonts w:ascii="Arial" w:hAnsi="Arial" w:cs="Arial"/>
+              </w:rPr>
+              <w:t>10</w:t>
+            </w:r>
           </w:p>
         </w:tc>
         <w:tc>
@@ -11605,7 +13014,21 @@
               <w:rPr>
                 <w:rFonts w:ascii="Arial" w:hAnsi="Arial" w:cs="Arial"/>
               </w:rPr>
-              <w:t xml:space="preserve"> hrs - 1 hombre</w:t>
+              <w:t xml:space="preserve"> </w:t>
+            </w:r>
+            <w:proofErr w:type="spellStart"/>
+            <w:r>
+              <w:rPr>
+                <w:rFonts w:ascii="Arial" w:hAnsi="Arial" w:cs="Arial"/>
+              </w:rPr>
+              <w:t>hrs</w:t>
+            </w:r>
+            <w:proofErr w:type="spellEnd"/>
+            <w:r>
+              <w:rPr>
+                <w:rFonts w:ascii="Arial" w:hAnsi="Arial" w:cs="Arial"/>
+              </w:rPr>
+              <w:t xml:space="preserve"> - 1 hombre</w:t>
             </w:r>
           </w:p>
         </w:tc>
@@ -11633,8 +13056,16 @@
               <w:rPr>
                 <w:rFonts w:ascii="Arial" w:hAnsi="Arial" w:cs="Arial"/>
               </w:rPr>
-              <w:t xml:space="preserve"> hrs</w:t>
-            </w:r>
+              <w:t xml:space="preserve"> </w:t>
+            </w:r>
+            <w:proofErr w:type="spellStart"/>
+            <w:r>
+              <w:rPr>
+                <w:rFonts w:ascii="Arial" w:hAnsi="Arial" w:cs="Arial"/>
+              </w:rPr>
+              <w:t>hrs</w:t>
+            </w:r>
+            <w:proofErr w:type="spellEnd"/>
           </w:p>
         </w:tc>
       </w:tr>
@@ -11653,6 +13084,18 @@
                 <w:rFonts w:ascii="Arial" w:hAnsi="Arial" w:cs="Arial"/>
               </w:rPr>
             </w:pPr>
+            <w:r>
+              <w:rPr>
+                <w:rFonts w:ascii="Arial" w:hAnsi="Arial" w:cs="Arial"/>
+              </w:rPr>
+              <w:t>SRICA_036_0</w:t>
+            </w:r>
+            <w:r>
+              <w:rPr>
+                <w:rFonts w:ascii="Arial" w:hAnsi="Arial" w:cs="Arial"/>
+              </w:rPr>
+              <w:t>11</w:t>
+            </w:r>
           </w:p>
         </w:tc>
         <w:tc>
@@ -11812,7 +13255,21 @@
               <w:rPr>
                 <w:rFonts w:ascii="Arial" w:hAnsi="Arial" w:cs="Arial"/>
               </w:rPr>
-              <w:t xml:space="preserve"> hrs – 1 hombre</w:t>
+              <w:t xml:space="preserve"> </w:t>
+            </w:r>
+            <w:proofErr w:type="spellStart"/>
+            <w:r>
+              <w:rPr>
+                <w:rFonts w:ascii="Arial" w:hAnsi="Arial" w:cs="Arial"/>
+              </w:rPr>
+              <w:t>hrs</w:t>
+            </w:r>
+            <w:proofErr w:type="spellEnd"/>
+            <w:r>
+              <w:rPr>
+                <w:rFonts w:ascii="Arial" w:hAnsi="Arial" w:cs="Arial"/>
+              </w:rPr>
+              <w:t xml:space="preserve"> – 1 hombre</w:t>
             </w:r>
           </w:p>
         </w:tc>
@@ -11840,8 +13297,16 @@
               <w:rPr>
                 <w:rFonts w:ascii="Arial" w:hAnsi="Arial" w:cs="Arial"/>
               </w:rPr>
-              <w:t xml:space="preserve"> hrs</w:t>
-            </w:r>
+              <w:t xml:space="preserve"> </w:t>
+            </w:r>
+            <w:proofErr w:type="spellStart"/>
+            <w:r>
+              <w:rPr>
+                <w:rFonts w:ascii="Arial" w:hAnsi="Arial" w:cs="Arial"/>
+              </w:rPr>
+              <w:t>hrs</w:t>
+            </w:r>
+            <w:proofErr w:type="spellEnd"/>
           </w:p>
         </w:tc>
       </w:tr>
@@ -11860,6 +13325,18 @@
                 <w:rFonts w:ascii="Arial" w:hAnsi="Arial" w:cs="Arial"/>
               </w:rPr>
             </w:pPr>
+            <w:r>
+              <w:rPr>
+                <w:rFonts w:ascii="Arial" w:hAnsi="Arial" w:cs="Arial"/>
+              </w:rPr>
+              <w:t>SRICA_036_0</w:t>
+            </w:r>
+            <w:r>
+              <w:rPr>
+                <w:rFonts w:ascii="Arial" w:hAnsi="Arial" w:cs="Arial"/>
+              </w:rPr>
+              <w:t>12</w:t>
+            </w:r>
           </w:p>
         </w:tc>
         <w:tc>
@@ -11983,7 +13460,21 @@
               <w:rPr>
                 <w:rFonts w:ascii="Arial" w:hAnsi="Arial" w:cs="Arial"/>
               </w:rPr>
-              <w:t>12 hrs – 1 hombre</w:t>
+              <w:t xml:space="preserve">12 </w:t>
+            </w:r>
+            <w:proofErr w:type="spellStart"/>
+            <w:r>
+              <w:rPr>
+                <w:rFonts w:ascii="Arial" w:hAnsi="Arial" w:cs="Arial"/>
+              </w:rPr>
+              <w:t>hrs</w:t>
+            </w:r>
+            <w:proofErr w:type="spellEnd"/>
+            <w:r>
+              <w:rPr>
+                <w:rFonts w:ascii="Arial" w:hAnsi="Arial" w:cs="Arial"/>
+              </w:rPr>
+              <w:t xml:space="preserve"> – 1 hombre</w:t>
             </w:r>
           </w:p>
         </w:tc>
@@ -12005,8 +13496,16 @@
               <w:rPr>
                 <w:rFonts w:ascii="Arial" w:hAnsi="Arial" w:cs="Arial"/>
               </w:rPr>
-              <w:t>12 hrs</w:t>
-            </w:r>
+              <w:t xml:space="preserve">12 </w:t>
+            </w:r>
+            <w:proofErr w:type="spellStart"/>
+            <w:r>
+              <w:rPr>
+                <w:rFonts w:ascii="Arial" w:hAnsi="Arial" w:cs="Arial"/>
+              </w:rPr>
+              <w:t>hrs</w:t>
+            </w:r>
+            <w:proofErr w:type="spellEnd"/>
           </w:p>
         </w:tc>
       </w:tr>
@@ -12025,6 +13524,18 @@
                 <w:rFonts w:ascii="Arial" w:hAnsi="Arial" w:cs="Arial"/>
               </w:rPr>
             </w:pPr>
+            <w:r>
+              <w:rPr>
+                <w:rFonts w:ascii="Arial" w:hAnsi="Arial" w:cs="Arial"/>
+              </w:rPr>
+              <w:t>SRICA_036_0</w:t>
+            </w:r>
+            <w:r>
+              <w:rPr>
+                <w:rFonts w:ascii="Arial" w:hAnsi="Arial" w:cs="Arial"/>
+              </w:rPr>
+              <w:t>13</w:t>
+            </w:r>
           </w:p>
         </w:tc>
         <w:tc>
@@ -12148,7 +13659,21 @@
               <w:rPr>
                 <w:rFonts w:ascii="Arial" w:hAnsi="Arial" w:cs="Arial"/>
               </w:rPr>
-              <w:t>12 hrs – 1 hombre</w:t>
+              <w:t xml:space="preserve">12 </w:t>
+            </w:r>
+            <w:proofErr w:type="spellStart"/>
+            <w:r>
+              <w:rPr>
+                <w:rFonts w:ascii="Arial" w:hAnsi="Arial" w:cs="Arial"/>
+              </w:rPr>
+              <w:t>hrs</w:t>
+            </w:r>
+            <w:proofErr w:type="spellEnd"/>
+            <w:r>
+              <w:rPr>
+                <w:rFonts w:ascii="Arial" w:hAnsi="Arial" w:cs="Arial"/>
+              </w:rPr>
+              <w:t xml:space="preserve"> – 1 hombre</w:t>
             </w:r>
           </w:p>
         </w:tc>
@@ -12170,8 +13695,16 @@
               <w:rPr>
                 <w:rFonts w:ascii="Arial" w:hAnsi="Arial" w:cs="Arial"/>
               </w:rPr>
-              <w:t>12 hrs</w:t>
-            </w:r>
+              <w:t xml:space="preserve">12 </w:t>
+            </w:r>
+            <w:proofErr w:type="spellStart"/>
+            <w:r>
+              <w:rPr>
+                <w:rFonts w:ascii="Arial" w:hAnsi="Arial" w:cs="Arial"/>
+              </w:rPr>
+              <w:t>hrs</w:t>
+            </w:r>
+            <w:proofErr w:type="spellEnd"/>
           </w:p>
         </w:tc>
       </w:tr>
@@ -12191,6 +13724,19 @@
                 <w:rFonts w:ascii="Arial" w:hAnsi="Arial" w:cs="Arial"/>
               </w:rPr>
             </w:pPr>
+            <w:r>
+              <w:rPr>
+                <w:rFonts w:ascii="Arial" w:hAnsi="Arial" w:cs="Arial"/>
+              </w:rPr>
+              <w:lastRenderedPageBreak/>
+              <w:t>SRICA_036_0</w:t>
+            </w:r>
+            <w:r>
+              <w:rPr>
+                <w:rFonts w:ascii="Arial" w:hAnsi="Arial" w:cs="Arial"/>
+              </w:rPr>
+              <w:t>14</w:t>
+            </w:r>
           </w:p>
         </w:tc>
         <w:tc>
@@ -12340,7 +13886,21 @@
               <w:rPr>
                 <w:rFonts w:ascii="Arial" w:hAnsi="Arial" w:cs="Arial"/>
               </w:rPr>
-              <w:t xml:space="preserve"> hrs – 1 hombre</w:t>
+              <w:t xml:space="preserve"> </w:t>
+            </w:r>
+            <w:proofErr w:type="spellStart"/>
+            <w:r>
+              <w:rPr>
+                <w:rFonts w:ascii="Arial" w:hAnsi="Arial" w:cs="Arial"/>
+              </w:rPr>
+              <w:t>hrs</w:t>
+            </w:r>
+            <w:proofErr w:type="spellEnd"/>
+            <w:r>
+              <w:rPr>
+                <w:rFonts w:ascii="Arial" w:hAnsi="Arial" w:cs="Arial"/>
+              </w:rPr>
+              <w:t xml:space="preserve"> – 1 hombre</w:t>
             </w:r>
           </w:p>
         </w:tc>
@@ -12368,8 +13928,16 @@
               <w:rPr>
                 <w:rFonts w:ascii="Arial" w:hAnsi="Arial" w:cs="Arial"/>
               </w:rPr>
-              <w:t xml:space="preserve"> hrs</w:t>
-            </w:r>
+              <w:t xml:space="preserve"> </w:t>
+            </w:r>
+            <w:proofErr w:type="spellStart"/>
+            <w:r>
+              <w:rPr>
+                <w:rFonts w:ascii="Arial" w:hAnsi="Arial" w:cs="Arial"/>
+              </w:rPr>
+              <w:t>hrs</w:t>
+            </w:r>
+            <w:proofErr w:type="spellEnd"/>
           </w:p>
         </w:tc>
       </w:tr>
@@ -12544,7 +14112,21 @@
               <w:rPr>
                 <w:rFonts w:ascii="Arial" w:hAnsi="Arial" w:cs="Arial"/>
               </w:rPr>
-              <w:t xml:space="preserve"> hrs – 1 hombre</w:t>
+              <w:t xml:space="preserve"> </w:t>
+            </w:r>
+            <w:proofErr w:type="spellStart"/>
+            <w:r>
+              <w:rPr>
+                <w:rFonts w:ascii="Arial" w:hAnsi="Arial" w:cs="Arial"/>
+              </w:rPr>
+              <w:t>hrs</w:t>
+            </w:r>
+            <w:proofErr w:type="spellEnd"/>
+            <w:r>
+              <w:rPr>
+                <w:rFonts w:ascii="Arial" w:hAnsi="Arial" w:cs="Arial"/>
+              </w:rPr>
+              <w:t xml:space="preserve"> – 1 hombre</w:t>
             </w:r>
           </w:p>
         </w:tc>
@@ -12572,8 +14154,16 @@
               <w:rPr>
                 <w:rFonts w:ascii="Arial" w:hAnsi="Arial" w:cs="Arial"/>
               </w:rPr>
-              <w:t xml:space="preserve"> hrs</w:t>
-            </w:r>
+              <w:t xml:space="preserve"> </w:t>
+            </w:r>
+            <w:proofErr w:type="spellStart"/>
+            <w:r>
+              <w:rPr>
+                <w:rFonts w:ascii="Arial" w:hAnsi="Arial" w:cs="Arial"/>
+              </w:rPr>
+              <w:t>hrs</w:t>
+            </w:r>
+            <w:proofErr w:type="spellEnd"/>
           </w:p>
         </w:tc>
       </w:tr>
@@ -12592,6 +14182,18 @@
                 <w:rFonts w:ascii="Arial" w:hAnsi="Arial" w:cs="Arial"/>
               </w:rPr>
             </w:pPr>
+            <w:r>
+              <w:rPr>
+                <w:rFonts w:ascii="Arial" w:hAnsi="Arial" w:cs="Arial"/>
+              </w:rPr>
+              <w:t>SRICA_03</w:t>
+            </w:r>
+            <w:r>
+              <w:rPr>
+                <w:rFonts w:ascii="Arial" w:hAnsi="Arial" w:cs="Arial"/>
+              </w:rPr>
+              <w:t>7_001</w:t>
+            </w:r>
           </w:p>
         </w:tc>
         <w:tc>
@@ -12654,11 +14256,33 @@
               </w:rPr>
               <w:t xml:space="preserve">de </w:t>
             </w:r>
-            <w:r>
-              <w:rPr>
-                <w:rFonts w:ascii="Arial" w:hAnsi="Arial" w:cs="Arial"/>
-              </w:rPr>
-              <w:t>deep learning de detección y</w:t>
+            <w:proofErr w:type="spellStart"/>
+            <w:r>
+              <w:rPr>
+                <w:rFonts w:ascii="Arial" w:hAnsi="Arial" w:cs="Arial"/>
+              </w:rPr>
+              <w:t>deep</w:t>
+            </w:r>
+            <w:proofErr w:type="spellEnd"/>
+            <w:r>
+              <w:rPr>
+                <w:rFonts w:ascii="Arial" w:hAnsi="Arial" w:cs="Arial"/>
+              </w:rPr>
+              <w:t xml:space="preserve"> </w:t>
+            </w:r>
+            <w:proofErr w:type="spellStart"/>
+            <w:r>
+              <w:rPr>
+                <w:rFonts w:ascii="Arial" w:hAnsi="Arial" w:cs="Arial"/>
+              </w:rPr>
+              <w:t>learning</w:t>
+            </w:r>
+            <w:proofErr w:type="spellEnd"/>
+            <w:r>
+              <w:rPr>
+                <w:rFonts w:ascii="Arial" w:hAnsi="Arial" w:cs="Arial"/>
+              </w:rPr>
+              <w:t xml:space="preserve"> de detección y</w:t>
             </w:r>
             <w:r>
               <w:rPr>
@@ -12686,7 +14310,35 @@
               <w:rPr>
                 <w:rFonts w:ascii="Arial" w:hAnsi="Arial" w:cs="Arial"/>
               </w:rPr>
-              <w:t>Crear el modelo deep learning para la detección y segmentación de la imagen de iris.</w:t>
+              <w:t xml:space="preserve">Crear el modelo </w:t>
+            </w:r>
+            <w:proofErr w:type="spellStart"/>
+            <w:r>
+              <w:rPr>
+                <w:rFonts w:ascii="Arial" w:hAnsi="Arial" w:cs="Arial"/>
+              </w:rPr>
+              <w:t>deep</w:t>
+            </w:r>
+            <w:proofErr w:type="spellEnd"/>
+            <w:r>
+              <w:rPr>
+                <w:rFonts w:ascii="Arial" w:hAnsi="Arial" w:cs="Arial"/>
+              </w:rPr>
+              <w:t xml:space="preserve"> </w:t>
+            </w:r>
+            <w:proofErr w:type="spellStart"/>
+            <w:r>
+              <w:rPr>
+                <w:rFonts w:ascii="Arial" w:hAnsi="Arial" w:cs="Arial"/>
+              </w:rPr>
+              <w:t>learning</w:t>
+            </w:r>
+            <w:proofErr w:type="spellEnd"/>
+            <w:r>
+              <w:rPr>
+                <w:rFonts w:ascii="Arial" w:hAnsi="Arial" w:cs="Arial"/>
+              </w:rPr>
+              <w:t xml:space="preserve"> para la detección y segmentación de la imagen de iris.</w:t>
             </w:r>
           </w:p>
         </w:tc>
@@ -12757,7 +14409,21 @@
               <w:rPr>
                 <w:rFonts w:ascii="Arial" w:hAnsi="Arial" w:cs="Arial"/>
               </w:rPr>
-              <w:t xml:space="preserve"> hrs – 1 hombre</w:t>
+              <w:t xml:space="preserve"> </w:t>
+            </w:r>
+            <w:proofErr w:type="spellStart"/>
+            <w:r>
+              <w:rPr>
+                <w:rFonts w:ascii="Arial" w:hAnsi="Arial" w:cs="Arial"/>
+              </w:rPr>
+              <w:t>hrs</w:t>
+            </w:r>
+            <w:proofErr w:type="spellEnd"/>
+            <w:r>
+              <w:rPr>
+                <w:rFonts w:ascii="Arial" w:hAnsi="Arial" w:cs="Arial"/>
+              </w:rPr>
+              <w:t xml:space="preserve"> – 1 hombre</w:t>
             </w:r>
           </w:p>
         </w:tc>
@@ -12791,8 +14457,16 @@
               <w:rPr>
                 <w:rFonts w:ascii="Arial" w:hAnsi="Arial" w:cs="Arial"/>
               </w:rPr>
-              <w:t xml:space="preserve"> hrs</w:t>
-            </w:r>
+              <w:t xml:space="preserve"> </w:t>
+            </w:r>
+            <w:proofErr w:type="spellStart"/>
+            <w:r>
+              <w:rPr>
+                <w:rFonts w:ascii="Arial" w:hAnsi="Arial" w:cs="Arial"/>
+              </w:rPr>
+              <w:t>hrs</w:t>
+            </w:r>
+            <w:proofErr w:type="spellEnd"/>
           </w:p>
         </w:tc>
       </w:tr>
@@ -12811,6 +14485,19 @@
                 <w:rFonts w:ascii="Arial" w:hAnsi="Arial" w:cs="Arial"/>
               </w:rPr>
             </w:pPr>
+            <w:r>
+              <w:rPr>
+                <w:rFonts w:ascii="Arial" w:hAnsi="Arial" w:cs="Arial"/>
+              </w:rPr>
+              <w:lastRenderedPageBreak/>
+              <w:t>SRICA_03</w:t>
+            </w:r>
+            <w:r>
+              <w:rPr>
+                <w:rFonts w:ascii="Arial" w:hAnsi="Arial" w:cs="Arial"/>
+              </w:rPr>
+              <w:t>7_002</w:t>
+            </w:r>
           </w:p>
         </w:tc>
         <w:tc>
@@ -12853,7 +14540,35 @@
               <w:rPr>
                 <w:rFonts w:ascii="Arial" w:hAnsi="Arial" w:cs="Arial"/>
               </w:rPr>
-              <w:t>Modelo de deep learning de</w:t>
+              <w:t xml:space="preserve">Modelo de </w:t>
+            </w:r>
+            <w:proofErr w:type="spellStart"/>
+            <w:r>
+              <w:rPr>
+                <w:rFonts w:ascii="Arial" w:hAnsi="Arial" w:cs="Arial"/>
+              </w:rPr>
+              <w:t>deep</w:t>
+            </w:r>
+            <w:proofErr w:type="spellEnd"/>
+            <w:r>
+              <w:rPr>
+                <w:rFonts w:ascii="Arial" w:hAnsi="Arial" w:cs="Arial"/>
+              </w:rPr>
+              <w:t xml:space="preserve"> </w:t>
+            </w:r>
+            <w:proofErr w:type="spellStart"/>
+            <w:r>
+              <w:rPr>
+                <w:rFonts w:ascii="Arial" w:hAnsi="Arial" w:cs="Arial"/>
+              </w:rPr>
+              <w:t>learning</w:t>
+            </w:r>
+            <w:proofErr w:type="spellEnd"/>
+            <w:r>
+              <w:rPr>
+                <w:rFonts w:ascii="Arial" w:hAnsi="Arial" w:cs="Arial"/>
+              </w:rPr>
+              <w:t xml:space="preserve"> de</w:t>
             </w:r>
             <w:r>
               <w:rPr>
@@ -12893,14 +14608,42 @@
               <w:rPr>
                 <w:rFonts w:ascii="Arial" w:hAnsi="Arial" w:cs="Arial"/>
               </w:rPr>
-              <w:t>Crear el modelo de deep learning para el proceso de</w:t>
-            </w:r>
+              <w:t xml:space="preserve">Crear el modelo de </w:t>
+            </w:r>
+            <w:proofErr w:type="spellStart"/>
+            <w:r>
+              <w:rPr>
+                <w:rFonts w:ascii="Arial" w:hAnsi="Arial" w:cs="Arial"/>
+              </w:rPr>
+              <w:t>deep</w:t>
+            </w:r>
+            <w:proofErr w:type="spellEnd"/>
             <w:r>
               <w:rPr>
                 <w:rFonts w:ascii="Arial" w:hAnsi="Arial" w:cs="Arial"/>
               </w:rPr>
               <w:t xml:space="preserve"> </w:t>
             </w:r>
+            <w:proofErr w:type="spellStart"/>
+            <w:r>
+              <w:rPr>
+                <w:rFonts w:ascii="Arial" w:hAnsi="Arial" w:cs="Arial"/>
+              </w:rPr>
+              <w:t>learning</w:t>
+            </w:r>
+            <w:proofErr w:type="spellEnd"/>
+            <w:r>
+              <w:rPr>
+                <w:rFonts w:ascii="Arial" w:hAnsi="Arial" w:cs="Arial"/>
+              </w:rPr>
+              <w:t xml:space="preserve"> para el proceso de</w:t>
+            </w:r>
+            <w:r>
+              <w:rPr>
+                <w:rFonts w:ascii="Arial" w:hAnsi="Arial" w:cs="Arial"/>
+              </w:rPr>
+              <w:t xml:space="preserve"> </w:t>
+            </w:r>
             <w:r>
               <w:rPr>
                 <w:rFonts w:ascii="Arial" w:hAnsi="Arial" w:cs="Arial"/>
@@ -12982,7 +14725,21 @@
               <w:rPr>
                 <w:rFonts w:ascii="Arial" w:hAnsi="Arial" w:cs="Arial"/>
               </w:rPr>
-              <w:t xml:space="preserve"> hrs – 1 hombre</w:t>
+              <w:t xml:space="preserve"> </w:t>
+            </w:r>
+            <w:proofErr w:type="spellStart"/>
+            <w:r>
+              <w:rPr>
+                <w:rFonts w:ascii="Arial" w:hAnsi="Arial" w:cs="Arial"/>
+              </w:rPr>
+              <w:t>hrs</w:t>
+            </w:r>
+            <w:proofErr w:type="spellEnd"/>
+            <w:r>
+              <w:rPr>
+                <w:rFonts w:ascii="Arial" w:hAnsi="Arial" w:cs="Arial"/>
+              </w:rPr>
+              <w:t xml:space="preserve"> – 1 hombre</w:t>
             </w:r>
           </w:p>
         </w:tc>
@@ -13016,8 +14773,16 @@
               <w:rPr>
                 <w:rFonts w:ascii="Arial" w:hAnsi="Arial" w:cs="Arial"/>
               </w:rPr>
-              <w:t xml:space="preserve"> hrs</w:t>
-            </w:r>
+              <w:t xml:space="preserve"> </w:t>
+            </w:r>
+            <w:proofErr w:type="spellStart"/>
+            <w:r>
+              <w:rPr>
+                <w:rFonts w:ascii="Arial" w:hAnsi="Arial" w:cs="Arial"/>
+              </w:rPr>
+              <w:t>hrs</w:t>
+            </w:r>
+            <w:proofErr w:type="spellEnd"/>
           </w:p>
         </w:tc>
       </w:tr>
@@ -13037,6 +14802,18 @@
                 <w:rFonts w:ascii="Arial" w:hAnsi="Arial" w:cs="Arial"/>
               </w:rPr>
             </w:pPr>
+            <w:r>
+              <w:rPr>
+                <w:rFonts w:ascii="Arial" w:hAnsi="Arial" w:cs="Arial"/>
+              </w:rPr>
+              <w:t>SRICA_03</w:t>
+            </w:r>
+            <w:r>
+              <w:rPr>
+                <w:rFonts w:ascii="Arial" w:hAnsi="Arial" w:cs="Arial"/>
+              </w:rPr>
+              <w:t>8_000</w:t>
+            </w:r>
           </w:p>
         </w:tc>
         <w:tc>
@@ -13174,7 +14951,21 @@
               <w:rPr>
                 <w:rFonts w:ascii="Arial" w:hAnsi="Arial" w:cs="Arial"/>
               </w:rPr>
-              <w:t xml:space="preserve"> hrs – 1 hombre</w:t>
+              <w:t xml:space="preserve"> </w:t>
+            </w:r>
+            <w:proofErr w:type="spellStart"/>
+            <w:r>
+              <w:rPr>
+                <w:rFonts w:ascii="Arial" w:hAnsi="Arial" w:cs="Arial"/>
+              </w:rPr>
+              <w:t>hrs</w:t>
+            </w:r>
+            <w:proofErr w:type="spellEnd"/>
+            <w:r>
+              <w:rPr>
+                <w:rFonts w:ascii="Arial" w:hAnsi="Arial" w:cs="Arial"/>
+              </w:rPr>
+              <w:t xml:space="preserve"> – 1 hombre</w:t>
             </w:r>
           </w:p>
         </w:tc>
@@ -13202,8 +14993,16 @@
               <w:rPr>
                 <w:rFonts w:ascii="Arial" w:hAnsi="Arial" w:cs="Arial"/>
               </w:rPr>
-              <w:t xml:space="preserve"> hrs</w:t>
-            </w:r>
+              <w:t xml:space="preserve"> </w:t>
+            </w:r>
+            <w:proofErr w:type="spellStart"/>
+            <w:r>
+              <w:rPr>
+                <w:rFonts w:ascii="Arial" w:hAnsi="Arial" w:cs="Arial"/>
+              </w:rPr>
+              <w:t>hrs</w:t>
+            </w:r>
+            <w:proofErr w:type="spellEnd"/>
           </w:p>
         </w:tc>
       </w:tr>
@@ -13342,7 +15141,21 @@
               <w:rPr>
                 <w:rFonts w:ascii="Arial" w:hAnsi="Arial" w:cs="Arial"/>
               </w:rPr>
-              <w:t xml:space="preserve"> hrs – 1 hombre</w:t>
+              <w:t xml:space="preserve"> </w:t>
+            </w:r>
+            <w:proofErr w:type="spellStart"/>
+            <w:r>
+              <w:rPr>
+                <w:rFonts w:ascii="Arial" w:hAnsi="Arial" w:cs="Arial"/>
+              </w:rPr>
+              <w:t>hrs</w:t>
+            </w:r>
+            <w:proofErr w:type="spellEnd"/>
+            <w:r>
+              <w:rPr>
+                <w:rFonts w:ascii="Arial" w:hAnsi="Arial" w:cs="Arial"/>
+              </w:rPr>
+              <w:t xml:space="preserve"> – 1 hombre</w:t>
             </w:r>
           </w:p>
         </w:tc>
@@ -13370,8 +15183,16 @@
               <w:rPr>
                 <w:rFonts w:ascii="Arial" w:hAnsi="Arial" w:cs="Arial"/>
               </w:rPr>
-              <w:t xml:space="preserve"> hrs</w:t>
-            </w:r>
+              <w:t xml:space="preserve"> </w:t>
+            </w:r>
+            <w:proofErr w:type="spellStart"/>
+            <w:r>
+              <w:rPr>
+                <w:rFonts w:ascii="Arial" w:hAnsi="Arial" w:cs="Arial"/>
+              </w:rPr>
+              <w:t>hrs</w:t>
+            </w:r>
+            <w:proofErr w:type="spellEnd"/>
           </w:p>
         </w:tc>
       </w:tr>
@@ -13396,6 +15217,24 @@
               </w:rPr>
               <w:t>SRICA_</w:t>
             </w:r>
+            <w:r>
+              <w:rPr>
+                <w:rFonts w:ascii="Arial" w:hAnsi="Arial" w:cs="Arial"/>
+              </w:rPr>
+              <w:t>03</w:t>
+            </w:r>
+            <w:r>
+              <w:rPr>
+                <w:rFonts w:ascii="Arial" w:hAnsi="Arial" w:cs="Arial"/>
+              </w:rPr>
+              <w:t>9</w:t>
+            </w:r>
+            <w:r>
+              <w:rPr>
+                <w:rFonts w:ascii="Arial" w:hAnsi="Arial" w:cs="Arial"/>
+              </w:rPr>
+              <w:t>_000</w:t>
+            </w:r>
           </w:p>
         </w:tc>
         <w:tc>
@@ -13527,7 +15366,21 @@
                 <w:rFonts w:ascii="Arial" w:hAnsi="Arial" w:cs="Arial"/>
               </w:rPr>
               <w:lastRenderedPageBreak/>
-              <w:t>2 hrs -1 hombre</w:t>
+              <w:t xml:space="preserve">2 </w:t>
+            </w:r>
+            <w:proofErr w:type="spellStart"/>
+            <w:r>
+              <w:rPr>
+                <w:rFonts w:ascii="Arial" w:hAnsi="Arial" w:cs="Arial"/>
+              </w:rPr>
+              <w:t>hrs</w:t>
+            </w:r>
+            <w:proofErr w:type="spellEnd"/>
+            <w:r>
+              <w:rPr>
+                <w:rFonts w:ascii="Arial" w:hAnsi="Arial" w:cs="Arial"/>
+              </w:rPr>
+              <w:t xml:space="preserve"> -1 hombre</w:t>
             </w:r>
           </w:p>
         </w:tc>
@@ -13549,8 +15402,16 @@
               <w:rPr>
                 <w:rFonts w:ascii="Arial" w:hAnsi="Arial" w:cs="Arial"/>
               </w:rPr>
-              <w:t>2 hrs</w:t>
-            </w:r>
+              <w:t xml:space="preserve">2 </w:t>
+            </w:r>
+            <w:proofErr w:type="spellStart"/>
+            <w:r>
+              <w:rPr>
+                <w:rFonts w:ascii="Arial" w:hAnsi="Arial" w:cs="Arial"/>
+              </w:rPr>
+              <w:t>hrs</w:t>
+            </w:r>
+            <w:proofErr w:type="spellEnd"/>
           </w:p>
         </w:tc>
       </w:tr>
@@ -13576,6 +15437,24 @@
               </w:rPr>
               <w:t>SRICA_</w:t>
             </w:r>
+            <w:r>
+              <w:rPr>
+                <w:rFonts w:ascii="Arial" w:hAnsi="Arial" w:cs="Arial"/>
+              </w:rPr>
+              <w:t>0</w:t>
+            </w:r>
+            <w:r>
+              <w:rPr>
+                <w:rFonts w:ascii="Arial" w:hAnsi="Arial" w:cs="Arial"/>
+              </w:rPr>
+              <w:t>40</w:t>
+            </w:r>
+            <w:r>
+              <w:rPr>
+                <w:rFonts w:ascii="Arial" w:hAnsi="Arial" w:cs="Arial"/>
+              </w:rPr>
+              <w:t>_000</w:t>
+            </w:r>
           </w:p>
         </w:tc>
         <w:tc>
@@ -13719,7 +15598,21 @@
               <w:rPr>
                 <w:rFonts w:ascii="Arial" w:hAnsi="Arial" w:cs="Arial"/>
               </w:rPr>
-              <w:t>4 hrs – 1 hombre</w:t>
+              <w:t xml:space="preserve">4 </w:t>
+            </w:r>
+            <w:proofErr w:type="spellStart"/>
+            <w:r>
+              <w:rPr>
+                <w:rFonts w:ascii="Arial" w:hAnsi="Arial" w:cs="Arial"/>
+              </w:rPr>
+              <w:t>hrs</w:t>
+            </w:r>
+            <w:proofErr w:type="spellEnd"/>
+            <w:r>
+              <w:rPr>
+                <w:rFonts w:ascii="Arial" w:hAnsi="Arial" w:cs="Arial"/>
+              </w:rPr>
+              <w:t xml:space="preserve"> – 1 hombre</w:t>
             </w:r>
           </w:p>
         </w:tc>
@@ -13741,8 +15634,16 @@
               <w:rPr>
                 <w:rFonts w:ascii="Arial" w:hAnsi="Arial" w:cs="Arial"/>
               </w:rPr>
-              <w:t>4 hrs</w:t>
-            </w:r>
+              <w:t xml:space="preserve">4 </w:t>
+            </w:r>
+            <w:proofErr w:type="spellStart"/>
+            <w:r>
+              <w:rPr>
+                <w:rFonts w:ascii="Arial" w:hAnsi="Arial" w:cs="Arial"/>
+              </w:rPr>
+              <w:t>hrs</w:t>
+            </w:r>
+            <w:proofErr w:type="spellEnd"/>
           </w:p>
         </w:tc>
       </w:tr>
@@ -13881,7 +15782,21 @@
               <w:rPr>
                 <w:rFonts w:ascii="Arial" w:hAnsi="Arial" w:cs="Arial"/>
               </w:rPr>
-              <w:t xml:space="preserve"> hrs – 1 hombre</w:t>
+              <w:t xml:space="preserve"> </w:t>
+            </w:r>
+            <w:proofErr w:type="spellStart"/>
+            <w:r>
+              <w:rPr>
+                <w:rFonts w:ascii="Arial" w:hAnsi="Arial" w:cs="Arial"/>
+              </w:rPr>
+              <w:t>hrs</w:t>
+            </w:r>
+            <w:proofErr w:type="spellEnd"/>
+            <w:r>
+              <w:rPr>
+                <w:rFonts w:ascii="Arial" w:hAnsi="Arial" w:cs="Arial"/>
+              </w:rPr>
+              <w:t xml:space="preserve"> – 1 hombre</w:t>
             </w:r>
           </w:p>
         </w:tc>
@@ -13909,8 +15824,16 @@
               <w:rPr>
                 <w:rFonts w:ascii="Arial" w:hAnsi="Arial" w:cs="Arial"/>
               </w:rPr>
-              <w:t xml:space="preserve"> hrs</w:t>
-            </w:r>
+              <w:t xml:space="preserve"> </w:t>
+            </w:r>
+            <w:proofErr w:type="spellStart"/>
+            <w:r>
+              <w:rPr>
+                <w:rFonts w:ascii="Arial" w:hAnsi="Arial" w:cs="Arial"/>
+              </w:rPr>
+              <w:t>hrs</w:t>
+            </w:r>
+            <w:proofErr w:type="spellEnd"/>
           </w:p>
         </w:tc>
       </w:tr>
@@ -13936,6 +15859,24 @@
               </w:rPr>
               <w:t>SRICA_</w:t>
             </w:r>
+            <w:r>
+              <w:rPr>
+                <w:rFonts w:ascii="Arial" w:hAnsi="Arial" w:cs="Arial"/>
+              </w:rPr>
+              <w:t>0</w:t>
+            </w:r>
+            <w:r>
+              <w:rPr>
+                <w:rFonts w:ascii="Arial" w:hAnsi="Arial" w:cs="Arial"/>
+              </w:rPr>
+              <w:t>41</w:t>
+            </w:r>
+            <w:r>
+              <w:rPr>
+                <w:rFonts w:ascii="Arial" w:hAnsi="Arial" w:cs="Arial"/>
+              </w:rPr>
+              <w:t>_000</w:t>
+            </w:r>
           </w:p>
         </w:tc>
         <w:tc>
@@ -14079,7 +16020,21 @@
               <w:rPr>
                 <w:rFonts w:ascii="Arial" w:hAnsi="Arial" w:cs="Arial"/>
               </w:rPr>
-              <w:t>4 hrs – 1 hombre</w:t>
+              <w:t xml:space="preserve">4 </w:t>
+            </w:r>
+            <w:proofErr w:type="spellStart"/>
+            <w:r>
+              <w:rPr>
+                <w:rFonts w:ascii="Arial" w:hAnsi="Arial" w:cs="Arial"/>
+              </w:rPr>
+              <w:t>hrs</w:t>
+            </w:r>
+            <w:proofErr w:type="spellEnd"/>
+            <w:r>
+              <w:rPr>
+                <w:rFonts w:ascii="Arial" w:hAnsi="Arial" w:cs="Arial"/>
+              </w:rPr>
+              <w:t xml:space="preserve"> – 1 hombre</w:t>
             </w:r>
           </w:p>
         </w:tc>
@@ -14101,8 +16056,16 @@
               <w:rPr>
                 <w:rFonts w:ascii="Arial" w:hAnsi="Arial" w:cs="Arial"/>
               </w:rPr>
-              <w:t>4 hrs</w:t>
-            </w:r>
+              <w:t xml:space="preserve">4 </w:t>
+            </w:r>
+            <w:proofErr w:type="spellStart"/>
+            <w:r>
+              <w:rPr>
+                <w:rFonts w:ascii="Arial" w:hAnsi="Arial" w:cs="Arial"/>
+              </w:rPr>
+              <w:t>hrs</w:t>
+            </w:r>
+            <w:proofErr w:type="spellEnd"/>
           </w:p>
         </w:tc>
       </w:tr>
@@ -14247,7 +16210,21 @@
               <w:rPr>
                 <w:rFonts w:ascii="Arial" w:hAnsi="Arial" w:cs="Arial"/>
               </w:rPr>
-              <w:t xml:space="preserve"> hrs – 1 hombre</w:t>
+              <w:t xml:space="preserve"> </w:t>
+            </w:r>
+            <w:proofErr w:type="spellStart"/>
+            <w:r>
+              <w:rPr>
+                <w:rFonts w:ascii="Arial" w:hAnsi="Arial" w:cs="Arial"/>
+              </w:rPr>
+              <w:t>hrs</w:t>
+            </w:r>
+            <w:proofErr w:type="spellEnd"/>
+            <w:r>
+              <w:rPr>
+                <w:rFonts w:ascii="Arial" w:hAnsi="Arial" w:cs="Arial"/>
+              </w:rPr>
+              <w:t xml:space="preserve"> – 1 hombre</w:t>
             </w:r>
           </w:p>
         </w:tc>
@@ -14281,8 +16258,16 @@
               <w:rPr>
                 <w:rFonts w:ascii="Arial" w:hAnsi="Arial" w:cs="Arial"/>
               </w:rPr>
-              <w:t xml:space="preserve"> hrs</w:t>
-            </w:r>
+              <w:t xml:space="preserve"> </w:t>
+            </w:r>
+            <w:proofErr w:type="spellStart"/>
+            <w:r>
+              <w:rPr>
+                <w:rFonts w:ascii="Arial" w:hAnsi="Arial" w:cs="Arial"/>
+              </w:rPr>
+              <w:t>hrs</w:t>
+            </w:r>
+            <w:proofErr w:type="spellEnd"/>
           </w:p>
         </w:tc>
       </w:tr>
@@ -14427,7 +16412,21 @@
               <w:rPr>
                 <w:rFonts w:ascii="Arial" w:hAnsi="Arial" w:cs="Arial"/>
               </w:rPr>
-              <w:t xml:space="preserve"> hrs – 1 hombre</w:t>
+              <w:t xml:space="preserve"> </w:t>
+            </w:r>
+            <w:proofErr w:type="spellStart"/>
+            <w:r>
+              <w:rPr>
+                <w:rFonts w:ascii="Arial" w:hAnsi="Arial" w:cs="Arial"/>
+              </w:rPr>
+              <w:t>hrs</w:t>
+            </w:r>
+            <w:proofErr w:type="spellEnd"/>
+            <w:r>
+              <w:rPr>
+                <w:rFonts w:ascii="Arial" w:hAnsi="Arial" w:cs="Arial"/>
+              </w:rPr>
+              <w:t xml:space="preserve"> – 1 hombre</w:t>
             </w:r>
           </w:p>
         </w:tc>
@@ -14461,8 +16460,16 @@
               <w:rPr>
                 <w:rFonts w:ascii="Arial" w:hAnsi="Arial" w:cs="Arial"/>
               </w:rPr>
-              <w:t xml:space="preserve"> hrs</w:t>
-            </w:r>
+              <w:t xml:space="preserve"> </w:t>
+            </w:r>
+            <w:proofErr w:type="spellStart"/>
+            <w:r>
+              <w:rPr>
+                <w:rFonts w:ascii="Arial" w:hAnsi="Arial" w:cs="Arial"/>
+              </w:rPr>
+              <w:t>hrs</w:t>
+            </w:r>
+            <w:proofErr w:type="spellEnd"/>
           </w:p>
         </w:tc>
       </w:tr>
@@ -14487,6 +16494,24 @@
               </w:rPr>
               <w:t>SRICA_</w:t>
             </w:r>
+            <w:r>
+              <w:rPr>
+                <w:rFonts w:ascii="Arial" w:hAnsi="Arial" w:cs="Arial"/>
+              </w:rPr>
+              <w:t>0</w:t>
+            </w:r>
+            <w:r>
+              <w:rPr>
+                <w:rFonts w:ascii="Arial" w:hAnsi="Arial" w:cs="Arial"/>
+              </w:rPr>
+              <w:t>42</w:t>
+            </w:r>
+            <w:r>
+              <w:rPr>
+                <w:rFonts w:ascii="Arial" w:hAnsi="Arial" w:cs="Arial"/>
+              </w:rPr>
+              <w:t>_000</w:t>
+            </w:r>
           </w:p>
         </w:tc>
         <w:tc>
@@ -14628,7 +16653,21 @@
               <w:rPr>
                 <w:rFonts w:ascii="Arial" w:hAnsi="Arial" w:cs="Arial"/>
               </w:rPr>
-              <w:t>2 hrs -1 hombre</w:t>
+              <w:t xml:space="preserve">2 </w:t>
+            </w:r>
+            <w:proofErr w:type="spellStart"/>
+            <w:r>
+              <w:rPr>
+                <w:rFonts w:ascii="Arial" w:hAnsi="Arial" w:cs="Arial"/>
+              </w:rPr>
+              <w:t>hrs</w:t>
+            </w:r>
+            <w:proofErr w:type="spellEnd"/>
+            <w:r>
+              <w:rPr>
+                <w:rFonts w:ascii="Arial" w:hAnsi="Arial" w:cs="Arial"/>
+              </w:rPr>
+              <w:t xml:space="preserve"> -1 hombre</w:t>
             </w:r>
           </w:p>
         </w:tc>
@@ -14650,8 +16689,16 @@
               <w:rPr>
                 <w:rFonts w:ascii="Arial" w:hAnsi="Arial" w:cs="Arial"/>
               </w:rPr>
-              <w:t>2 hrs</w:t>
-            </w:r>
+              <w:t xml:space="preserve">2 </w:t>
+            </w:r>
+            <w:proofErr w:type="spellStart"/>
+            <w:r>
+              <w:rPr>
+                <w:rFonts w:ascii="Arial" w:hAnsi="Arial" w:cs="Arial"/>
+              </w:rPr>
+              <w:t>hrs</w:t>
+            </w:r>
+            <w:proofErr w:type="spellEnd"/>
           </w:p>
         </w:tc>
       </w:tr>
@@ -14676,6 +16723,24 @@
               </w:rPr>
               <w:t>SRICA_</w:t>
             </w:r>
+            <w:r>
+              <w:rPr>
+                <w:rFonts w:ascii="Arial" w:hAnsi="Arial" w:cs="Arial"/>
+              </w:rPr>
+              <w:t>0</w:t>
+            </w:r>
+            <w:r>
+              <w:rPr>
+                <w:rFonts w:ascii="Arial" w:hAnsi="Arial" w:cs="Arial"/>
+              </w:rPr>
+              <w:t>43</w:t>
+            </w:r>
+            <w:r>
+              <w:rPr>
+                <w:rFonts w:ascii="Arial" w:hAnsi="Arial" w:cs="Arial"/>
+              </w:rPr>
+              <w:t>_000</w:t>
+            </w:r>
           </w:p>
         </w:tc>
         <w:tc>
@@ -14805,7 +16870,21 @@
               <w:rPr>
                 <w:rFonts w:ascii="Arial" w:hAnsi="Arial" w:cs="Arial"/>
               </w:rPr>
-              <w:t xml:space="preserve"> hrs – 1 hombre</w:t>
+              <w:t xml:space="preserve"> </w:t>
+            </w:r>
+            <w:proofErr w:type="spellStart"/>
+            <w:r>
+              <w:rPr>
+                <w:rFonts w:ascii="Arial" w:hAnsi="Arial" w:cs="Arial"/>
+              </w:rPr>
+              <w:t>hrs</w:t>
+            </w:r>
+            <w:proofErr w:type="spellEnd"/>
+            <w:r>
+              <w:rPr>
+                <w:rFonts w:ascii="Arial" w:hAnsi="Arial" w:cs="Arial"/>
+              </w:rPr>
+              <w:t xml:space="preserve"> – 1 hombre</w:t>
             </w:r>
           </w:p>
         </w:tc>
@@ -14834,8 +16913,16 @@
               <w:rPr>
                 <w:rFonts w:ascii="Arial" w:hAnsi="Arial" w:cs="Arial"/>
               </w:rPr>
-              <w:t xml:space="preserve"> hrs</w:t>
-            </w:r>
+              <w:t xml:space="preserve"> </w:t>
+            </w:r>
+            <w:proofErr w:type="spellStart"/>
+            <w:r>
+              <w:rPr>
+                <w:rFonts w:ascii="Arial" w:hAnsi="Arial" w:cs="Arial"/>
+              </w:rPr>
+              <w:t>hrs</w:t>
+            </w:r>
+            <w:proofErr w:type="spellEnd"/>
           </w:p>
         </w:tc>
       </w:tr>
@@ -14861,6 +16948,24 @@
               <w:lastRenderedPageBreak/>
               <w:t>SRICA_</w:t>
             </w:r>
+            <w:r>
+              <w:rPr>
+                <w:rFonts w:ascii="Arial" w:hAnsi="Arial" w:cs="Arial"/>
+              </w:rPr>
+              <w:t>04</w:t>
+            </w:r>
+            <w:r>
+              <w:rPr>
+                <w:rFonts w:ascii="Arial" w:hAnsi="Arial" w:cs="Arial"/>
+              </w:rPr>
+              <w:t>4</w:t>
+            </w:r>
+            <w:r>
+              <w:rPr>
+                <w:rFonts w:ascii="Arial" w:hAnsi="Arial" w:cs="Arial"/>
+              </w:rPr>
+              <w:t>_000</w:t>
+            </w:r>
           </w:p>
         </w:tc>
         <w:tc>
@@ -14990,7 +17095,21 @@
               <w:rPr>
                 <w:rFonts w:ascii="Arial" w:hAnsi="Arial" w:cs="Arial"/>
               </w:rPr>
-              <w:t xml:space="preserve"> hrs – 1 hombre</w:t>
+              <w:t xml:space="preserve"> </w:t>
+            </w:r>
+            <w:proofErr w:type="spellStart"/>
+            <w:r>
+              <w:rPr>
+                <w:rFonts w:ascii="Arial" w:hAnsi="Arial" w:cs="Arial"/>
+              </w:rPr>
+              <w:t>hrs</w:t>
+            </w:r>
+            <w:proofErr w:type="spellEnd"/>
+            <w:r>
+              <w:rPr>
+                <w:rFonts w:ascii="Arial" w:hAnsi="Arial" w:cs="Arial"/>
+              </w:rPr>
+              <w:t xml:space="preserve"> – 1 hombre</w:t>
             </w:r>
           </w:p>
         </w:tc>
@@ -15018,8 +17137,16 @@
               <w:rPr>
                 <w:rFonts w:ascii="Arial" w:hAnsi="Arial" w:cs="Arial"/>
               </w:rPr>
-              <w:t xml:space="preserve"> hrs</w:t>
-            </w:r>
+              <w:t xml:space="preserve"> </w:t>
+            </w:r>
+            <w:proofErr w:type="spellStart"/>
+            <w:r>
+              <w:rPr>
+                <w:rFonts w:ascii="Arial" w:hAnsi="Arial" w:cs="Arial"/>
+              </w:rPr>
+              <w:t>hrs</w:t>
+            </w:r>
+            <w:proofErr w:type="spellEnd"/>
           </w:p>
         </w:tc>
       </w:tr>
@@ -15045,6 +17172,24 @@
               </w:rPr>
               <w:t>SRICA_</w:t>
             </w:r>
+            <w:r>
+              <w:rPr>
+                <w:rFonts w:ascii="Arial" w:hAnsi="Arial" w:cs="Arial"/>
+              </w:rPr>
+              <w:t>04</w:t>
+            </w:r>
+            <w:r>
+              <w:rPr>
+                <w:rFonts w:ascii="Arial" w:hAnsi="Arial" w:cs="Arial"/>
+              </w:rPr>
+              <w:t>5</w:t>
+            </w:r>
+            <w:r>
+              <w:rPr>
+                <w:rFonts w:ascii="Arial" w:hAnsi="Arial" w:cs="Arial"/>
+              </w:rPr>
+              <w:t>_000</w:t>
+            </w:r>
           </w:p>
         </w:tc>
         <w:tc>
@@ -15170,7 +17315,21 @@
               <w:rPr>
                 <w:rFonts w:ascii="Arial" w:hAnsi="Arial" w:cs="Arial"/>
               </w:rPr>
-              <w:t>2 hrs -1 hombre</w:t>
+              <w:t xml:space="preserve">2 </w:t>
+            </w:r>
+            <w:proofErr w:type="spellStart"/>
+            <w:r>
+              <w:rPr>
+                <w:rFonts w:ascii="Arial" w:hAnsi="Arial" w:cs="Arial"/>
+              </w:rPr>
+              <w:t>hrs</w:t>
+            </w:r>
+            <w:proofErr w:type="spellEnd"/>
+            <w:r>
+              <w:rPr>
+                <w:rFonts w:ascii="Arial" w:hAnsi="Arial" w:cs="Arial"/>
+              </w:rPr>
+              <w:t xml:space="preserve"> -1 hombre</w:t>
             </w:r>
           </w:p>
         </w:tc>
@@ -15192,8 +17351,16 @@
               <w:rPr>
                 <w:rFonts w:ascii="Arial" w:hAnsi="Arial" w:cs="Arial"/>
               </w:rPr>
-              <w:t>2 hrs</w:t>
-            </w:r>
+              <w:t xml:space="preserve">2 </w:t>
+            </w:r>
+            <w:proofErr w:type="spellStart"/>
+            <w:r>
+              <w:rPr>
+                <w:rFonts w:ascii="Arial" w:hAnsi="Arial" w:cs="Arial"/>
+              </w:rPr>
+              <w:t>hrs</w:t>
+            </w:r>
+            <w:proofErr w:type="spellEnd"/>
           </w:p>
         </w:tc>
       </w:tr>
@@ -15338,7 +17505,21 @@
               <w:rPr>
                 <w:rFonts w:ascii="Arial" w:hAnsi="Arial" w:cs="Arial"/>
               </w:rPr>
-              <w:t xml:space="preserve"> hrs – 1 hombre</w:t>
+              <w:t xml:space="preserve"> </w:t>
+            </w:r>
+            <w:proofErr w:type="spellStart"/>
+            <w:r>
+              <w:rPr>
+                <w:rFonts w:ascii="Arial" w:hAnsi="Arial" w:cs="Arial"/>
+              </w:rPr>
+              <w:t>hrs</w:t>
+            </w:r>
+            <w:proofErr w:type="spellEnd"/>
+            <w:r>
+              <w:rPr>
+                <w:rFonts w:ascii="Arial" w:hAnsi="Arial" w:cs="Arial"/>
+              </w:rPr>
+              <w:t xml:space="preserve"> – 1 hombre</w:t>
             </w:r>
           </w:p>
         </w:tc>
@@ -15372,8 +17553,16 @@
               <w:rPr>
                 <w:rFonts w:ascii="Arial" w:hAnsi="Arial" w:cs="Arial"/>
               </w:rPr>
-              <w:t xml:space="preserve"> hrs</w:t>
-            </w:r>
+              <w:t xml:space="preserve"> </w:t>
+            </w:r>
+            <w:proofErr w:type="spellStart"/>
+            <w:r>
+              <w:rPr>
+                <w:rFonts w:ascii="Arial" w:hAnsi="Arial" w:cs="Arial"/>
+              </w:rPr>
+              <w:t>hrs</w:t>
+            </w:r>
+            <w:proofErr w:type="spellEnd"/>
           </w:p>
         </w:tc>
       </w:tr>
@@ -15398,6 +17587,24 @@
               </w:rPr>
               <w:t>SRICA_</w:t>
             </w:r>
+            <w:r>
+              <w:rPr>
+                <w:rFonts w:ascii="Arial" w:hAnsi="Arial" w:cs="Arial"/>
+              </w:rPr>
+              <w:t>04</w:t>
+            </w:r>
+            <w:r>
+              <w:rPr>
+                <w:rFonts w:ascii="Arial" w:hAnsi="Arial" w:cs="Arial"/>
+              </w:rPr>
+              <w:t>6</w:t>
+            </w:r>
+            <w:r>
+              <w:rPr>
+                <w:rFonts w:ascii="Arial" w:hAnsi="Arial" w:cs="Arial"/>
+              </w:rPr>
+              <w:t>_000</w:t>
+            </w:r>
           </w:p>
         </w:tc>
         <w:tc>
@@ -15521,7 +17728,21 @@
               <w:rPr>
                 <w:rFonts w:ascii="Arial" w:hAnsi="Arial" w:cs="Arial"/>
               </w:rPr>
-              <w:t>2 hrs -1 hombre</w:t>
+              <w:t xml:space="preserve">2 </w:t>
+            </w:r>
+            <w:proofErr w:type="spellStart"/>
+            <w:r>
+              <w:rPr>
+                <w:rFonts w:ascii="Arial" w:hAnsi="Arial" w:cs="Arial"/>
+              </w:rPr>
+              <w:t>hrs</w:t>
+            </w:r>
+            <w:proofErr w:type="spellEnd"/>
+            <w:r>
+              <w:rPr>
+                <w:rFonts w:ascii="Arial" w:hAnsi="Arial" w:cs="Arial"/>
+              </w:rPr>
+              <w:t xml:space="preserve"> -1 hombre</w:t>
             </w:r>
           </w:p>
         </w:tc>
@@ -15543,8 +17764,16 @@
               <w:rPr>
                 <w:rFonts w:ascii="Arial" w:hAnsi="Arial" w:cs="Arial"/>
               </w:rPr>
-              <w:t>2 hrs</w:t>
-            </w:r>
+              <w:t xml:space="preserve">2 </w:t>
+            </w:r>
+            <w:proofErr w:type="spellStart"/>
+            <w:r>
+              <w:rPr>
+                <w:rFonts w:ascii="Arial" w:hAnsi="Arial" w:cs="Arial"/>
+              </w:rPr>
+              <w:t>hrs</w:t>
+            </w:r>
+            <w:proofErr w:type="spellEnd"/>
           </w:p>
         </w:tc>
       </w:tr>
@@ -15568,7 +17797,7 @@
 </file>
 
 <file path=word/styles.xml><?xml version="1.0" encoding="utf-8"?>
-<w:styles xmlns:mc="http://schemas.openxmlformats.org/markup-compatibility/2006" xmlns:r="http://schemas.openxmlformats.org/officeDocument/2006/relationships" xmlns:w="http://schemas.openxmlformats.org/wordprocessingml/2006/main" xmlns:w14="http://schemas.microsoft.com/office/word/2010/wordml" xmlns:w15="http://schemas.microsoft.com/office/word/2012/wordml" xmlns:w16cex="http://schemas.microsoft.com/office/word/2018/wordml/cex" xmlns:w16cid="http://schemas.microsoft.com/office/word/2016/wordml/cid" xmlns:w16="http://schemas.microsoft.com/office/word/2018/wordml" xmlns:w16se="http://schemas.microsoft.com/office/word/2015/wordml/symex" mc:Ignorable="w14 w15 w16se w16cid w16 w16cex">
+<w:styles xmlns:mc="http://schemas.openxmlformats.org/markup-compatibility/2006" xmlns:r="http://schemas.openxmlformats.org/officeDocument/2006/relationships" xmlns:w="http://schemas.openxmlformats.org/wordprocessingml/2006/main" xmlns:w14="http://schemas.microsoft.com/office/word/2010/wordml" xmlns:w15="http://schemas.microsoft.com/office/word/2012/wordml" xmlns:w16cex="http://schemas.microsoft.com/office/word/2018/wordml/cex" xmlns:w16cid="http://schemas.microsoft.com/office/word/2016/wordml/cid" xmlns:w16="http://schemas.microsoft.com/office/word/2018/wordml" xmlns:w16sdtdh="http://schemas.microsoft.com/office/word/2020/wordml/sdtdatahash" xmlns:w16se="http://schemas.microsoft.com/office/word/2015/wordml/symex" mc:Ignorable="w14 w15 w16se w16cid w16 w16cex w16sdtdh">
   <w:docDefaults>
     <w:rPrDefault>
       <w:rPr>

--- a/1. Software y Hardware/1.1 Inicio/1.1.7 Plan de Gestion/1.1.7.4.1 SRICA_012_001 - Estimación de Duraciones de Actividades.docx
+++ b/1. Software y Hardware/1.1 Inicio/1.1.7 Plan de Gestion/1.1.7.4.1 SRICA_012_001 - Estimación de Duraciones de Actividades.docx
@@ -163,25 +163,7 @@
           <w:sz w:val="32"/>
           <w:szCs w:val="32"/>
         </w:rPr>
-        <w:t xml:space="preserve">Uso de Sistema de Reconocimiento de Iris basado en Deep </w:t>
-      </w:r>
-      <w:proofErr w:type="spellStart"/>
-      <w:r>
-        <w:rPr>
-          <w:rFonts w:ascii="Arial" w:hAnsi="Arial" w:cs="Arial"/>
-          <w:sz w:val="32"/>
-          <w:szCs w:val="32"/>
-        </w:rPr>
-        <w:t>Learning</w:t>
-      </w:r>
-      <w:proofErr w:type="spellEnd"/>
-      <w:r>
-        <w:rPr>
-          <w:rFonts w:ascii="Arial" w:hAnsi="Arial" w:cs="Arial"/>
-          <w:sz w:val="32"/>
-          <w:szCs w:val="32"/>
-        </w:rPr>
-        <w:t xml:space="preserve"> para la identificación humana en el control de acceso al área de Tesorería del Gobierno Regional de Tacna – Tacna 2020</w:t>
+        <w:t>Uso de Sistema de Reconocimiento de Iris basado en Deep Learning para la identificación humana en el control de acceso al área de Tesorería del Gobierno Regional de Tacna – Tacna 2020</w:t>
       </w:r>
       <w:r>
         <w:rPr>
@@ -614,21 +596,7 @@
               <w:rPr>
                 <w:rFonts w:ascii="Arial" w:hAnsi="Arial" w:cs="Arial"/>
               </w:rPr>
-              <w:t xml:space="preserve">Uso de Sistema de Reconocimiento de Iris basado en Deep </w:t>
-            </w:r>
-            <w:proofErr w:type="spellStart"/>
-            <w:r>
-              <w:rPr>
-                <w:rFonts w:ascii="Arial" w:hAnsi="Arial" w:cs="Arial"/>
-              </w:rPr>
-              <w:t>Learning</w:t>
-            </w:r>
-            <w:proofErr w:type="spellEnd"/>
-            <w:r>
-              <w:rPr>
-                <w:rFonts w:ascii="Arial" w:hAnsi="Arial" w:cs="Arial"/>
-              </w:rPr>
-              <w:t xml:space="preserve"> para la identificación humana en el control de acceso al área de Tesorería del Gobierno Regional de Tacna – Tacna 2020</w:t>
+              <w:t>Uso de Sistema de Reconocimiento de Iris basado en Deep Learning para la identificación humana en el control de acceso al área de Tesorería del Gobierno Regional de Tacna – Tacna 2020</w:t>
             </w:r>
             <w:r>
               <w:rPr>
@@ -1139,7 +1107,7 @@
                 <w:rFonts w:ascii="Arial" w:hAnsi="Arial" w:cs="Arial"/>
               </w:rPr>
               <w:lastRenderedPageBreak/>
-              <w:t>1</w:t>
+              <w:t>2</w:t>
             </w:r>
             <w:r>
               <w:rPr>
@@ -1154,6 +1122,12 @@
               </w:rPr>
               <w:t>hr</w:t>
             </w:r>
+            <w:r>
+              <w:rPr>
+                <w:rFonts w:ascii="Arial" w:hAnsi="Arial" w:cs="Arial"/>
+              </w:rPr>
+              <w:t>s</w:t>
+            </w:r>
             <w:proofErr w:type="spellEnd"/>
             <w:r>
               <w:rPr>
@@ -1181,7 +1155,7 @@
               <w:rPr>
                 <w:rFonts w:ascii="Arial" w:hAnsi="Arial" w:cs="Arial"/>
               </w:rPr>
-              <w:t>1</w:t>
+              <w:t>2</w:t>
             </w:r>
             <w:r>
               <w:rPr>
@@ -1195,6 +1169,12 @@
                 <w:rFonts w:ascii="Arial" w:hAnsi="Arial" w:cs="Arial"/>
               </w:rPr>
               <w:t>hr</w:t>
+            </w:r>
+            <w:r>
+              <w:rPr>
+                <w:rFonts w:ascii="Arial" w:hAnsi="Arial" w:cs="Arial"/>
+              </w:rPr>
+              <w:t>s</w:t>
             </w:r>
             <w:proofErr w:type="spellEnd"/>
           </w:p>
@@ -1270,99 +1250,85 @@
               <w:rPr>
                 <w:rFonts w:ascii="Arial" w:hAnsi="Arial" w:cs="Arial"/>
               </w:rPr>
-              <w:t xml:space="preserve">Elaborar el acta de reunión </w:t>
+              <w:t>Elaborar el acta de reunión Kick Off, y las primeras actas de reunión para el inicio del proyecto.</w:t>
+            </w:r>
+          </w:p>
+        </w:tc>
+        <w:tc>
+          <w:tcPr>
+            <w:tcW w:w="2131" w:type="dxa"/>
+            <w:shd w:val="clear" w:color="auto" w:fill="FFFFFF" w:themeFill="background1"/>
+            <w:vAlign w:val="center"/>
+          </w:tcPr>
+          <w:p>
+            <w:pPr>
+              <w:spacing w:after="240" w:line="360" w:lineRule="auto"/>
+              <w:jc w:val="center"/>
+              <w:rPr>
+                <w:rFonts w:ascii="Arial" w:hAnsi="Arial" w:cs="Arial"/>
+              </w:rPr>
+            </w:pPr>
+            <w:r>
+              <w:rPr>
+                <w:rFonts w:ascii="Arial" w:hAnsi="Arial" w:cs="Arial"/>
+              </w:rPr>
+              <w:t>Luis Eduardo Mamani Bedregal</w:t>
+            </w:r>
+          </w:p>
+          <w:p>
+            <w:pPr>
+              <w:spacing w:after="240" w:line="360" w:lineRule="auto"/>
+              <w:jc w:val="center"/>
+              <w:rPr>
+                <w:rFonts w:ascii="Arial" w:hAnsi="Arial" w:cs="Arial"/>
+              </w:rPr>
+            </w:pPr>
+            <w:r>
+              <w:rPr>
+                <w:rFonts w:ascii="Arial" w:hAnsi="Arial" w:cs="Arial"/>
+              </w:rPr>
+              <w:t>(1 persona -100% dedicación)</w:t>
+            </w:r>
+          </w:p>
+        </w:tc>
+        <w:tc>
+          <w:tcPr>
+            <w:tcW w:w="1699" w:type="dxa"/>
+            <w:shd w:val="clear" w:color="auto" w:fill="FFFFFF" w:themeFill="background1"/>
+            <w:vAlign w:val="center"/>
+          </w:tcPr>
+          <w:p>
+            <w:pPr>
+              <w:spacing w:after="240" w:line="360" w:lineRule="auto"/>
+              <w:jc w:val="center"/>
+              <w:rPr>
+                <w:rFonts w:ascii="Arial" w:hAnsi="Arial" w:cs="Arial"/>
+              </w:rPr>
+            </w:pPr>
+            <w:r>
+              <w:rPr>
+                <w:rFonts w:ascii="Arial" w:hAnsi="Arial" w:cs="Arial"/>
+              </w:rPr>
+              <w:t>2</w:t>
+            </w:r>
+            <w:r>
+              <w:rPr>
+                <w:rFonts w:ascii="Arial" w:hAnsi="Arial" w:cs="Arial"/>
+              </w:rPr>
+              <w:t xml:space="preserve"> </w:t>
             </w:r>
             <w:proofErr w:type="spellStart"/>
             <w:r>
               <w:rPr>
                 <w:rFonts w:ascii="Arial" w:hAnsi="Arial" w:cs="Arial"/>
               </w:rPr>
-              <w:t>Kick</w:t>
+              <w:t>hrs</w:t>
             </w:r>
             <w:proofErr w:type="spellEnd"/>
             <w:r>
               <w:rPr>
                 <w:rFonts w:ascii="Arial" w:hAnsi="Arial" w:cs="Arial"/>
               </w:rPr>
-              <w:t xml:space="preserve"> Off, y las primeras actas de reunión para el inicio del proyecto.</w:t>
-            </w:r>
-          </w:p>
-        </w:tc>
-        <w:tc>
-          <w:tcPr>
-            <w:tcW w:w="2131" w:type="dxa"/>
-            <w:shd w:val="clear" w:color="auto" w:fill="FFFFFF" w:themeFill="background1"/>
-            <w:vAlign w:val="center"/>
-          </w:tcPr>
-          <w:p>
-            <w:pPr>
-              <w:spacing w:after="240" w:line="360" w:lineRule="auto"/>
-              <w:jc w:val="center"/>
-              <w:rPr>
-                <w:rFonts w:ascii="Arial" w:hAnsi="Arial" w:cs="Arial"/>
-              </w:rPr>
-            </w:pPr>
-            <w:r>
-              <w:rPr>
-                <w:rFonts w:ascii="Arial" w:hAnsi="Arial" w:cs="Arial"/>
-              </w:rPr>
-              <w:t>Luis Eduardo Mamani Bedregal</w:t>
-            </w:r>
-          </w:p>
-          <w:p>
-            <w:pPr>
-              <w:spacing w:after="240" w:line="360" w:lineRule="auto"/>
-              <w:jc w:val="center"/>
-              <w:rPr>
-                <w:rFonts w:ascii="Arial" w:hAnsi="Arial" w:cs="Arial"/>
-              </w:rPr>
-            </w:pPr>
-            <w:r>
-              <w:rPr>
-                <w:rFonts w:ascii="Arial" w:hAnsi="Arial" w:cs="Arial"/>
-              </w:rPr>
-              <w:t>(1 persona -100% dedicación)</w:t>
-            </w:r>
-          </w:p>
-        </w:tc>
-        <w:tc>
-          <w:tcPr>
-            <w:tcW w:w="1699" w:type="dxa"/>
-            <w:shd w:val="clear" w:color="auto" w:fill="FFFFFF" w:themeFill="background1"/>
-            <w:vAlign w:val="center"/>
-          </w:tcPr>
-          <w:p>
-            <w:pPr>
-              <w:spacing w:after="240" w:line="360" w:lineRule="auto"/>
-              <w:jc w:val="center"/>
-              <w:rPr>
-                <w:rFonts w:ascii="Arial" w:hAnsi="Arial" w:cs="Arial"/>
-              </w:rPr>
-            </w:pPr>
-            <w:r>
-              <w:rPr>
-                <w:rFonts w:ascii="Arial" w:hAnsi="Arial" w:cs="Arial"/>
-              </w:rPr>
-              <w:t>1</w:t>
-            </w:r>
-            <w:r>
-              <w:rPr>
-                <w:rFonts w:ascii="Arial" w:hAnsi="Arial" w:cs="Arial"/>
-              </w:rPr>
-              <w:t xml:space="preserve"> </w:t>
-            </w:r>
-            <w:proofErr w:type="spellStart"/>
-            <w:r>
-              <w:rPr>
-                <w:rFonts w:ascii="Arial" w:hAnsi="Arial" w:cs="Arial"/>
-              </w:rPr>
-              <w:t>hrs</w:t>
-            </w:r>
-            <w:proofErr w:type="spellEnd"/>
-            <w:r>
-              <w:rPr>
-                <w:rFonts w:ascii="Arial" w:hAnsi="Arial" w:cs="Arial"/>
-              </w:rPr>
               <w:t xml:space="preserve"> – 1 hombre</w:t>
             </w:r>
           </w:p>
@@ -1385,7 +1351,7 @@
               <w:rPr>
                 <w:rFonts w:ascii="Arial" w:hAnsi="Arial" w:cs="Arial"/>
               </w:rPr>
-              <w:t>1</w:t>
+              <w:t>2</w:t>
             </w:r>
             <w:r>
               <w:rPr>
@@ -1554,7 +1520,7 @@
               <w:rPr>
                 <w:rFonts w:ascii="Arial" w:hAnsi="Arial" w:cs="Arial"/>
               </w:rPr>
-              <w:t>1</w:t>
+              <w:t>4</w:t>
             </w:r>
             <w:r>
               <w:rPr>
@@ -1596,7 +1562,7 @@
               <w:rPr>
                 <w:rFonts w:ascii="Arial" w:hAnsi="Arial" w:cs="Arial"/>
               </w:rPr>
-              <w:t>1</w:t>
+              <w:t>4</w:t>
             </w:r>
             <w:r>
               <w:rPr>
@@ -1765,7 +1731,7 @@
               <w:rPr>
                 <w:rFonts w:ascii="Arial" w:hAnsi="Arial" w:cs="Arial"/>
               </w:rPr>
-              <w:t>1</w:t>
+              <w:t>4</w:t>
             </w:r>
             <w:r>
               <w:rPr>
@@ -1807,7 +1773,7 @@
               <w:rPr>
                 <w:rFonts w:ascii="Arial" w:hAnsi="Arial" w:cs="Arial"/>
               </w:rPr>
-              <w:t>1</w:t>
+              <w:t>4</w:t>
             </w:r>
             <w:r>
               <w:rPr>
@@ -1977,7 +1943,7 @@
               <w:rPr>
                 <w:rFonts w:ascii="Arial" w:hAnsi="Arial" w:cs="Arial"/>
               </w:rPr>
-              <w:t>1</w:t>
+              <w:t>4</w:t>
             </w:r>
             <w:r>
               <w:rPr>
@@ -2019,7 +1985,7 @@
               <w:rPr>
                 <w:rFonts w:ascii="Arial" w:hAnsi="Arial" w:cs="Arial"/>
               </w:rPr>
-              <w:t>1</w:t>
+              <w:t>4</w:t>
             </w:r>
             <w:r>
               <w:rPr>
@@ -2188,7 +2154,7 @@
               <w:rPr>
                 <w:rFonts w:ascii="Arial" w:hAnsi="Arial" w:cs="Arial"/>
               </w:rPr>
-              <w:t>1</w:t>
+              <w:t>4</w:t>
             </w:r>
             <w:r>
               <w:rPr>
@@ -2230,7 +2196,7 @@
               <w:rPr>
                 <w:rFonts w:ascii="Arial" w:hAnsi="Arial" w:cs="Arial"/>
               </w:rPr>
-              <w:t>1</w:t>
+              <w:t>4</w:t>
             </w:r>
             <w:r>
               <w:rPr>
@@ -2417,7 +2383,7 @@
               <w:rPr>
                 <w:rFonts w:ascii="Arial" w:hAnsi="Arial" w:cs="Arial"/>
               </w:rPr>
-              <w:t>1</w:t>
+              <w:t>4</w:t>
             </w:r>
             <w:r>
               <w:rPr>
@@ -2459,7 +2425,7 @@
               <w:rPr>
                 <w:rFonts w:ascii="Arial" w:hAnsi="Arial" w:cs="Arial"/>
               </w:rPr>
-              <w:t>1</w:t>
+              <w:t>4</w:t>
             </w:r>
             <w:r>
               <w:rPr>
@@ -2672,7 +2638,7 @@
                 <w:rFonts w:ascii="Arial" w:hAnsi="Arial" w:cs="Arial"/>
               </w:rPr>
               <w:lastRenderedPageBreak/>
-              <w:t>1</w:t>
+              <w:t>4</w:t>
             </w:r>
             <w:r>
               <w:rPr>
@@ -2714,7 +2680,7 @@
               <w:rPr>
                 <w:rFonts w:ascii="Arial" w:hAnsi="Arial" w:cs="Arial"/>
               </w:rPr>
-              <w:t>1</w:t>
+              <w:t>4</w:t>
             </w:r>
             <w:r>
               <w:rPr>
@@ -2907,7 +2873,7 @@
               <w:rPr>
                 <w:rFonts w:ascii="Arial" w:hAnsi="Arial" w:cs="Arial"/>
               </w:rPr>
-              <w:t>2</w:t>
+              <w:t>6</w:t>
             </w:r>
             <w:r>
               <w:rPr>
@@ -2949,7 +2915,7 @@
               <w:rPr>
                 <w:rFonts w:ascii="Arial" w:hAnsi="Arial" w:cs="Arial"/>
               </w:rPr>
-              <w:t>2</w:t>
+              <w:t>6</w:t>
             </w:r>
             <w:r>
               <w:rPr>
@@ -3130,7 +3096,13 @@
               <w:rPr>
                 <w:rFonts w:ascii="Arial" w:hAnsi="Arial" w:cs="Arial"/>
               </w:rPr>
-              <w:t xml:space="preserve">2 </w:t>
+              <w:t>4</w:t>
+            </w:r>
+            <w:r>
+              <w:rPr>
+                <w:rFonts w:ascii="Arial" w:hAnsi="Arial" w:cs="Arial"/>
+              </w:rPr>
+              <w:t xml:space="preserve"> </w:t>
             </w:r>
             <w:proofErr w:type="spellStart"/>
             <w:r>
@@ -3166,7 +3138,13 @@
               <w:rPr>
                 <w:rFonts w:ascii="Arial" w:hAnsi="Arial" w:cs="Arial"/>
               </w:rPr>
-              <w:t xml:space="preserve">2 </w:t>
+              <w:t>4</w:t>
+            </w:r>
+            <w:r>
+              <w:rPr>
+                <w:rFonts w:ascii="Arial" w:hAnsi="Arial" w:cs="Arial"/>
+              </w:rPr>
+              <w:t xml:space="preserve"> </w:t>
             </w:r>
             <w:proofErr w:type="spellStart"/>
             <w:r>
@@ -3341,7 +3319,13 @@
               <w:rPr>
                 <w:rFonts w:ascii="Arial" w:hAnsi="Arial" w:cs="Arial"/>
               </w:rPr>
-              <w:t xml:space="preserve">2 </w:t>
+              <w:t>4</w:t>
+            </w:r>
+            <w:r>
+              <w:rPr>
+                <w:rFonts w:ascii="Arial" w:hAnsi="Arial" w:cs="Arial"/>
+              </w:rPr>
+              <w:t xml:space="preserve"> </w:t>
             </w:r>
             <w:proofErr w:type="spellStart"/>
             <w:r>
@@ -3377,7 +3361,13 @@
               <w:rPr>
                 <w:rFonts w:ascii="Arial" w:hAnsi="Arial" w:cs="Arial"/>
               </w:rPr>
-              <w:t xml:space="preserve">2 </w:t>
+              <w:t>4</w:t>
+            </w:r>
+            <w:r>
+              <w:rPr>
+                <w:rFonts w:ascii="Arial" w:hAnsi="Arial" w:cs="Arial"/>
+              </w:rPr>
+              <w:t xml:space="preserve"> </w:t>
             </w:r>
             <w:proofErr w:type="spellStart"/>
             <w:r>
@@ -3560,7 +3550,13 @@
                 <w:rFonts w:ascii="Arial" w:hAnsi="Arial" w:cs="Arial"/>
               </w:rPr>
               <w:lastRenderedPageBreak/>
-              <w:t xml:space="preserve">2 </w:t>
+              <w:t>4</w:t>
+            </w:r>
+            <w:r>
+              <w:rPr>
+                <w:rFonts w:ascii="Arial" w:hAnsi="Arial" w:cs="Arial"/>
+              </w:rPr>
+              <w:t xml:space="preserve"> </w:t>
             </w:r>
             <w:proofErr w:type="spellStart"/>
             <w:r>
@@ -3596,7 +3592,13 @@
               <w:rPr>
                 <w:rFonts w:ascii="Arial" w:hAnsi="Arial" w:cs="Arial"/>
               </w:rPr>
-              <w:t xml:space="preserve">2 </w:t>
+              <w:t>4</w:t>
+            </w:r>
+            <w:r>
+              <w:rPr>
+                <w:rFonts w:ascii="Arial" w:hAnsi="Arial" w:cs="Arial"/>
+              </w:rPr>
+              <w:t xml:space="preserve"> </w:t>
             </w:r>
             <w:proofErr w:type="spellStart"/>
             <w:r>
@@ -3771,7 +3773,7 @@
               <w:rPr>
                 <w:rFonts w:ascii="Arial" w:hAnsi="Arial" w:cs="Arial"/>
               </w:rPr>
-              <w:t>2</w:t>
+              <w:t>4</w:t>
             </w:r>
             <w:r>
               <w:rPr>
@@ -3813,7 +3815,7 @@
               <w:rPr>
                 <w:rFonts w:ascii="Arial" w:hAnsi="Arial" w:cs="Arial"/>
               </w:rPr>
-              <w:t>2</w:t>
+              <w:t>4</w:t>
             </w:r>
             <w:r>
               <w:rPr>
@@ -4012,7 +4014,7 @@
               <w:rPr>
                 <w:rFonts w:ascii="Arial" w:hAnsi="Arial" w:cs="Arial"/>
               </w:rPr>
-              <w:t>2</w:t>
+              <w:t>4</w:t>
             </w:r>
             <w:r>
               <w:rPr>
@@ -4054,7 +4056,7 @@
               <w:rPr>
                 <w:rFonts w:ascii="Arial" w:hAnsi="Arial" w:cs="Arial"/>
               </w:rPr>
-              <w:t>2</w:t>
+              <w:t>4</w:t>
             </w:r>
             <w:r>
               <w:rPr>
@@ -4247,7 +4249,13 @@
               <w:rPr>
                 <w:rFonts w:ascii="Arial" w:hAnsi="Arial" w:cs="Arial"/>
               </w:rPr>
-              <w:t xml:space="preserve">1 </w:t>
+              <w:t>4</w:t>
+            </w:r>
+            <w:r>
+              <w:rPr>
+                <w:rFonts w:ascii="Arial" w:hAnsi="Arial" w:cs="Arial"/>
+              </w:rPr>
+              <w:t xml:space="preserve"> </w:t>
             </w:r>
             <w:proofErr w:type="spellStart"/>
             <w:r>
@@ -4283,7 +4291,7 @@
               <w:rPr>
                 <w:rFonts w:ascii="Arial" w:hAnsi="Arial" w:cs="Arial"/>
               </w:rPr>
-              <w:t>1</w:t>
+              <w:t>4</w:t>
             </w:r>
             <w:r>
               <w:rPr>
@@ -4465,7 +4473,7 @@
               <w:rPr>
                 <w:rFonts w:ascii="Arial" w:hAnsi="Arial" w:cs="Arial"/>
               </w:rPr>
-              <w:t>2</w:t>
+              <w:t>4</w:t>
             </w:r>
             <w:r>
               <w:rPr>
@@ -4507,7 +4515,7 @@
               <w:rPr>
                 <w:rFonts w:ascii="Arial" w:hAnsi="Arial" w:cs="Arial"/>
               </w:rPr>
-              <w:t>2</w:t>
+              <w:t>4</w:t>
             </w:r>
             <w:r>
               <w:rPr>
@@ -4676,7 +4684,13 @@
               <w:rPr>
                 <w:rFonts w:ascii="Arial" w:hAnsi="Arial" w:cs="Arial"/>
               </w:rPr>
-              <w:t xml:space="preserve">1 </w:t>
+              <w:t>4</w:t>
+            </w:r>
+            <w:r>
+              <w:rPr>
+                <w:rFonts w:ascii="Arial" w:hAnsi="Arial" w:cs="Arial"/>
+              </w:rPr>
+              <w:t xml:space="preserve"> </w:t>
             </w:r>
             <w:proofErr w:type="spellStart"/>
             <w:r>
@@ -4712,7 +4726,7 @@
               <w:rPr>
                 <w:rFonts w:ascii="Arial" w:hAnsi="Arial" w:cs="Arial"/>
               </w:rPr>
-              <w:t>1</w:t>
+              <w:t>4</w:t>
             </w:r>
             <w:r>
               <w:rPr>
@@ -4893,7 +4907,7 @@
               <w:rPr>
                 <w:rFonts w:ascii="Arial" w:hAnsi="Arial" w:cs="Arial"/>
               </w:rPr>
-              <w:t>2</w:t>
+              <w:t>4</w:t>
             </w:r>
             <w:r>
               <w:rPr>
@@ -4935,7 +4949,7 @@
               <w:rPr>
                 <w:rFonts w:ascii="Arial" w:hAnsi="Arial" w:cs="Arial"/>
               </w:rPr>
-              <w:t>2</w:t>
+              <w:t>4</w:t>
             </w:r>
             <w:r>
               <w:rPr>
@@ -5116,7 +5130,13 @@
               <w:rPr>
                 <w:rFonts w:ascii="Arial" w:hAnsi="Arial" w:cs="Arial"/>
               </w:rPr>
-              <w:t xml:space="preserve">1 </w:t>
+              <w:t>4</w:t>
+            </w:r>
+            <w:r>
+              <w:rPr>
+                <w:rFonts w:ascii="Arial" w:hAnsi="Arial" w:cs="Arial"/>
+              </w:rPr>
+              <w:t xml:space="preserve"> </w:t>
             </w:r>
             <w:proofErr w:type="spellStart"/>
             <w:r>
@@ -5152,7 +5172,7 @@
               <w:rPr>
                 <w:rFonts w:ascii="Arial" w:hAnsi="Arial" w:cs="Arial"/>
               </w:rPr>
-              <w:t>1</w:t>
+              <w:t>4</w:t>
             </w:r>
             <w:r>
               <w:rPr>
@@ -5334,7 +5354,13 @@
               <w:rPr>
                 <w:rFonts w:ascii="Arial" w:hAnsi="Arial" w:cs="Arial"/>
               </w:rPr>
-              <w:t xml:space="preserve">1 </w:t>
+              <w:t>4</w:t>
+            </w:r>
+            <w:r>
+              <w:rPr>
+                <w:rFonts w:ascii="Arial" w:hAnsi="Arial" w:cs="Arial"/>
+              </w:rPr>
+              <w:t xml:space="preserve"> </w:t>
             </w:r>
             <w:proofErr w:type="spellStart"/>
             <w:r>
@@ -5370,7 +5396,7 @@
               <w:rPr>
                 <w:rFonts w:ascii="Arial" w:hAnsi="Arial" w:cs="Arial"/>
               </w:rPr>
-              <w:t>1</w:t>
+              <w:t>4</w:t>
             </w:r>
             <w:r>
               <w:rPr>
@@ -5551,7 +5577,13 @@
               <w:rPr>
                 <w:rFonts w:ascii="Arial" w:hAnsi="Arial" w:cs="Arial"/>
               </w:rPr>
-              <w:t xml:space="preserve">1 </w:t>
+              <w:t>4</w:t>
+            </w:r>
+            <w:r>
+              <w:rPr>
+                <w:rFonts w:ascii="Arial" w:hAnsi="Arial" w:cs="Arial"/>
+              </w:rPr>
+              <w:t xml:space="preserve"> </w:t>
             </w:r>
             <w:proofErr w:type="spellStart"/>
             <w:r>
@@ -5587,7 +5619,7 @@
               <w:rPr>
                 <w:rFonts w:ascii="Arial" w:hAnsi="Arial" w:cs="Arial"/>
               </w:rPr>
-              <w:t>1</w:t>
+              <w:t>4</w:t>
             </w:r>
             <w:r>
               <w:rPr>
@@ -5768,7 +5800,13 @@
               <w:rPr>
                 <w:rFonts w:ascii="Arial" w:hAnsi="Arial" w:cs="Arial"/>
               </w:rPr>
-              <w:t xml:space="preserve">1 </w:t>
+              <w:t>4</w:t>
+            </w:r>
+            <w:r>
+              <w:rPr>
+                <w:rFonts w:ascii="Arial" w:hAnsi="Arial" w:cs="Arial"/>
+              </w:rPr>
+              <w:t xml:space="preserve"> </w:t>
             </w:r>
             <w:proofErr w:type="spellStart"/>
             <w:r>
@@ -5804,7 +5842,7 @@
               <w:rPr>
                 <w:rFonts w:ascii="Arial" w:hAnsi="Arial" w:cs="Arial"/>
               </w:rPr>
-              <w:t>1</w:t>
+              <w:t>4</w:t>
             </w:r>
             <w:r>
               <w:rPr>
@@ -5985,7 +6023,13 @@
               <w:rPr>
                 <w:rFonts w:ascii="Arial" w:hAnsi="Arial" w:cs="Arial"/>
               </w:rPr>
-              <w:t xml:space="preserve">1 </w:t>
+              <w:t>4</w:t>
+            </w:r>
+            <w:r>
+              <w:rPr>
+                <w:rFonts w:ascii="Arial" w:hAnsi="Arial" w:cs="Arial"/>
+              </w:rPr>
+              <w:t xml:space="preserve"> </w:t>
             </w:r>
             <w:proofErr w:type="spellStart"/>
             <w:r>
@@ -6021,7 +6065,7 @@
               <w:rPr>
                 <w:rFonts w:ascii="Arial" w:hAnsi="Arial" w:cs="Arial"/>
               </w:rPr>
-              <w:t>1</w:t>
+              <w:t>4</w:t>
             </w:r>
             <w:r>
               <w:rPr>
@@ -6203,7 +6247,13 @@
               <w:rPr>
                 <w:rFonts w:ascii="Arial" w:hAnsi="Arial" w:cs="Arial"/>
               </w:rPr>
-              <w:t xml:space="preserve">1 </w:t>
+              <w:t>4</w:t>
+            </w:r>
+            <w:r>
+              <w:rPr>
+                <w:rFonts w:ascii="Arial" w:hAnsi="Arial" w:cs="Arial"/>
+              </w:rPr>
+              <w:t xml:space="preserve"> </w:t>
             </w:r>
             <w:proofErr w:type="spellStart"/>
             <w:r>
@@ -6239,7 +6289,7 @@
               <w:rPr>
                 <w:rFonts w:ascii="Arial" w:hAnsi="Arial" w:cs="Arial"/>
               </w:rPr>
-              <w:t>1</w:t>
+              <w:t>4</w:t>
             </w:r>
             <w:r>
               <w:rPr>
@@ -6408,7 +6458,7 @@
               <w:rPr>
                 <w:rFonts w:ascii="Arial" w:hAnsi="Arial" w:cs="Arial"/>
               </w:rPr>
-              <w:t>4</w:t>
+              <w:t>10</w:t>
             </w:r>
             <w:r>
               <w:rPr>
@@ -6450,7 +6500,7 @@
               <w:rPr>
                 <w:rFonts w:ascii="Arial" w:hAnsi="Arial" w:cs="Arial"/>
               </w:rPr>
-              <w:t>4</w:t>
+              <w:t>10</w:t>
             </w:r>
             <w:r>
               <w:rPr>
@@ -6622,7 +6672,7 @@
               <w:rPr>
                 <w:rFonts w:ascii="Arial" w:hAnsi="Arial" w:cs="Arial"/>
               </w:rPr>
-              <w:t>50</w:t>
+              <w:t>120</w:t>
             </w:r>
             <w:r>
               <w:rPr>
@@ -6664,7 +6714,7 @@
               <w:rPr>
                 <w:rFonts w:ascii="Arial" w:hAnsi="Arial" w:cs="Arial"/>
               </w:rPr>
-              <w:t>50</w:t>
+              <w:t>120</w:t>
             </w:r>
             <w:r>
               <w:rPr>
@@ -6812,7 +6862,7 @@
               <w:rPr>
                 <w:rFonts w:ascii="Arial" w:hAnsi="Arial" w:cs="Arial"/>
               </w:rPr>
-              <w:t>24</w:t>
+              <w:t>40</w:t>
             </w:r>
             <w:r>
               <w:rPr>
@@ -6854,7 +6904,7 @@
               <w:rPr>
                 <w:rFonts w:ascii="Arial" w:hAnsi="Arial" w:cs="Arial"/>
               </w:rPr>
-              <w:t>24</w:t>
+              <w:t>40</w:t>
             </w:r>
             <w:r>
               <w:rPr>
@@ -7024,7 +7074,7 @@
               <w:rPr>
                 <w:rFonts w:ascii="Arial" w:hAnsi="Arial" w:cs="Arial"/>
               </w:rPr>
-              <w:t>4</w:t>
+              <w:t>16</w:t>
             </w:r>
             <w:r>
               <w:rPr>
@@ -7066,7 +7116,7 @@
               <w:rPr>
                 <w:rFonts w:ascii="Arial" w:hAnsi="Arial" w:cs="Arial"/>
               </w:rPr>
-              <w:t>4</w:t>
+              <w:t>16</w:t>
             </w:r>
             <w:r>
               <w:rPr>
@@ -7235,7 +7285,7 @@
               <w:rPr>
                 <w:rFonts w:ascii="Arial" w:hAnsi="Arial" w:cs="Arial"/>
               </w:rPr>
-              <w:t>4</w:t>
+              <w:t>16</w:t>
             </w:r>
             <w:r>
               <w:rPr>
@@ -7277,7 +7327,7 @@
               <w:rPr>
                 <w:rFonts w:ascii="Arial" w:hAnsi="Arial" w:cs="Arial"/>
               </w:rPr>
-              <w:t>4</w:t>
+              <w:t>16</w:t>
             </w:r>
             <w:r>
               <w:rPr>
@@ -7452,7 +7502,7 @@
               <w:rPr>
                 <w:rFonts w:ascii="Arial" w:hAnsi="Arial" w:cs="Arial"/>
               </w:rPr>
-              <w:t>6</w:t>
+              <w:t>16</w:t>
             </w:r>
             <w:r>
               <w:rPr>
@@ -7494,7 +7544,7 @@
               <w:rPr>
                 <w:rFonts w:ascii="Arial" w:hAnsi="Arial" w:cs="Arial"/>
               </w:rPr>
-              <w:t>6</w:t>
+              <w:t>16</w:t>
             </w:r>
             <w:r>
               <w:rPr>
@@ -7669,7 +7719,7 @@
               <w:rPr>
                 <w:rFonts w:ascii="Arial" w:hAnsi="Arial" w:cs="Arial"/>
               </w:rPr>
-              <w:t>24</w:t>
+              <w:t>80</w:t>
             </w:r>
             <w:r>
               <w:rPr>
@@ -7711,7 +7761,7 @@
               <w:rPr>
                 <w:rFonts w:ascii="Arial" w:hAnsi="Arial" w:cs="Arial"/>
               </w:rPr>
-              <w:t>24</w:t>
+              <w:t>80</w:t>
             </w:r>
             <w:r>
               <w:rPr>
@@ -7887,7 +7937,7 @@
               <w:rPr>
                 <w:rFonts w:ascii="Arial" w:hAnsi="Arial" w:cs="Arial"/>
               </w:rPr>
-              <w:t>4</w:t>
+              <w:t>16</w:t>
             </w:r>
             <w:r>
               <w:rPr>
@@ -7929,7 +7979,7 @@
               <w:rPr>
                 <w:rFonts w:ascii="Arial" w:hAnsi="Arial" w:cs="Arial"/>
               </w:rPr>
-              <w:t>4</w:t>
+              <w:t>16</w:t>
             </w:r>
             <w:r>
               <w:rPr>
@@ -8104,7 +8154,7 @@
               <w:rPr>
                 <w:rFonts w:ascii="Arial" w:hAnsi="Arial" w:cs="Arial"/>
               </w:rPr>
-              <w:t>4</w:t>
+              <w:t>16</w:t>
             </w:r>
             <w:r>
               <w:rPr>
@@ -8146,7 +8196,7 @@
               <w:rPr>
                 <w:rFonts w:ascii="Arial" w:hAnsi="Arial" w:cs="Arial"/>
               </w:rPr>
-              <w:t>4</w:t>
+              <w:t>16</w:t>
             </w:r>
             <w:r>
               <w:rPr>
@@ -8321,7 +8371,7 @@
               <w:rPr>
                 <w:rFonts w:ascii="Arial" w:hAnsi="Arial" w:cs="Arial"/>
               </w:rPr>
-              <w:t>2</w:t>
+              <w:t>8</w:t>
             </w:r>
             <w:r>
               <w:rPr>
@@ -8363,7 +8413,7 @@
               <w:rPr>
                 <w:rFonts w:ascii="Arial" w:hAnsi="Arial" w:cs="Arial"/>
               </w:rPr>
-              <w:t>2</w:t>
+              <w:t>8</w:t>
             </w:r>
             <w:r>
               <w:rPr>
@@ -8538,7 +8588,7 @@
               <w:rPr>
                 <w:rFonts w:ascii="Arial" w:hAnsi="Arial" w:cs="Arial"/>
               </w:rPr>
-              <w:t>2</w:t>
+              <w:t>8</w:t>
             </w:r>
             <w:r>
               <w:rPr>
@@ -8580,7 +8630,7 @@
               <w:rPr>
                 <w:rFonts w:ascii="Arial" w:hAnsi="Arial" w:cs="Arial"/>
               </w:rPr>
-              <w:t>2</w:t>
+              <w:t>8</w:t>
             </w:r>
             <w:r>
               <w:rPr>
@@ -8768,7 +8818,7 @@
               <w:rPr>
                 <w:rFonts w:ascii="Arial" w:hAnsi="Arial" w:cs="Arial"/>
               </w:rPr>
-              <w:t>2</w:t>
+              <w:t>8</w:t>
             </w:r>
             <w:r>
               <w:rPr>
@@ -8822,7 +8872,7 @@
               <w:rPr>
                 <w:rFonts w:ascii="Arial" w:hAnsi="Arial" w:cs="Arial"/>
               </w:rPr>
-              <w:t>2</w:t>
+              <w:t>8</w:t>
             </w:r>
             <w:r>
               <w:rPr>
@@ -9009,7 +9059,7 @@
               <w:rPr>
                 <w:rFonts w:ascii="Arial" w:hAnsi="Arial" w:cs="Arial"/>
               </w:rPr>
-              <w:t>8</w:t>
+              <w:t>24</w:t>
             </w:r>
             <w:r>
               <w:rPr>
@@ -9057,7 +9107,7 @@
               <w:rPr>
                 <w:rFonts w:ascii="Arial" w:hAnsi="Arial" w:cs="Arial"/>
               </w:rPr>
-              <w:t>8</w:t>
+              <w:t>24</w:t>
             </w:r>
             <w:r>
               <w:rPr>
@@ -9250,7 +9300,7 @@
               <w:rPr>
                 <w:rFonts w:ascii="Arial" w:hAnsi="Arial" w:cs="Arial"/>
               </w:rPr>
-              <w:t>1</w:t>
+              <w:t>8</w:t>
             </w:r>
             <w:r>
               <w:rPr>
@@ -9292,7 +9342,7 @@
               <w:rPr>
                 <w:rFonts w:ascii="Arial" w:hAnsi="Arial" w:cs="Arial"/>
               </w:rPr>
-              <w:t>1</w:t>
+              <w:t>8</w:t>
             </w:r>
             <w:r>
               <w:rPr>
@@ -9483,7 +9533,7 @@
                 <w:rFonts w:ascii="Arial" w:hAnsi="Arial" w:cs="Arial"/>
               </w:rPr>
               <w:lastRenderedPageBreak/>
-              <w:t>1</w:t>
+              <w:t>8</w:t>
             </w:r>
             <w:r>
               <w:rPr>
@@ -9525,7 +9575,7 @@
               <w:rPr>
                 <w:rFonts w:ascii="Arial" w:hAnsi="Arial" w:cs="Arial"/>
               </w:rPr>
-              <w:t>1</w:t>
+              <w:t>8</w:t>
             </w:r>
             <w:r>
               <w:rPr>
@@ -9712,7 +9762,7 @@
               <w:rPr>
                 <w:rFonts w:ascii="Arial" w:hAnsi="Arial" w:cs="Arial"/>
               </w:rPr>
-              <w:t>1</w:t>
+              <w:t>8</w:t>
             </w:r>
             <w:r>
               <w:rPr>
@@ -9754,7 +9804,7 @@
               <w:rPr>
                 <w:rFonts w:ascii="Arial" w:hAnsi="Arial" w:cs="Arial"/>
               </w:rPr>
-              <w:t>1</w:t>
+              <w:t>8</w:t>
             </w:r>
             <w:r>
               <w:rPr>
@@ -9962,13 +10012,7 @@
               <w:rPr>
                 <w:rFonts w:ascii="Arial" w:hAnsi="Arial" w:cs="Arial"/>
               </w:rPr>
-              <w:t>8</w:t>
-            </w:r>
-            <w:r>
-              <w:rPr>
-                <w:rFonts w:ascii="Arial" w:hAnsi="Arial" w:cs="Arial"/>
-              </w:rPr>
-              <w:t xml:space="preserve"> </w:t>
+              <w:t xml:space="preserve">8 </w:t>
             </w:r>
             <w:proofErr w:type="spellStart"/>
             <w:r>
@@ -10110,7 +10154,7 @@
               <w:rPr>
                 <w:rFonts w:ascii="Arial" w:hAnsi="Arial" w:cs="Arial"/>
               </w:rPr>
-              <w:t>8</w:t>
+              <w:t>12</w:t>
             </w:r>
             <w:r>
               <w:rPr>
@@ -10152,7 +10196,7 @@
               <w:rPr>
                 <w:rFonts w:ascii="Arial" w:hAnsi="Arial" w:cs="Arial"/>
               </w:rPr>
-              <w:t>8</w:t>
+              <w:t>12</w:t>
             </w:r>
             <w:r>
               <w:rPr>
@@ -10300,7 +10344,7 @@
               <w:rPr>
                 <w:rFonts w:ascii="Arial" w:hAnsi="Arial" w:cs="Arial"/>
               </w:rPr>
-              <w:t xml:space="preserve">8 </w:t>
+              <w:t xml:space="preserve">12 </w:t>
             </w:r>
             <w:proofErr w:type="spellStart"/>
             <w:r>
@@ -10336,7 +10380,13 @@
               <w:rPr>
                 <w:rFonts w:ascii="Arial" w:hAnsi="Arial" w:cs="Arial"/>
               </w:rPr>
-              <w:t xml:space="preserve">8 </w:t>
+              <w:t>12</w:t>
+            </w:r>
+            <w:r>
+              <w:rPr>
+                <w:rFonts w:ascii="Arial" w:hAnsi="Arial" w:cs="Arial"/>
+              </w:rPr>
+              <w:t xml:space="preserve"> </w:t>
             </w:r>
             <w:proofErr w:type="spellStart"/>
             <w:r>
@@ -10368,13 +10418,7 @@
               <w:rPr>
                 <w:rFonts w:ascii="Arial" w:hAnsi="Arial" w:cs="Arial"/>
               </w:rPr>
-              <w:t>SRICA_036_00</w:t>
-            </w:r>
-            <w:r>
-              <w:rPr>
-                <w:rFonts w:ascii="Arial" w:hAnsi="Arial" w:cs="Arial"/>
-              </w:rPr>
-              <w:t>2</w:t>
+              <w:t>SRICA_036_002</w:t>
             </w:r>
           </w:p>
         </w:tc>
@@ -10499,7 +10543,7 @@
               <w:rPr>
                 <w:rFonts w:ascii="Arial" w:hAnsi="Arial" w:cs="Arial"/>
               </w:rPr>
-              <w:t>8</w:t>
+              <w:t>32</w:t>
             </w:r>
             <w:r>
               <w:rPr>
@@ -10541,7 +10585,7 @@
               <w:rPr>
                 <w:rFonts w:ascii="Arial" w:hAnsi="Arial" w:cs="Arial"/>
               </w:rPr>
-              <w:t>8</w:t>
+              <w:t>32</w:t>
             </w:r>
             <w:r>
               <w:rPr>
@@ -10580,7 +10624,29 @@
                 <w:rFonts w:ascii="Arial" w:hAnsi="Arial" w:cs="Arial"/>
               </w:rPr>
               <w:lastRenderedPageBreak/>
-              <w:t>SRICA_036_00</w:t>
+              <w:t>SRICA_036_003</w:t>
+            </w:r>
+          </w:p>
+        </w:tc>
+        <w:tc>
+          <w:tcPr>
+            <w:tcW w:w="2026" w:type="dxa"/>
+            <w:shd w:val="clear" w:color="auto" w:fill="FFFFFF" w:themeFill="background1"/>
+            <w:vAlign w:val="center"/>
+          </w:tcPr>
+          <w:p>
+            <w:pPr>
+              <w:spacing w:after="240" w:line="360" w:lineRule="auto"/>
+              <w:jc w:val="center"/>
+              <w:rPr>
+                <w:rFonts w:ascii="Arial" w:hAnsi="Arial" w:cs="Arial"/>
+              </w:rPr>
+            </w:pPr>
+            <w:r>
+              <w:rPr>
+                <w:rFonts w:ascii="Arial" w:hAnsi="Arial" w:cs="Arial"/>
+              </w:rPr>
+              <w:t>1.3.1.</w:t>
             </w:r>
             <w:r>
               <w:rPr>
@@ -10592,34 +10658,6 @@
         </w:tc>
         <w:tc>
           <w:tcPr>
-            <w:tcW w:w="2026" w:type="dxa"/>
-            <w:shd w:val="clear" w:color="auto" w:fill="FFFFFF" w:themeFill="background1"/>
-            <w:vAlign w:val="center"/>
-          </w:tcPr>
-          <w:p>
-            <w:pPr>
-              <w:spacing w:after="240" w:line="360" w:lineRule="auto"/>
-              <w:jc w:val="center"/>
-              <w:rPr>
-                <w:rFonts w:ascii="Arial" w:hAnsi="Arial" w:cs="Arial"/>
-              </w:rPr>
-            </w:pPr>
-            <w:r>
-              <w:rPr>
-                <w:rFonts w:ascii="Arial" w:hAnsi="Arial" w:cs="Arial"/>
-              </w:rPr>
-              <w:t>1.3.1.</w:t>
-            </w:r>
-            <w:r>
-              <w:rPr>
-                <w:rFonts w:ascii="Arial" w:hAnsi="Arial" w:cs="Arial"/>
-              </w:rPr>
-              <w:t>3</w:t>
-            </w:r>
-          </w:p>
-        </w:tc>
-        <w:tc>
-          <w:tcPr>
             <w:tcW w:w="2039" w:type="dxa"/>
             <w:shd w:val="clear" w:color="auto" w:fill="FFFFFF" w:themeFill="background1"/>
             <w:vAlign w:val="center"/>
@@ -10632,157 +10670,135 @@
                 <w:rFonts w:ascii="Arial" w:hAnsi="Arial" w:cs="Arial"/>
               </w:rPr>
             </w:pPr>
+            <w:r>
+              <w:rPr>
+                <w:rFonts w:ascii="Arial" w:hAnsi="Arial" w:cs="Arial"/>
+              </w:rPr>
+              <w:t>Dashboard del sistema</w:t>
+            </w:r>
+          </w:p>
+        </w:tc>
+        <w:tc>
+          <w:tcPr>
+            <w:tcW w:w="2409" w:type="dxa"/>
+            <w:shd w:val="clear" w:color="auto" w:fill="FFFFFF" w:themeFill="background1"/>
+            <w:vAlign w:val="center"/>
+          </w:tcPr>
+          <w:p>
+            <w:pPr>
+              <w:spacing w:after="240" w:line="360" w:lineRule="auto"/>
+              <w:jc w:val="both"/>
+              <w:rPr>
+                <w:rFonts w:ascii="Arial" w:hAnsi="Arial" w:cs="Arial"/>
+              </w:rPr>
+            </w:pPr>
+            <w:r>
+              <w:rPr>
+                <w:rFonts w:ascii="Arial" w:hAnsi="Arial" w:cs="Arial"/>
+              </w:rPr>
+              <w:t>Elaborar el dashboard del sistema para la visualización de gráficos estadísticos de</w:t>
+            </w:r>
+            <w:r>
+              <w:rPr>
+                <w:rFonts w:ascii="Arial" w:hAnsi="Arial" w:cs="Arial"/>
+              </w:rPr>
+              <w:t xml:space="preserve"> datos del sistema </w:t>
+            </w:r>
+            <w:r>
+              <w:rPr>
+                <w:rFonts w:ascii="Arial" w:hAnsi="Arial" w:cs="Arial"/>
+              </w:rPr>
+              <w:t xml:space="preserve">y </w:t>
+            </w:r>
+            <w:r>
+              <w:rPr>
+                <w:rFonts w:ascii="Arial" w:hAnsi="Arial" w:cs="Arial"/>
+              </w:rPr>
+              <w:t xml:space="preserve">de </w:t>
+            </w:r>
+            <w:r>
+              <w:rPr>
+                <w:rFonts w:ascii="Arial" w:hAnsi="Arial" w:cs="Arial"/>
+              </w:rPr>
+              <w:t>accesos a las áreas de la empresa (información general).</w:t>
+            </w:r>
+          </w:p>
+        </w:tc>
+        <w:tc>
+          <w:tcPr>
+            <w:tcW w:w="2131" w:type="dxa"/>
+            <w:shd w:val="clear" w:color="auto" w:fill="FFFFFF" w:themeFill="background1"/>
+            <w:vAlign w:val="center"/>
+          </w:tcPr>
+          <w:p>
+            <w:pPr>
+              <w:spacing w:after="240" w:line="360" w:lineRule="auto"/>
+              <w:jc w:val="center"/>
+              <w:rPr>
+                <w:rFonts w:ascii="Arial" w:hAnsi="Arial" w:cs="Arial"/>
+              </w:rPr>
+            </w:pPr>
+            <w:r>
+              <w:rPr>
+                <w:rFonts w:ascii="Arial" w:hAnsi="Arial" w:cs="Arial"/>
+              </w:rPr>
+              <w:t>Luis Eduardo Mamani Bedregal</w:t>
+            </w:r>
+          </w:p>
+          <w:p>
+            <w:pPr>
+              <w:spacing w:after="240" w:line="360" w:lineRule="auto"/>
+              <w:jc w:val="center"/>
+              <w:rPr>
+                <w:rFonts w:ascii="Arial" w:hAnsi="Arial" w:cs="Arial"/>
+              </w:rPr>
+            </w:pPr>
+            <w:r>
+              <w:rPr>
+                <w:rFonts w:ascii="Arial" w:hAnsi="Arial" w:cs="Arial"/>
+              </w:rPr>
+              <w:t>(1 persona -100% dedicación)</w:t>
+            </w:r>
+          </w:p>
+        </w:tc>
+        <w:tc>
+          <w:tcPr>
+            <w:tcW w:w="1699" w:type="dxa"/>
+            <w:shd w:val="clear" w:color="auto" w:fill="FFFFFF" w:themeFill="background1"/>
+            <w:vAlign w:val="center"/>
+          </w:tcPr>
+          <w:p>
+            <w:pPr>
+              <w:spacing w:after="240" w:line="360" w:lineRule="auto"/>
+              <w:jc w:val="center"/>
+              <w:rPr>
+                <w:rFonts w:ascii="Arial" w:hAnsi="Arial" w:cs="Arial"/>
+              </w:rPr>
+            </w:pPr>
+            <w:r>
+              <w:rPr>
+                <w:rFonts w:ascii="Arial" w:hAnsi="Arial" w:cs="Arial"/>
+              </w:rPr>
+              <w:t>32</w:t>
+            </w:r>
+            <w:r>
+              <w:rPr>
+                <w:rFonts w:ascii="Arial" w:hAnsi="Arial" w:cs="Arial"/>
+              </w:rPr>
+              <w:t xml:space="preserve"> </w:t>
+            </w:r>
             <w:proofErr w:type="spellStart"/>
             <w:r>
               <w:rPr>
                 <w:rFonts w:ascii="Arial" w:hAnsi="Arial" w:cs="Arial"/>
               </w:rPr>
-              <w:t>Dashboard</w:t>
+              <w:t>hrs</w:t>
             </w:r>
             <w:proofErr w:type="spellEnd"/>
             <w:r>
               <w:rPr>
                 <w:rFonts w:ascii="Arial" w:hAnsi="Arial" w:cs="Arial"/>
               </w:rPr>
-              <w:t xml:space="preserve"> del sistema</w:t>
-            </w:r>
-          </w:p>
-        </w:tc>
-        <w:tc>
-          <w:tcPr>
-            <w:tcW w:w="2409" w:type="dxa"/>
-            <w:shd w:val="clear" w:color="auto" w:fill="FFFFFF" w:themeFill="background1"/>
-            <w:vAlign w:val="center"/>
-          </w:tcPr>
-          <w:p>
-            <w:pPr>
-              <w:spacing w:after="240" w:line="360" w:lineRule="auto"/>
-              <w:jc w:val="both"/>
-              <w:rPr>
-                <w:rFonts w:ascii="Arial" w:hAnsi="Arial" w:cs="Arial"/>
-              </w:rPr>
-            </w:pPr>
-            <w:r>
-              <w:rPr>
-                <w:rFonts w:ascii="Arial" w:hAnsi="Arial" w:cs="Arial"/>
-              </w:rPr>
-              <w:t xml:space="preserve">Elaborar el </w:t>
-            </w:r>
-            <w:proofErr w:type="spellStart"/>
-            <w:r>
-              <w:rPr>
-                <w:rFonts w:ascii="Arial" w:hAnsi="Arial" w:cs="Arial"/>
-              </w:rPr>
-              <w:t>dashboard</w:t>
-            </w:r>
-            <w:proofErr w:type="spellEnd"/>
-            <w:r>
-              <w:rPr>
-                <w:rFonts w:ascii="Arial" w:hAnsi="Arial" w:cs="Arial"/>
-              </w:rPr>
-              <w:t xml:space="preserve"> del sistema para la visualización de gráficos estadísticos de</w:t>
-            </w:r>
-            <w:r>
-              <w:rPr>
-                <w:rFonts w:ascii="Arial" w:hAnsi="Arial" w:cs="Arial"/>
-              </w:rPr>
-              <w:t xml:space="preserve"> datos del sistema </w:t>
-            </w:r>
-            <w:r>
-              <w:rPr>
-                <w:rFonts w:ascii="Arial" w:hAnsi="Arial" w:cs="Arial"/>
-              </w:rPr>
-              <w:t xml:space="preserve">y </w:t>
-            </w:r>
-            <w:r>
-              <w:rPr>
-                <w:rFonts w:ascii="Arial" w:hAnsi="Arial" w:cs="Arial"/>
-              </w:rPr>
-              <w:t xml:space="preserve">de </w:t>
-            </w:r>
-            <w:r>
-              <w:rPr>
-                <w:rFonts w:ascii="Arial" w:hAnsi="Arial" w:cs="Arial"/>
-              </w:rPr>
-              <w:t>accesos a las áreas de la empresa (información general).</w:t>
-            </w:r>
-          </w:p>
-        </w:tc>
-        <w:tc>
-          <w:tcPr>
-            <w:tcW w:w="2131" w:type="dxa"/>
-            <w:shd w:val="clear" w:color="auto" w:fill="FFFFFF" w:themeFill="background1"/>
-            <w:vAlign w:val="center"/>
-          </w:tcPr>
-          <w:p>
-            <w:pPr>
-              <w:spacing w:after="240" w:line="360" w:lineRule="auto"/>
-              <w:jc w:val="center"/>
-              <w:rPr>
-                <w:rFonts w:ascii="Arial" w:hAnsi="Arial" w:cs="Arial"/>
-              </w:rPr>
-            </w:pPr>
-            <w:r>
-              <w:rPr>
-                <w:rFonts w:ascii="Arial" w:hAnsi="Arial" w:cs="Arial"/>
-              </w:rPr>
-              <w:t>Luis Eduardo Mamani Bedregal</w:t>
-            </w:r>
-          </w:p>
-          <w:p>
-            <w:pPr>
-              <w:spacing w:after="240" w:line="360" w:lineRule="auto"/>
-              <w:jc w:val="center"/>
-              <w:rPr>
-                <w:rFonts w:ascii="Arial" w:hAnsi="Arial" w:cs="Arial"/>
-              </w:rPr>
-            </w:pPr>
-            <w:r>
-              <w:rPr>
-                <w:rFonts w:ascii="Arial" w:hAnsi="Arial" w:cs="Arial"/>
-              </w:rPr>
-              <w:t>(1 persona -100% dedicación)</w:t>
-            </w:r>
-          </w:p>
-        </w:tc>
-        <w:tc>
-          <w:tcPr>
-            <w:tcW w:w="1699" w:type="dxa"/>
-            <w:shd w:val="clear" w:color="auto" w:fill="FFFFFF" w:themeFill="background1"/>
-            <w:vAlign w:val="center"/>
-          </w:tcPr>
-          <w:p>
-            <w:pPr>
-              <w:spacing w:after="240" w:line="360" w:lineRule="auto"/>
-              <w:jc w:val="center"/>
-              <w:rPr>
-                <w:rFonts w:ascii="Arial" w:hAnsi="Arial" w:cs="Arial"/>
-              </w:rPr>
-            </w:pPr>
-            <w:r>
-              <w:rPr>
-                <w:rFonts w:ascii="Arial" w:hAnsi="Arial" w:cs="Arial"/>
-              </w:rPr>
-              <w:t>8</w:t>
-            </w:r>
-            <w:r>
-              <w:rPr>
-                <w:rFonts w:ascii="Arial" w:hAnsi="Arial" w:cs="Arial"/>
-              </w:rPr>
-              <w:t xml:space="preserve"> </w:t>
-            </w:r>
-            <w:proofErr w:type="spellStart"/>
-            <w:r>
-              <w:rPr>
-                <w:rFonts w:ascii="Arial" w:hAnsi="Arial" w:cs="Arial"/>
-              </w:rPr>
-              <w:t>hrs</w:t>
-            </w:r>
-            <w:proofErr w:type="spellEnd"/>
-            <w:r>
-              <w:rPr>
-                <w:rFonts w:ascii="Arial" w:hAnsi="Arial" w:cs="Arial"/>
-              </w:rPr>
               <w:t xml:space="preserve"> – 1 hombre</w:t>
             </w:r>
           </w:p>
@@ -10805,7 +10821,7 @@
               <w:rPr>
                 <w:rFonts w:ascii="Arial" w:hAnsi="Arial" w:cs="Arial"/>
               </w:rPr>
-              <w:t>8</w:t>
+              <w:t>32</w:t>
             </w:r>
             <w:r>
               <w:rPr>
@@ -10843,7 +10859,29 @@
               <w:rPr>
                 <w:rFonts w:ascii="Arial" w:hAnsi="Arial" w:cs="Arial"/>
               </w:rPr>
-              <w:t>SRICA_036_00</w:t>
+              <w:t>SRICA_036_004</w:t>
+            </w:r>
+          </w:p>
+        </w:tc>
+        <w:tc>
+          <w:tcPr>
+            <w:tcW w:w="2026" w:type="dxa"/>
+            <w:shd w:val="clear" w:color="auto" w:fill="FFFFFF" w:themeFill="background1"/>
+            <w:vAlign w:val="center"/>
+          </w:tcPr>
+          <w:p>
+            <w:pPr>
+              <w:spacing w:after="240" w:line="360" w:lineRule="auto"/>
+              <w:jc w:val="center"/>
+              <w:rPr>
+                <w:rFonts w:ascii="Arial" w:hAnsi="Arial" w:cs="Arial"/>
+              </w:rPr>
+            </w:pPr>
+            <w:r>
+              <w:rPr>
+                <w:rFonts w:ascii="Arial" w:hAnsi="Arial" w:cs="Arial"/>
+              </w:rPr>
+              <w:t>1.3.1.</w:t>
             </w:r>
             <w:r>
               <w:rPr>
@@ -10855,34 +10893,6 @@
         </w:tc>
         <w:tc>
           <w:tcPr>
-            <w:tcW w:w="2026" w:type="dxa"/>
-            <w:shd w:val="clear" w:color="auto" w:fill="FFFFFF" w:themeFill="background1"/>
-            <w:vAlign w:val="center"/>
-          </w:tcPr>
-          <w:p>
-            <w:pPr>
-              <w:spacing w:after="240" w:line="360" w:lineRule="auto"/>
-              <w:jc w:val="center"/>
-              <w:rPr>
-                <w:rFonts w:ascii="Arial" w:hAnsi="Arial" w:cs="Arial"/>
-              </w:rPr>
-            </w:pPr>
-            <w:r>
-              <w:rPr>
-                <w:rFonts w:ascii="Arial" w:hAnsi="Arial" w:cs="Arial"/>
-              </w:rPr>
-              <w:t>1.3.1.</w:t>
-            </w:r>
-            <w:r>
-              <w:rPr>
-                <w:rFonts w:ascii="Arial" w:hAnsi="Arial" w:cs="Arial"/>
-              </w:rPr>
-              <w:t>4</w:t>
-            </w:r>
-          </w:p>
-        </w:tc>
-        <w:tc>
-          <w:tcPr>
             <w:tcW w:w="2039" w:type="dxa"/>
             <w:shd w:val="clear" w:color="auto" w:fill="FFFFFF" w:themeFill="background1"/>
             <w:vAlign w:val="center"/>
@@ -10980,7 +10990,7 @@
               <w:rPr>
                 <w:rFonts w:ascii="Arial" w:hAnsi="Arial" w:cs="Arial"/>
               </w:rPr>
-              <w:t>8</w:t>
+              <w:t>32</w:t>
             </w:r>
             <w:r>
               <w:rPr>
@@ -11022,7 +11032,7 @@
               <w:rPr>
                 <w:rFonts w:ascii="Arial" w:hAnsi="Arial" w:cs="Arial"/>
               </w:rPr>
-              <w:t>8</w:t>
+              <w:t>32</w:t>
             </w:r>
             <w:r>
               <w:rPr>
@@ -11060,7 +11070,29 @@
               <w:rPr>
                 <w:rFonts w:ascii="Arial" w:hAnsi="Arial" w:cs="Arial"/>
               </w:rPr>
-              <w:t>SRICA_036_00</w:t>
+              <w:t>SRICA_036_005</w:t>
+            </w:r>
+          </w:p>
+        </w:tc>
+        <w:tc>
+          <w:tcPr>
+            <w:tcW w:w="2026" w:type="dxa"/>
+            <w:shd w:val="clear" w:color="auto" w:fill="FFFFFF" w:themeFill="background1"/>
+            <w:vAlign w:val="center"/>
+          </w:tcPr>
+          <w:p>
+            <w:pPr>
+              <w:spacing w:after="240" w:line="360" w:lineRule="auto"/>
+              <w:jc w:val="center"/>
+              <w:rPr>
+                <w:rFonts w:ascii="Arial" w:hAnsi="Arial" w:cs="Arial"/>
+              </w:rPr>
+            </w:pPr>
+            <w:r>
+              <w:rPr>
+                <w:rFonts w:ascii="Arial" w:hAnsi="Arial" w:cs="Arial"/>
+              </w:rPr>
+              <w:t>1.3.1.</w:t>
             </w:r>
             <w:r>
               <w:rPr>
@@ -11072,34 +11104,6 @@
         </w:tc>
         <w:tc>
           <w:tcPr>
-            <w:tcW w:w="2026" w:type="dxa"/>
-            <w:shd w:val="clear" w:color="auto" w:fill="FFFFFF" w:themeFill="background1"/>
-            <w:vAlign w:val="center"/>
-          </w:tcPr>
-          <w:p>
-            <w:pPr>
-              <w:spacing w:after="240" w:line="360" w:lineRule="auto"/>
-              <w:jc w:val="center"/>
-              <w:rPr>
-                <w:rFonts w:ascii="Arial" w:hAnsi="Arial" w:cs="Arial"/>
-              </w:rPr>
-            </w:pPr>
-            <w:r>
-              <w:rPr>
-                <w:rFonts w:ascii="Arial" w:hAnsi="Arial" w:cs="Arial"/>
-              </w:rPr>
-              <w:t>1.3.1.</w:t>
-            </w:r>
-            <w:r>
-              <w:rPr>
-                <w:rFonts w:ascii="Arial" w:hAnsi="Arial" w:cs="Arial"/>
-              </w:rPr>
-              <w:t>5</w:t>
-            </w:r>
-          </w:p>
-        </w:tc>
-        <w:tc>
-          <w:tcPr>
             <w:tcW w:w="2039" w:type="dxa"/>
             <w:shd w:val="clear" w:color="auto" w:fill="FFFFFF" w:themeFill="background1"/>
             <w:vAlign w:val="center"/>
@@ -11203,7 +11207,7 @@
               <w:rPr>
                 <w:rFonts w:ascii="Arial" w:hAnsi="Arial" w:cs="Arial"/>
               </w:rPr>
-              <w:t>8</w:t>
+              <w:t>32</w:t>
             </w:r>
             <w:r>
               <w:rPr>
@@ -11245,7 +11249,7 @@
               <w:rPr>
                 <w:rFonts w:ascii="Arial" w:hAnsi="Arial" w:cs="Arial"/>
               </w:rPr>
-              <w:t>8</w:t>
+              <w:t>32</w:t>
             </w:r>
             <w:r>
               <w:rPr>
@@ -11284,7 +11288,29 @@
                 <w:rFonts w:ascii="Arial" w:hAnsi="Arial" w:cs="Arial"/>
               </w:rPr>
               <w:lastRenderedPageBreak/>
-              <w:t>SRICA_036_00</w:t>
+              <w:t>SRICA_036_006</w:t>
+            </w:r>
+          </w:p>
+        </w:tc>
+        <w:tc>
+          <w:tcPr>
+            <w:tcW w:w="2026" w:type="dxa"/>
+            <w:shd w:val="clear" w:color="auto" w:fill="FFFFFF" w:themeFill="background1"/>
+            <w:vAlign w:val="center"/>
+          </w:tcPr>
+          <w:p>
+            <w:pPr>
+              <w:spacing w:after="240" w:line="360" w:lineRule="auto"/>
+              <w:jc w:val="center"/>
+              <w:rPr>
+                <w:rFonts w:ascii="Arial" w:hAnsi="Arial" w:cs="Arial"/>
+              </w:rPr>
+            </w:pPr>
+            <w:r>
+              <w:rPr>
+                <w:rFonts w:ascii="Arial" w:hAnsi="Arial" w:cs="Arial"/>
+              </w:rPr>
+              <w:t>1.3.1.</w:t>
             </w:r>
             <w:r>
               <w:rPr>
@@ -11296,34 +11322,6 @@
         </w:tc>
         <w:tc>
           <w:tcPr>
-            <w:tcW w:w="2026" w:type="dxa"/>
-            <w:shd w:val="clear" w:color="auto" w:fill="FFFFFF" w:themeFill="background1"/>
-            <w:vAlign w:val="center"/>
-          </w:tcPr>
-          <w:p>
-            <w:pPr>
-              <w:spacing w:after="240" w:line="360" w:lineRule="auto"/>
-              <w:jc w:val="center"/>
-              <w:rPr>
-                <w:rFonts w:ascii="Arial" w:hAnsi="Arial" w:cs="Arial"/>
-              </w:rPr>
-            </w:pPr>
-            <w:r>
-              <w:rPr>
-                <w:rFonts w:ascii="Arial" w:hAnsi="Arial" w:cs="Arial"/>
-              </w:rPr>
-              <w:t>1.3.1.</w:t>
-            </w:r>
-            <w:r>
-              <w:rPr>
-                <w:rFonts w:ascii="Arial" w:hAnsi="Arial" w:cs="Arial"/>
-              </w:rPr>
-              <w:t>6</w:t>
-            </w:r>
-          </w:p>
-        </w:tc>
-        <w:tc>
-          <w:tcPr>
             <w:tcW w:w="2039" w:type="dxa"/>
             <w:shd w:val="clear" w:color="auto" w:fill="FFFFFF" w:themeFill="background1"/>
             <w:vAlign w:val="center"/>
@@ -11433,7 +11431,7 @@
               <w:rPr>
                 <w:rFonts w:ascii="Arial" w:hAnsi="Arial" w:cs="Arial"/>
               </w:rPr>
-              <w:t>8</w:t>
+              <w:t>32</w:t>
             </w:r>
             <w:r>
               <w:rPr>
@@ -11475,7 +11473,7 @@
               <w:rPr>
                 <w:rFonts w:ascii="Arial" w:hAnsi="Arial" w:cs="Arial"/>
               </w:rPr>
-              <w:t>8</w:t>
+              <w:t>32</w:t>
             </w:r>
             <w:r>
               <w:rPr>
@@ -11514,13 +11512,7 @@
               <w:rPr>
                 <w:rFonts w:ascii="Arial" w:hAnsi="Arial" w:cs="Arial"/>
               </w:rPr>
-              <w:t>SRICA_036_00</w:t>
-            </w:r>
-            <w:r>
-              <w:rPr>
-                <w:rFonts w:ascii="Arial" w:hAnsi="Arial" w:cs="Arial"/>
-              </w:rPr>
-              <w:t>7</w:t>
+              <w:t>SRICA_036_007</w:t>
             </w:r>
           </w:p>
         </w:tc>
@@ -11659,7 +11651,7 @@
               <w:rPr>
                 <w:rFonts w:ascii="Arial" w:hAnsi="Arial" w:cs="Arial"/>
               </w:rPr>
-              <w:t>8</w:t>
+              <w:t>32</w:t>
             </w:r>
             <w:r>
               <w:rPr>
@@ -11701,7 +11693,7 @@
               <w:rPr>
                 <w:rFonts w:ascii="Arial" w:hAnsi="Arial" w:cs="Arial"/>
               </w:rPr>
-              <w:t>8</w:t>
+              <w:t>32</w:t>
             </w:r>
             <w:r>
               <w:rPr>
@@ -11849,13 +11841,7 @@
               <w:rPr>
                 <w:rFonts w:ascii="Arial" w:hAnsi="Arial" w:cs="Arial"/>
               </w:rPr>
-              <w:t>1</w:t>
-            </w:r>
-            <w:r>
-              <w:rPr>
-                <w:rFonts w:ascii="Arial" w:hAnsi="Arial" w:cs="Arial"/>
-              </w:rPr>
-              <w:t>30</w:t>
+              <w:t>260</w:t>
             </w:r>
             <w:r>
               <w:rPr>
@@ -11897,13 +11883,7 @@
               <w:rPr>
                 <w:rFonts w:ascii="Arial" w:hAnsi="Arial" w:cs="Arial"/>
               </w:rPr>
-              <w:t>1</w:t>
-            </w:r>
-            <w:r>
-              <w:rPr>
-                <w:rFonts w:ascii="Arial" w:hAnsi="Arial" w:cs="Arial"/>
-              </w:rPr>
-              <w:t>30</w:t>
+              <w:t>260</w:t>
             </w:r>
             <w:r>
               <w:rPr>
@@ -11941,13 +11921,7 @@
               <w:rPr>
                 <w:rFonts w:ascii="Arial" w:hAnsi="Arial" w:cs="Arial"/>
               </w:rPr>
-              <w:t>SRICA_036_00</w:t>
-            </w:r>
-            <w:r>
-              <w:rPr>
-                <w:rFonts w:ascii="Arial" w:hAnsi="Arial" w:cs="Arial"/>
-              </w:rPr>
-              <w:t>8</w:t>
+              <w:t>SRICA_036_008</w:t>
             </w:r>
           </w:p>
         </w:tc>
@@ -12088,19 +12062,7 @@
                 <w:rFonts w:ascii="Arial" w:hAnsi="Arial" w:cs="Arial"/>
               </w:rPr>
               <w:lastRenderedPageBreak/>
-              <w:t>1</w:t>
-            </w:r>
-            <w:r>
-              <w:rPr>
-                <w:rFonts w:ascii="Arial" w:hAnsi="Arial" w:cs="Arial"/>
-              </w:rPr>
-              <w:t>0</w:t>
-            </w:r>
-            <w:r>
-              <w:rPr>
-                <w:rFonts w:ascii="Arial" w:hAnsi="Arial" w:cs="Arial"/>
-              </w:rPr>
-              <w:t>0</w:t>
+              <w:t>200</w:t>
             </w:r>
             <w:r>
               <w:rPr>
@@ -12142,19 +12104,7 @@
               <w:rPr>
                 <w:rFonts w:ascii="Arial" w:hAnsi="Arial" w:cs="Arial"/>
               </w:rPr>
-              <w:t>1</w:t>
-            </w:r>
-            <w:r>
-              <w:rPr>
-                <w:rFonts w:ascii="Arial" w:hAnsi="Arial" w:cs="Arial"/>
-              </w:rPr>
-              <w:t>0</w:t>
-            </w:r>
-            <w:r>
-              <w:rPr>
-                <w:rFonts w:ascii="Arial" w:hAnsi="Arial" w:cs="Arial"/>
-              </w:rPr>
-              <w:t>0</w:t>
+              <w:t>200</w:t>
             </w:r>
             <w:r>
               <w:rPr>
@@ -12193,13 +12143,7 @@
               <w:rPr>
                 <w:rFonts w:ascii="Arial" w:hAnsi="Arial" w:cs="Arial"/>
               </w:rPr>
-              <w:t>SRICA_036_00</w:t>
-            </w:r>
-            <w:r>
-              <w:rPr>
-                <w:rFonts w:ascii="Arial" w:hAnsi="Arial" w:cs="Arial"/>
-              </w:rPr>
-              <w:t>9</w:t>
+              <w:t>SRICA_036_009</w:t>
             </w:r>
           </w:p>
         </w:tc>
@@ -12362,7 +12306,7 @@
               <w:rPr>
                 <w:rFonts w:ascii="Arial" w:hAnsi="Arial" w:cs="Arial"/>
               </w:rPr>
-              <w:t>4</w:t>
+              <w:t>16</w:t>
             </w:r>
             <w:r>
               <w:rPr>
@@ -12382,7 +12326,19 @@
               <w:rPr>
                 <w:rFonts w:ascii="Arial" w:hAnsi="Arial" w:cs="Arial"/>
               </w:rPr>
-              <w:t xml:space="preserve"> -1 hombre</w:t>
+              <w:t xml:space="preserve"> -</w:t>
+            </w:r>
+            <w:r>
+              <w:rPr>
+                <w:rFonts w:ascii="Arial" w:hAnsi="Arial" w:cs="Arial"/>
+              </w:rPr>
+              <w:t xml:space="preserve"> </w:t>
+            </w:r>
+            <w:r>
+              <w:rPr>
+                <w:rFonts w:ascii="Arial" w:hAnsi="Arial" w:cs="Arial"/>
+              </w:rPr>
+              <w:t>1 hombre</w:t>
             </w:r>
           </w:p>
         </w:tc>
@@ -12404,7 +12360,7 @@
               <w:rPr>
                 <w:rFonts w:ascii="Arial" w:hAnsi="Arial" w:cs="Arial"/>
               </w:rPr>
-              <w:t>4</w:t>
+              <w:t>16</w:t>
             </w:r>
             <w:r>
               <w:rPr>
@@ -12552,7 +12508,7 @@
               <w:rPr>
                 <w:rFonts w:ascii="Arial" w:hAnsi="Arial" w:cs="Arial"/>
               </w:rPr>
-              <w:t>4</w:t>
+              <w:t>16</w:t>
             </w:r>
             <w:r>
               <w:rPr>
@@ -12572,7 +12528,19 @@
               <w:rPr>
                 <w:rFonts w:ascii="Arial" w:hAnsi="Arial" w:cs="Arial"/>
               </w:rPr>
-              <w:t xml:space="preserve"> -1 hombre</w:t>
+              <w:t xml:space="preserve"> -</w:t>
+            </w:r>
+            <w:r>
+              <w:rPr>
+                <w:rFonts w:ascii="Arial" w:hAnsi="Arial" w:cs="Arial"/>
+              </w:rPr>
+              <w:t xml:space="preserve"> </w:t>
+            </w:r>
+            <w:r>
+              <w:rPr>
+                <w:rFonts w:ascii="Arial" w:hAnsi="Arial" w:cs="Arial"/>
+              </w:rPr>
+              <w:t>1 hombre</w:t>
             </w:r>
           </w:p>
         </w:tc>
@@ -12594,7 +12562,7 @@
               <w:rPr>
                 <w:rFonts w:ascii="Arial" w:hAnsi="Arial" w:cs="Arial"/>
               </w:rPr>
-              <w:t>4</w:t>
+              <w:t>16</w:t>
             </w:r>
             <w:r>
               <w:rPr>
@@ -12766,7 +12734,7 @@
               <w:rPr>
                 <w:rFonts w:ascii="Arial" w:hAnsi="Arial" w:cs="Arial"/>
               </w:rPr>
-              <w:t>6</w:t>
+              <w:t>12</w:t>
             </w:r>
             <w:r>
               <w:rPr>
@@ -12786,7 +12754,19 @@
               <w:rPr>
                 <w:rFonts w:ascii="Arial" w:hAnsi="Arial" w:cs="Arial"/>
               </w:rPr>
-              <w:t xml:space="preserve"> -1 hombre</w:t>
+              <w:t xml:space="preserve"> -</w:t>
+            </w:r>
+            <w:r>
+              <w:rPr>
+                <w:rFonts w:ascii="Arial" w:hAnsi="Arial" w:cs="Arial"/>
+              </w:rPr>
+              <w:t xml:space="preserve"> </w:t>
+            </w:r>
+            <w:r>
+              <w:rPr>
+                <w:rFonts w:ascii="Arial" w:hAnsi="Arial" w:cs="Arial"/>
+              </w:rPr>
+              <w:t>1 hombre</w:t>
             </w:r>
           </w:p>
         </w:tc>
@@ -12808,7 +12788,7 @@
               <w:rPr>
                 <w:rFonts w:ascii="Arial" w:hAnsi="Arial" w:cs="Arial"/>
               </w:rPr>
-              <w:t>6</w:t>
+              <w:t>12</w:t>
             </w:r>
             <w:r>
               <w:rPr>
@@ -12847,7 +12827,29 @@
                 <w:rFonts w:ascii="Arial" w:hAnsi="Arial" w:cs="Arial"/>
               </w:rPr>
               <w:lastRenderedPageBreak/>
-              <w:t>SRICA_036_0</w:t>
+              <w:t>SRICA_036_010</w:t>
+            </w:r>
+          </w:p>
+        </w:tc>
+        <w:tc>
+          <w:tcPr>
+            <w:tcW w:w="2026" w:type="dxa"/>
+            <w:shd w:val="clear" w:color="auto" w:fill="FFFFFF" w:themeFill="background1"/>
+            <w:vAlign w:val="center"/>
+          </w:tcPr>
+          <w:p>
+            <w:pPr>
+              <w:spacing w:after="240" w:line="360" w:lineRule="auto"/>
+              <w:jc w:val="center"/>
+              <w:rPr>
+                <w:rFonts w:ascii="Arial" w:hAnsi="Arial" w:cs="Arial"/>
+              </w:rPr>
+            </w:pPr>
+            <w:r>
+              <w:rPr>
+                <w:rFonts w:ascii="Arial" w:hAnsi="Arial" w:cs="Arial"/>
+              </w:rPr>
+              <w:t>1.3.1.</w:t>
             </w:r>
             <w:r>
               <w:rPr>
@@ -12859,34 +12861,6 @@
         </w:tc>
         <w:tc>
           <w:tcPr>
-            <w:tcW w:w="2026" w:type="dxa"/>
-            <w:shd w:val="clear" w:color="auto" w:fill="FFFFFF" w:themeFill="background1"/>
-            <w:vAlign w:val="center"/>
-          </w:tcPr>
-          <w:p>
-            <w:pPr>
-              <w:spacing w:after="240" w:line="360" w:lineRule="auto"/>
-              <w:jc w:val="center"/>
-              <w:rPr>
-                <w:rFonts w:ascii="Arial" w:hAnsi="Arial" w:cs="Arial"/>
-              </w:rPr>
-            </w:pPr>
-            <w:r>
-              <w:rPr>
-                <w:rFonts w:ascii="Arial" w:hAnsi="Arial" w:cs="Arial"/>
-              </w:rPr>
-              <w:t>1.3.1.</w:t>
-            </w:r>
-            <w:r>
-              <w:rPr>
-                <w:rFonts w:ascii="Arial" w:hAnsi="Arial" w:cs="Arial"/>
-              </w:rPr>
-              <w:t>10</w:t>
-            </w:r>
-          </w:p>
-        </w:tc>
-        <w:tc>
-          <w:tcPr>
             <w:tcW w:w="2039" w:type="dxa"/>
             <w:shd w:val="clear" w:color="auto" w:fill="FFFFFF" w:themeFill="background1"/>
             <w:vAlign w:val="center"/>
@@ -13008,7 +12982,7 @@
               <w:rPr>
                 <w:rFonts w:ascii="Arial" w:hAnsi="Arial" w:cs="Arial"/>
               </w:rPr>
-              <w:t>12</w:t>
+              <w:t>32</w:t>
             </w:r>
             <w:r>
               <w:rPr>
@@ -13050,7 +13024,7 @@
               <w:rPr>
                 <w:rFonts w:ascii="Arial" w:hAnsi="Arial" w:cs="Arial"/>
               </w:rPr>
-              <w:t>12</w:t>
+              <w:t>32</w:t>
             </w:r>
             <w:r>
               <w:rPr>
@@ -13088,13 +13062,7 @@
               <w:rPr>
                 <w:rFonts w:ascii="Arial" w:hAnsi="Arial" w:cs="Arial"/>
               </w:rPr>
-              <w:t>SRICA_036_0</w:t>
-            </w:r>
-            <w:r>
-              <w:rPr>
-                <w:rFonts w:ascii="Arial" w:hAnsi="Arial" w:cs="Arial"/>
-              </w:rPr>
-              <w:t>11</w:t>
+              <w:t>SRICA_036_011</w:t>
             </w:r>
           </w:p>
         </w:tc>
@@ -13249,7 +13217,7 @@
               <w:rPr>
                 <w:rFonts w:ascii="Arial" w:hAnsi="Arial" w:cs="Arial"/>
               </w:rPr>
-              <w:t>12</w:t>
+              <w:t>32</w:t>
             </w:r>
             <w:r>
               <w:rPr>
@@ -13291,7 +13259,7 @@
               <w:rPr>
                 <w:rFonts w:ascii="Arial" w:hAnsi="Arial" w:cs="Arial"/>
               </w:rPr>
-              <w:t>12</w:t>
+              <w:t>32</w:t>
             </w:r>
             <w:r>
               <w:rPr>
@@ -13329,13 +13297,7 @@
               <w:rPr>
                 <w:rFonts w:ascii="Arial" w:hAnsi="Arial" w:cs="Arial"/>
               </w:rPr>
-              <w:t>SRICA_036_0</w:t>
-            </w:r>
-            <w:r>
-              <w:rPr>
-                <w:rFonts w:ascii="Arial" w:hAnsi="Arial" w:cs="Arial"/>
-              </w:rPr>
-              <w:t>12</w:t>
+              <w:t>SRICA_036_012</w:t>
             </w:r>
           </w:p>
         </w:tc>
@@ -13460,7 +13422,13 @@
               <w:rPr>
                 <w:rFonts w:ascii="Arial" w:hAnsi="Arial" w:cs="Arial"/>
               </w:rPr>
-              <w:t xml:space="preserve">12 </w:t>
+              <w:t>32</w:t>
+            </w:r>
+            <w:r>
+              <w:rPr>
+                <w:rFonts w:ascii="Arial" w:hAnsi="Arial" w:cs="Arial"/>
+              </w:rPr>
+              <w:t xml:space="preserve"> </w:t>
             </w:r>
             <w:proofErr w:type="spellStart"/>
             <w:r>
@@ -13496,7 +13464,13 @@
               <w:rPr>
                 <w:rFonts w:ascii="Arial" w:hAnsi="Arial" w:cs="Arial"/>
               </w:rPr>
-              <w:t xml:space="preserve">12 </w:t>
+              <w:t>32</w:t>
+            </w:r>
+            <w:r>
+              <w:rPr>
+                <w:rFonts w:ascii="Arial" w:hAnsi="Arial" w:cs="Arial"/>
+              </w:rPr>
+              <w:t xml:space="preserve"> </w:t>
             </w:r>
             <w:proofErr w:type="spellStart"/>
             <w:r>
@@ -13528,13 +13502,7 @@
               <w:rPr>
                 <w:rFonts w:ascii="Arial" w:hAnsi="Arial" w:cs="Arial"/>
               </w:rPr>
-              <w:t>SRICA_036_0</w:t>
-            </w:r>
-            <w:r>
-              <w:rPr>
-                <w:rFonts w:ascii="Arial" w:hAnsi="Arial" w:cs="Arial"/>
-              </w:rPr>
-              <w:t>13</w:t>
+              <w:t>SRICA_036_013</w:t>
             </w:r>
           </w:p>
         </w:tc>
@@ -13659,7 +13627,13 @@
               <w:rPr>
                 <w:rFonts w:ascii="Arial" w:hAnsi="Arial" w:cs="Arial"/>
               </w:rPr>
-              <w:t xml:space="preserve">12 </w:t>
+              <w:t>32</w:t>
+            </w:r>
+            <w:r>
+              <w:rPr>
+                <w:rFonts w:ascii="Arial" w:hAnsi="Arial" w:cs="Arial"/>
+              </w:rPr>
+              <w:t xml:space="preserve"> </w:t>
             </w:r>
             <w:proofErr w:type="spellStart"/>
             <w:r>
@@ -13695,7 +13669,13 @@
               <w:rPr>
                 <w:rFonts w:ascii="Arial" w:hAnsi="Arial" w:cs="Arial"/>
               </w:rPr>
-              <w:t xml:space="preserve">12 </w:t>
+              <w:t>32</w:t>
+            </w:r>
+            <w:r>
+              <w:rPr>
+                <w:rFonts w:ascii="Arial" w:hAnsi="Arial" w:cs="Arial"/>
+              </w:rPr>
+              <w:t xml:space="preserve"> </w:t>
             </w:r>
             <w:proofErr w:type="spellStart"/>
             <w:r>
@@ -13729,13 +13709,7 @@
                 <w:rFonts w:ascii="Arial" w:hAnsi="Arial" w:cs="Arial"/>
               </w:rPr>
               <w:lastRenderedPageBreak/>
-              <w:t>SRICA_036_0</w:t>
-            </w:r>
-            <w:r>
-              <w:rPr>
-                <w:rFonts w:ascii="Arial" w:hAnsi="Arial" w:cs="Arial"/>
-              </w:rPr>
-              <w:t>14</w:t>
+              <w:t>SRICA_036_014</w:t>
             </w:r>
           </w:p>
         </w:tc>
@@ -13880,7 +13854,7 @@
               <w:rPr>
                 <w:rFonts w:ascii="Arial" w:hAnsi="Arial" w:cs="Arial"/>
               </w:rPr>
-              <w:t>4</w:t>
+              <w:t>24</w:t>
             </w:r>
             <w:r>
               <w:rPr>
@@ -13922,7 +13896,7 @@
               <w:rPr>
                 <w:rFonts w:ascii="Arial" w:hAnsi="Arial" w:cs="Arial"/>
               </w:rPr>
-              <w:t>4</w:t>
+              <w:t>24</w:t>
             </w:r>
             <w:r>
               <w:rPr>
@@ -14106,7 +14080,7 @@
               <w:rPr>
                 <w:rFonts w:ascii="Arial" w:hAnsi="Arial" w:cs="Arial"/>
               </w:rPr>
-              <w:t>4</w:t>
+              <w:t>24</w:t>
             </w:r>
             <w:r>
               <w:rPr>
@@ -14148,7 +14122,7 @@
               <w:rPr>
                 <w:rFonts w:ascii="Arial" w:hAnsi="Arial" w:cs="Arial"/>
               </w:rPr>
-              <w:t>4</w:t>
+              <w:t>24</w:t>
             </w:r>
             <w:r>
               <w:rPr>
@@ -14186,13 +14160,7 @@
               <w:rPr>
                 <w:rFonts w:ascii="Arial" w:hAnsi="Arial" w:cs="Arial"/>
               </w:rPr>
-              <w:t>SRICA_03</w:t>
-            </w:r>
-            <w:r>
-              <w:rPr>
-                <w:rFonts w:ascii="Arial" w:hAnsi="Arial" w:cs="Arial"/>
-              </w:rPr>
-              <w:t>7_001</w:t>
+              <w:t>SRICA_037_001</w:t>
             </w:r>
           </w:p>
         </w:tc>
@@ -14256,173 +14224,117 @@
               </w:rPr>
               <w:t xml:space="preserve">de </w:t>
             </w:r>
+            <w:r>
+              <w:rPr>
+                <w:rFonts w:ascii="Arial" w:hAnsi="Arial" w:cs="Arial"/>
+              </w:rPr>
+              <w:t>deep learning de detección y</w:t>
+            </w:r>
+            <w:r>
+              <w:rPr>
+                <w:rFonts w:ascii="Arial" w:hAnsi="Arial" w:cs="Arial"/>
+              </w:rPr>
+              <w:t xml:space="preserve"> segmentación de la imagen de iris</w:t>
+            </w:r>
+          </w:p>
+        </w:tc>
+        <w:tc>
+          <w:tcPr>
+            <w:tcW w:w="2409" w:type="dxa"/>
+            <w:shd w:val="clear" w:color="auto" w:fill="FFFFFF" w:themeFill="background1"/>
+            <w:vAlign w:val="center"/>
+          </w:tcPr>
+          <w:p>
+            <w:pPr>
+              <w:spacing w:after="240" w:line="360" w:lineRule="auto"/>
+              <w:jc w:val="both"/>
+              <w:rPr>
+                <w:rFonts w:ascii="Arial" w:hAnsi="Arial" w:cs="Arial"/>
+              </w:rPr>
+            </w:pPr>
+            <w:r>
+              <w:rPr>
+                <w:rFonts w:ascii="Arial" w:hAnsi="Arial" w:cs="Arial"/>
+              </w:rPr>
+              <w:t>Crear el modelo deep learning para la detección y segmentación de la imagen de iris.</w:t>
+            </w:r>
+          </w:p>
+        </w:tc>
+        <w:tc>
+          <w:tcPr>
+            <w:tcW w:w="2131" w:type="dxa"/>
+            <w:shd w:val="clear" w:color="auto" w:fill="FFFFFF" w:themeFill="background1"/>
+            <w:vAlign w:val="center"/>
+          </w:tcPr>
+          <w:p>
+            <w:pPr>
+              <w:spacing w:after="240" w:line="360" w:lineRule="auto"/>
+              <w:jc w:val="center"/>
+              <w:rPr>
+                <w:rFonts w:ascii="Arial" w:hAnsi="Arial" w:cs="Arial"/>
+              </w:rPr>
+            </w:pPr>
+            <w:r>
+              <w:rPr>
+                <w:rFonts w:ascii="Arial" w:hAnsi="Arial" w:cs="Arial"/>
+              </w:rPr>
+              <w:t>Luis Eduardo Mamani Bedregal</w:t>
+            </w:r>
+          </w:p>
+          <w:p>
+            <w:pPr>
+              <w:spacing w:after="240" w:line="360" w:lineRule="auto"/>
+              <w:jc w:val="center"/>
+              <w:rPr>
+                <w:rFonts w:ascii="Arial" w:hAnsi="Arial" w:cs="Arial"/>
+              </w:rPr>
+            </w:pPr>
+            <w:r>
+              <w:rPr>
+                <w:rFonts w:ascii="Arial" w:hAnsi="Arial" w:cs="Arial"/>
+              </w:rPr>
+              <w:t>(1 persona -100% dedicación)</w:t>
+            </w:r>
+          </w:p>
+        </w:tc>
+        <w:tc>
+          <w:tcPr>
+            <w:tcW w:w="1699" w:type="dxa"/>
+            <w:shd w:val="clear" w:color="auto" w:fill="FFFFFF" w:themeFill="background1"/>
+            <w:vAlign w:val="center"/>
+          </w:tcPr>
+          <w:p>
+            <w:pPr>
+              <w:spacing w:after="240" w:line="360" w:lineRule="auto"/>
+              <w:jc w:val="center"/>
+              <w:rPr>
+                <w:rFonts w:ascii="Arial" w:hAnsi="Arial" w:cs="Arial"/>
+              </w:rPr>
+            </w:pPr>
+            <w:r>
+              <w:rPr>
+                <w:rFonts w:ascii="Arial" w:hAnsi="Arial" w:cs="Arial"/>
+              </w:rPr>
+              <w:t>424</w:t>
+            </w:r>
+            <w:r>
+              <w:rPr>
+                <w:rFonts w:ascii="Arial" w:hAnsi="Arial" w:cs="Arial"/>
+              </w:rPr>
+              <w:t xml:space="preserve"> </w:t>
+            </w:r>
             <w:proofErr w:type="spellStart"/>
             <w:r>
               <w:rPr>
                 <w:rFonts w:ascii="Arial" w:hAnsi="Arial" w:cs="Arial"/>
               </w:rPr>
-              <w:t>deep</w:t>
+              <w:t>hrs</w:t>
             </w:r>
             <w:proofErr w:type="spellEnd"/>
             <w:r>
               <w:rPr>
                 <w:rFonts w:ascii="Arial" w:hAnsi="Arial" w:cs="Arial"/>
               </w:rPr>
-              <w:t xml:space="preserve"> </w:t>
-            </w:r>
-            <w:proofErr w:type="spellStart"/>
-            <w:r>
-              <w:rPr>
-                <w:rFonts w:ascii="Arial" w:hAnsi="Arial" w:cs="Arial"/>
-              </w:rPr>
-              <w:t>learning</w:t>
-            </w:r>
-            <w:proofErr w:type="spellEnd"/>
-            <w:r>
-              <w:rPr>
-                <w:rFonts w:ascii="Arial" w:hAnsi="Arial" w:cs="Arial"/>
-              </w:rPr>
-              <w:t xml:space="preserve"> de detección y</w:t>
-            </w:r>
-            <w:r>
-              <w:rPr>
-                <w:rFonts w:ascii="Arial" w:hAnsi="Arial" w:cs="Arial"/>
-              </w:rPr>
-              <w:t xml:space="preserve"> segmentación de la imagen de iris</w:t>
-            </w:r>
-          </w:p>
-        </w:tc>
-        <w:tc>
-          <w:tcPr>
-            <w:tcW w:w="2409" w:type="dxa"/>
-            <w:shd w:val="clear" w:color="auto" w:fill="FFFFFF" w:themeFill="background1"/>
-            <w:vAlign w:val="center"/>
-          </w:tcPr>
-          <w:p>
-            <w:pPr>
-              <w:spacing w:after="240" w:line="360" w:lineRule="auto"/>
-              <w:jc w:val="both"/>
-              <w:rPr>
-                <w:rFonts w:ascii="Arial" w:hAnsi="Arial" w:cs="Arial"/>
-              </w:rPr>
-            </w:pPr>
-            <w:r>
-              <w:rPr>
-                <w:rFonts w:ascii="Arial" w:hAnsi="Arial" w:cs="Arial"/>
-              </w:rPr>
-              <w:t xml:space="preserve">Crear el modelo </w:t>
-            </w:r>
-            <w:proofErr w:type="spellStart"/>
-            <w:r>
-              <w:rPr>
-                <w:rFonts w:ascii="Arial" w:hAnsi="Arial" w:cs="Arial"/>
-              </w:rPr>
-              <w:t>deep</w:t>
-            </w:r>
-            <w:proofErr w:type="spellEnd"/>
-            <w:r>
-              <w:rPr>
-                <w:rFonts w:ascii="Arial" w:hAnsi="Arial" w:cs="Arial"/>
-              </w:rPr>
-              <w:t xml:space="preserve"> </w:t>
-            </w:r>
-            <w:proofErr w:type="spellStart"/>
-            <w:r>
-              <w:rPr>
-                <w:rFonts w:ascii="Arial" w:hAnsi="Arial" w:cs="Arial"/>
-              </w:rPr>
-              <w:t>learning</w:t>
-            </w:r>
-            <w:proofErr w:type="spellEnd"/>
-            <w:r>
-              <w:rPr>
-                <w:rFonts w:ascii="Arial" w:hAnsi="Arial" w:cs="Arial"/>
-              </w:rPr>
-              <w:t xml:space="preserve"> para la detección y segmentación de la imagen de iris.</w:t>
-            </w:r>
-          </w:p>
-        </w:tc>
-        <w:tc>
-          <w:tcPr>
-            <w:tcW w:w="2131" w:type="dxa"/>
-            <w:shd w:val="clear" w:color="auto" w:fill="FFFFFF" w:themeFill="background1"/>
-            <w:vAlign w:val="center"/>
-          </w:tcPr>
-          <w:p>
-            <w:pPr>
-              <w:spacing w:after="240" w:line="360" w:lineRule="auto"/>
-              <w:jc w:val="center"/>
-              <w:rPr>
-                <w:rFonts w:ascii="Arial" w:hAnsi="Arial" w:cs="Arial"/>
-              </w:rPr>
-            </w:pPr>
-            <w:r>
-              <w:rPr>
-                <w:rFonts w:ascii="Arial" w:hAnsi="Arial" w:cs="Arial"/>
-              </w:rPr>
-              <w:t>Luis Eduardo Mamani Bedregal</w:t>
-            </w:r>
-          </w:p>
-          <w:p>
-            <w:pPr>
-              <w:spacing w:after="240" w:line="360" w:lineRule="auto"/>
-              <w:jc w:val="center"/>
-              <w:rPr>
-                <w:rFonts w:ascii="Arial" w:hAnsi="Arial" w:cs="Arial"/>
-              </w:rPr>
-            </w:pPr>
-            <w:r>
-              <w:rPr>
-                <w:rFonts w:ascii="Arial" w:hAnsi="Arial" w:cs="Arial"/>
-              </w:rPr>
-              <w:t>(1 persona -100% dedicación)</w:t>
-            </w:r>
-          </w:p>
-        </w:tc>
-        <w:tc>
-          <w:tcPr>
-            <w:tcW w:w="1699" w:type="dxa"/>
-            <w:shd w:val="clear" w:color="auto" w:fill="FFFFFF" w:themeFill="background1"/>
-            <w:vAlign w:val="center"/>
-          </w:tcPr>
-          <w:p>
-            <w:pPr>
-              <w:spacing w:after="240" w:line="360" w:lineRule="auto"/>
-              <w:jc w:val="center"/>
-              <w:rPr>
-                <w:rFonts w:ascii="Arial" w:hAnsi="Arial" w:cs="Arial"/>
-              </w:rPr>
-            </w:pPr>
-            <w:r>
-              <w:rPr>
-                <w:rFonts w:ascii="Arial" w:hAnsi="Arial" w:cs="Arial"/>
-              </w:rPr>
-              <w:t>2</w:t>
-            </w:r>
-            <w:r>
-              <w:rPr>
-                <w:rFonts w:ascii="Arial" w:hAnsi="Arial" w:cs="Arial"/>
-              </w:rPr>
-              <w:t>12</w:t>
-            </w:r>
-            <w:r>
-              <w:rPr>
-                <w:rFonts w:ascii="Arial" w:hAnsi="Arial" w:cs="Arial"/>
-              </w:rPr>
-              <w:t xml:space="preserve"> </w:t>
-            </w:r>
-            <w:proofErr w:type="spellStart"/>
-            <w:r>
-              <w:rPr>
-                <w:rFonts w:ascii="Arial" w:hAnsi="Arial" w:cs="Arial"/>
-              </w:rPr>
-              <w:t>hrs</w:t>
-            </w:r>
-            <w:proofErr w:type="spellEnd"/>
-            <w:r>
-              <w:rPr>
-                <w:rFonts w:ascii="Arial" w:hAnsi="Arial" w:cs="Arial"/>
-              </w:rPr>
               <w:t xml:space="preserve"> – 1 hombre</w:t>
             </w:r>
           </w:p>
@@ -14445,13 +14357,7 @@
               <w:rPr>
                 <w:rFonts w:ascii="Arial" w:hAnsi="Arial" w:cs="Arial"/>
               </w:rPr>
-              <w:t>2</w:t>
-            </w:r>
-            <w:r>
-              <w:rPr>
-                <w:rFonts w:ascii="Arial" w:hAnsi="Arial" w:cs="Arial"/>
-              </w:rPr>
-              <w:t>12</w:t>
+              <w:t>424</w:t>
             </w:r>
             <w:r>
               <w:rPr>
@@ -14490,13 +14396,7 @@
                 <w:rFonts w:ascii="Arial" w:hAnsi="Arial" w:cs="Arial"/>
               </w:rPr>
               <w:lastRenderedPageBreak/>
-              <w:t>SRICA_03</w:t>
-            </w:r>
-            <w:r>
-              <w:rPr>
-                <w:rFonts w:ascii="Arial" w:hAnsi="Arial" w:cs="Arial"/>
-              </w:rPr>
-              <w:t>7_002</w:t>
+              <w:t>SRICA_037_002</w:t>
             </w:r>
           </w:p>
         </w:tc>
@@ -14540,205 +14440,143 @@
               <w:rPr>
                 <w:rFonts w:ascii="Arial" w:hAnsi="Arial" w:cs="Arial"/>
               </w:rPr>
-              <w:t xml:space="preserve">Modelo de </w:t>
+              <w:t>Modelo de deep learning de</w:t>
+            </w:r>
+            <w:r>
+              <w:rPr>
+                <w:rFonts w:ascii="Arial" w:hAnsi="Arial" w:cs="Arial"/>
+              </w:rPr>
+              <w:t xml:space="preserve"> codificación y</w:t>
+            </w:r>
+            <w:r>
+              <w:rPr>
+                <w:rFonts w:ascii="Arial" w:hAnsi="Arial" w:cs="Arial"/>
+              </w:rPr>
+              <w:t xml:space="preserve"> </w:t>
+            </w:r>
+            <w:r>
+              <w:rPr>
+                <w:rFonts w:ascii="Arial" w:hAnsi="Arial" w:cs="Arial"/>
+              </w:rPr>
+              <w:t>reconocimiento de la imagen de iris</w:t>
+            </w:r>
+          </w:p>
+        </w:tc>
+        <w:tc>
+          <w:tcPr>
+            <w:tcW w:w="2409" w:type="dxa"/>
+            <w:shd w:val="clear" w:color="auto" w:fill="FFFFFF" w:themeFill="background1"/>
+            <w:vAlign w:val="center"/>
+          </w:tcPr>
+          <w:p>
+            <w:pPr>
+              <w:spacing w:after="240" w:line="360" w:lineRule="auto"/>
+              <w:jc w:val="both"/>
+              <w:rPr>
+                <w:rFonts w:ascii="Arial" w:hAnsi="Arial" w:cs="Arial"/>
+              </w:rPr>
+            </w:pPr>
+            <w:r>
+              <w:rPr>
+                <w:rFonts w:ascii="Arial" w:hAnsi="Arial" w:cs="Arial"/>
+              </w:rPr>
+              <w:t>Crear el modelo de deep learning para el proceso de</w:t>
+            </w:r>
+            <w:r>
+              <w:rPr>
+                <w:rFonts w:ascii="Arial" w:hAnsi="Arial" w:cs="Arial"/>
+              </w:rPr>
+              <w:t xml:space="preserve"> </w:t>
+            </w:r>
+            <w:r>
+              <w:rPr>
+                <w:rFonts w:ascii="Arial" w:hAnsi="Arial" w:cs="Arial"/>
+              </w:rPr>
+              <w:t xml:space="preserve">codificación y </w:t>
+            </w:r>
+            <w:r>
+              <w:rPr>
+                <w:rFonts w:ascii="Arial" w:hAnsi="Arial" w:cs="Arial"/>
+              </w:rPr>
+              <w:t>reconocimiento de las imágenes de iris.</w:t>
+            </w:r>
+          </w:p>
+        </w:tc>
+        <w:tc>
+          <w:tcPr>
+            <w:tcW w:w="2131" w:type="dxa"/>
+            <w:shd w:val="clear" w:color="auto" w:fill="FFFFFF" w:themeFill="background1"/>
+            <w:vAlign w:val="center"/>
+          </w:tcPr>
+          <w:p>
+            <w:pPr>
+              <w:spacing w:after="240" w:line="360" w:lineRule="auto"/>
+              <w:jc w:val="center"/>
+              <w:rPr>
+                <w:rFonts w:ascii="Arial" w:hAnsi="Arial" w:cs="Arial"/>
+              </w:rPr>
+            </w:pPr>
+            <w:r>
+              <w:rPr>
+                <w:rFonts w:ascii="Arial" w:hAnsi="Arial" w:cs="Arial"/>
+              </w:rPr>
+              <w:t>Luis Eduardo Mamani Bedregal</w:t>
+            </w:r>
+          </w:p>
+          <w:p>
+            <w:pPr>
+              <w:spacing w:after="240" w:line="360" w:lineRule="auto"/>
+              <w:jc w:val="center"/>
+              <w:rPr>
+                <w:rFonts w:ascii="Arial" w:hAnsi="Arial" w:cs="Arial"/>
+              </w:rPr>
+            </w:pPr>
+            <w:r>
+              <w:rPr>
+                <w:rFonts w:ascii="Arial" w:hAnsi="Arial" w:cs="Arial"/>
+              </w:rPr>
+              <w:t>(1 persona -100% dedicación)</w:t>
+            </w:r>
+          </w:p>
+        </w:tc>
+        <w:tc>
+          <w:tcPr>
+            <w:tcW w:w="1699" w:type="dxa"/>
+            <w:shd w:val="clear" w:color="auto" w:fill="FFFFFF" w:themeFill="background1"/>
+            <w:vAlign w:val="center"/>
+          </w:tcPr>
+          <w:p>
+            <w:pPr>
+              <w:spacing w:after="240" w:line="360" w:lineRule="auto"/>
+              <w:jc w:val="center"/>
+              <w:rPr>
+                <w:rFonts w:ascii="Arial" w:hAnsi="Arial" w:cs="Arial"/>
+              </w:rPr>
+            </w:pPr>
+            <w:r>
+              <w:rPr>
+                <w:rFonts w:ascii="Arial" w:hAnsi="Arial" w:cs="Arial"/>
+              </w:rPr>
+              <w:t>720</w:t>
+            </w:r>
+            <w:r>
+              <w:rPr>
+                <w:rFonts w:ascii="Arial" w:hAnsi="Arial" w:cs="Arial"/>
+              </w:rPr>
+              <w:t xml:space="preserve"> </w:t>
             </w:r>
             <w:proofErr w:type="spellStart"/>
             <w:r>
               <w:rPr>
                 <w:rFonts w:ascii="Arial" w:hAnsi="Arial" w:cs="Arial"/>
               </w:rPr>
-              <w:t>deep</w:t>
+              <w:t>hrs</w:t>
             </w:r>
             <w:proofErr w:type="spellEnd"/>
             <w:r>
               <w:rPr>
                 <w:rFonts w:ascii="Arial" w:hAnsi="Arial" w:cs="Arial"/>
               </w:rPr>
-              <w:t xml:space="preserve"> </w:t>
-            </w:r>
-            <w:proofErr w:type="spellStart"/>
-            <w:r>
-              <w:rPr>
-                <w:rFonts w:ascii="Arial" w:hAnsi="Arial" w:cs="Arial"/>
-              </w:rPr>
-              <w:t>learning</w:t>
-            </w:r>
-            <w:proofErr w:type="spellEnd"/>
-            <w:r>
-              <w:rPr>
-                <w:rFonts w:ascii="Arial" w:hAnsi="Arial" w:cs="Arial"/>
-              </w:rPr>
-              <w:t xml:space="preserve"> de</w:t>
-            </w:r>
-            <w:r>
-              <w:rPr>
-                <w:rFonts w:ascii="Arial" w:hAnsi="Arial" w:cs="Arial"/>
-              </w:rPr>
-              <w:t xml:space="preserve"> codificación y</w:t>
-            </w:r>
-            <w:r>
-              <w:rPr>
-                <w:rFonts w:ascii="Arial" w:hAnsi="Arial" w:cs="Arial"/>
-              </w:rPr>
-              <w:t xml:space="preserve"> </w:t>
-            </w:r>
-            <w:r>
-              <w:rPr>
-                <w:rFonts w:ascii="Arial" w:hAnsi="Arial" w:cs="Arial"/>
-              </w:rPr>
-              <w:t>reconocimiento de la imagen de iris</w:t>
-            </w:r>
-          </w:p>
-        </w:tc>
-        <w:tc>
-          <w:tcPr>
-            <w:tcW w:w="2409" w:type="dxa"/>
-            <w:shd w:val="clear" w:color="auto" w:fill="FFFFFF" w:themeFill="background1"/>
-            <w:vAlign w:val="center"/>
-          </w:tcPr>
-          <w:p>
-            <w:pPr>
-              <w:spacing w:after="240" w:line="360" w:lineRule="auto"/>
-              <w:jc w:val="both"/>
-              <w:rPr>
-                <w:rFonts w:ascii="Arial" w:hAnsi="Arial" w:cs="Arial"/>
-              </w:rPr>
-            </w:pPr>
-            <w:r>
-              <w:rPr>
-                <w:rFonts w:ascii="Arial" w:hAnsi="Arial" w:cs="Arial"/>
-              </w:rPr>
-              <w:t xml:space="preserve">Crear el modelo de </w:t>
-            </w:r>
-            <w:proofErr w:type="spellStart"/>
-            <w:r>
-              <w:rPr>
-                <w:rFonts w:ascii="Arial" w:hAnsi="Arial" w:cs="Arial"/>
-              </w:rPr>
-              <w:t>deep</w:t>
-            </w:r>
-            <w:proofErr w:type="spellEnd"/>
-            <w:r>
-              <w:rPr>
-                <w:rFonts w:ascii="Arial" w:hAnsi="Arial" w:cs="Arial"/>
-              </w:rPr>
-              <w:t xml:space="preserve"> </w:t>
-            </w:r>
-            <w:proofErr w:type="spellStart"/>
-            <w:r>
-              <w:rPr>
-                <w:rFonts w:ascii="Arial" w:hAnsi="Arial" w:cs="Arial"/>
-              </w:rPr>
-              <w:t>learning</w:t>
-            </w:r>
-            <w:proofErr w:type="spellEnd"/>
-            <w:r>
-              <w:rPr>
-                <w:rFonts w:ascii="Arial" w:hAnsi="Arial" w:cs="Arial"/>
-              </w:rPr>
-              <w:t xml:space="preserve"> para el proceso de</w:t>
-            </w:r>
-            <w:r>
-              <w:rPr>
-                <w:rFonts w:ascii="Arial" w:hAnsi="Arial" w:cs="Arial"/>
-              </w:rPr>
-              <w:t xml:space="preserve"> </w:t>
-            </w:r>
-            <w:r>
-              <w:rPr>
-                <w:rFonts w:ascii="Arial" w:hAnsi="Arial" w:cs="Arial"/>
-              </w:rPr>
-              <w:t xml:space="preserve">codificación y </w:t>
-            </w:r>
-            <w:r>
-              <w:rPr>
-                <w:rFonts w:ascii="Arial" w:hAnsi="Arial" w:cs="Arial"/>
-              </w:rPr>
-              <w:t>reconocimiento de las imágenes de iris.</w:t>
-            </w:r>
-          </w:p>
-        </w:tc>
-        <w:tc>
-          <w:tcPr>
-            <w:tcW w:w="2131" w:type="dxa"/>
-            <w:shd w:val="clear" w:color="auto" w:fill="FFFFFF" w:themeFill="background1"/>
-            <w:vAlign w:val="center"/>
-          </w:tcPr>
-          <w:p>
-            <w:pPr>
-              <w:spacing w:after="240" w:line="360" w:lineRule="auto"/>
-              <w:jc w:val="center"/>
-              <w:rPr>
-                <w:rFonts w:ascii="Arial" w:hAnsi="Arial" w:cs="Arial"/>
-              </w:rPr>
-            </w:pPr>
-            <w:r>
-              <w:rPr>
-                <w:rFonts w:ascii="Arial" w:hAnsi="Arial" w:cs="Arial"/>
-              </w:rPr>
-              <w:t>Luis Eduardo Mamani Bedregal</w:t>
-            </w:r>
-          </w:p>
-          <w:p>
-            <w:pPr>
-              <w:spacing w:after="240" w:line="360" w:lineRule="auto"/>
-              <w:jc w:val="center"/>
-              <w:rPr>
-                <w:rFonts w:ascii="Arial" w:hAnsi="Arial" w:cs="Arial"/>
-              </w:rPr>
-            </w:pPr>
-            <w:r>
-              <w:rPr>
-                <w:rFonts w:ascii="Arial" w:hAnsi="Arial" w:cs="Arial"/>
-              </w:rPr>
-              <w:t>(1 persona -100% dedicación)</w:t>
-            </w:r>
-          </w:p>
-        </w:tc>
-        <w:tc>
-          <w:tcPr>
-            <w:tcW w:w="1699" w:type="dxa"/>
-            <w:shd w:val="clear" w:color="auto" w:fill="FFFFFF" w:themeFill="background1"/>
-            <w:vAlign w:val="center"/>
-          </w:tcPr>
-          <w:p>
-            <w:pPr>
-              <w:spacing w:after="240" w:line="360" w:lineRule="auto"/>
-              <w:jc w:val="center"/>
-              <w:rPr>
-                <w:rFonts w:ascii="Arial" w:hAnsi="Arial" w:cs="Arial"/>
-              </w:rPr>
-            </w:pPr>
-            <w:r>
-              <w:rPr>
-                <w:rFonts w:ascii="Arial" w:hAnsi="Arial" w:cs="Arial"/>
-              </w:rPr>
-              <w:t>2</w:t>
-            </w:r>
-            <w:r>
-              <w:rPr>
-                <w:rFonts w:ascii="Arial" w:hAnsi="Arial" w:cs="Arial"/>
-              </w:rPr>
-              <w:t>12</w:t>
-            </w:r>
-            <w:r>
-              <w:rPr>
-                <w:rFonts w:ascii="Arial" w:hAnsi="Arial" w:cs="Arial"/>
-              </w:rPr>
-              <w:t xml:space="preserve"> </w:t>
-            </w:r>
-            <w:proofErr w:type="spellStart"/>
-            <w:r>
-              <w:rPr>
-                <w:rFonts w:ascii="Arial" w:hAnsi="Arial" w:cs="Arial"/>
-              </w:rPr>
-              <w:t>hrs</w:t>
-            </w:r>
-            <w:proofErr w:type="spellEnd"/>
-            <w:r>
-              <w:rPr>
-                <w:rFonts w:ascii="Arial" w:hAnsi="Arial" w:cs="Arial"/>
-              </w:rPr>
               <w:t xml:space="preserve"> – 1 hombre</w:t>
             </w:r>
           </w:p>
@@ -14761,13 +14599,7 @@
               <w:rPr>
                 <w:rFonts w:ascii="Arial" w:hAnsi="Arial" w:cs="Arial"/>
               </w:rPr>
-              <w:t>2</w:t>
-            </w:r>
-            <w:r>
-              <w:rPr>
-                <w:rFonts w:ascii="Arial" w:hAnsi="Arial" w:cs="Arial"/>
-              </w:rPr>
-              <w:t>12</w:t>
+              <w:t>720</w:t>
             </w:r>
             <w:r>
               <w:rPr>
@@ -14806,13 +14638,7 @@
               <w:rPr>
                 <w:rFonts w:ascii="Arial" w:hAnsi="Arial" w:cs="Arial"/>
               </w:rPr>
-              <w:t>SRICA_03</w:t>
-            </w:r>
-            <w:r>
-              <w:rPr>
-                <w:rFonts w:ascii="Arial" w:hAnsi="Arial" w:cs="Arial"/>
-              </w:rPr>
-              <w:t>8_000</w:t>
+              <w:t>SRICA_038_000</w:t>
             </w:r>
           </w:p>
         </w:tc>
@@ -14945,7 +14771,7 @@
               <w:rPr>
                 <w:rFonts w:ascii="Arial" w:hAnsi="Arial" w:cs="Arial"/>
               </w:rPr>
-              <w:t>60</w:t>
+              <w:t>120</w:t>
             </w:r>
             <w:r>
               <w:rPr>
@@ -14987,7 +14813,7 @@
               <w:rPr>
                 <w:rFonts w:ascii="Arial" w:hAnsi="Arial" w:cs="Arial"/>
               </w:rPr>
-              <w:t>60</w:t>
+              <w:t>120</w:t>
             </w:r>
             <w:r>
               <w:rPr>
@@ -15135,7 +14961,7 @@
               <w:rPr>
                 <w:rFonts w:ascii="Arial" w:hAnsi="Arial" w:cs="Arial"/>
               </w:rPr>
-              <w:t>60</w:t>
+              <w:t>120</w:t>
             </w:r>
             <w:r>
               <w:rPr>
@@ -15177,7 +15003,7 @@
               <w:rPr>
                 <w:rFonts w:ascii="Arial" w:hAnsi="Arial" w:cs="Arial"/>
               </w:rPr>
-              <w:t>60</w:t>
+              <w:t>120</w:t>
             </w:r>
             <w:r>
               <w:rPr>
@@ -15366,7 +15192,13 @@
                 <w:rFonts w:ascii="Arial" w:hAnsi="Arial" w:cs="Arial"/>
               </w:rPr>
               <w:lastRenderedPageBreak/>
-              <w:t xml:space="preserve">2 </w:t>
+              <w:t>8</w:t>
+            </w:r>
+            <w:r>
+              <w:rPr>
+                <w:rFonts w:ascii="Arial" w:hAnsi="Arial" w:cs="Arial"/>
+              </w:rPr>
+              <w:t xml:space="preserve"> </w:t>
             </w:r>
             <w:proofErr w:type="spellStart"/>
             <w:r>
@@ -15380,7 +15212,19 @@
               <w:rPr>
                 <w:rFonts w:ascii="Arial" w:hAnsi="Arial" w:cs="Arial"/>
               </w:rPr>
-              <w:t xml:space="preserve"> -1 hombre</w:t>
+              <w:t xml:space="preserve"> -</w:t>
+            </w:r>
+            <w:r>
+              <w:rPr>
+                <w:rFonts w:ascii="Arial" w:hAnsi="Arial" w:cs="Arial"/>
+              </w:rPr>
+              <w:t xml:space="preserve"> </w:t>
+            </w:r>
+            <w:r>
+              <w:rPr>
+                <w:rFonts w:ascii="Arial" w:hAnsi="Arial" w:cs="Arial"/>
+              </w:rPr>
+              <w:t>1 hombre</w:t>
             </w:r>
           </w:p>
         </w:tc>
@@ -15402,7 +15246,13 @@
               <w:rPr>
                 <w:rFonts w:ascii="Arial" w:hAnsi="Arial" w:cs="Arial"/>
               </w:rPr>
-              <w:t xml:space="preserve">2 </w:t>
+              <w:t>8</w:t>
+            </w:r>
+            <w:r>
+              <w:rPr>
+                <w:rFonts w:ascii="Arial" w:hAnsi="Arial" w:cs="Arial"/>
+              </w:rPr>
+              <w:t xml:space="preserve"> </w:t>
             </w:r>
             <w:proofErr w:type="spellStart"/>
             <w:r>
@@ -15598,7 +15448,13 @@
               <w:rPr>
                 <w:rFonts w:ascii="Arial" w:hAnsi="Arial" w:cs="Arial"/>
               </w:rPr>
-              <w:t xml:space="preserve">4 </w:t>
+              <w:t>16</w:t>
+            </w:r>
+            <w:r>
+              <w:rPr>
+                <w:rFonts w:ascii="Arial" w:hAnsi="Arial" w:cs="Arial"/>
+              </w:rPr>
+              <w:t xml:space="preserve"> </w:t>
             </w:r>
             <w:proofErr w:type="spellStart"/>
             <w:r>
@@ -15634,7 +15490,13 @@
               <w:rPr>
                 <w:rFonts w:ascii="Arial" w:hAnsi="Arial" w:cs="Arial"/>
               </w:rPr>
-              <w:t xml:space="preserve">4 </w:t>
+              <w:t>16</w:t>
+            </w:r>
+            <w:r>
+              <w:rPr>
+                <w:rFonts w:ascii="Arial" w:hAnsi="Arial" w:cs="Arial"/>
+              </w:rPr>
+              <w:t xml:space="preserve"> </w:t>
             </w:r>
             <w:proofErr w:type="spellStart"/>
             <w:r>
@@ -15776,7 +15638,7 @@
               <w:rPr>
                 <w:rFonts w:ascii="Arial" w:hAnsi="Arial" w:cs="Arial"/>
               </w:rPr>
-              <w:t>6</w:t>
+              <w:t>24</w:t>
             </w:r>
             <w:r>
               <w:rPr>
@@ -15818,7 +15680,7 @@
               <w:rPr>
                 <w:rFonts w:ascii="Arial" w:hAnsi="Arial" w:cs="Arial"/>
               </w:rPr>
-              <w:t>6</w:t>
+              <w:t>24</w:t>
             </w:r>
             <w:r>
               <w:rPr>
@@ -16020,7 +15882,13 @@
               <w:rPr>
                 <w:rFonts w:ascii="Arial" w:hAnsi="Arial" w:cs="Arial"/>
               </w:rPr>
-              <w:t xml:space="preserve">4 </w:t>
+              <w:t>8</w:t>
+            </w:r>
+            <w:r>
+              <w:rPr>
+                <w:rFonts w:ascii="Arial" w:hAnsi="Arial" w:cs="Arial"/>
+              </w:rPr>
+              <w:t xml:space="preserve"> </w:t>
             </w:r>
             <w:proofErr w:type="spellStart"/>
             <w:r>
@@ -16056,7 +15924,13 @@
               <w:rPr>
                 <w:rFonts w:ascii="Arial" w:hAnsi="Arial" w:cs="Arial"/>
               </w:rPr>
-              <w:t xml:space="preserve">4 </w:t>
+              <w:t>8</w:t>
+            </w:r>
+            <w:r>
+              <w:rPr>
+                <w:rFonts w:ascii="Arial" w:hAnsi="Arial" w:cs="Arial"/>
+              </w:rPr>
+              <w:t xml:space="preserve"> </w:t>
             </w:r>
             <w:proofErr w:type="spellStart"/>
             <w:r>
@@ -16198,13 +16072,7 @@
               <w:rPr>
                 <w:rFonts w:ascii="Arial" w:hAnsi="Arial" w:cs="Arial"/>
               </w:rPr>
-              <w:t>1</w:t>
-            </w:r>
-            <w:r>
-              <w:rPr>
-                <w:rFonts w:ascii="Arial" w:hAnsi="Arial" w:cs="Arial"/>
-              </w:rPr>
-              <w:t>6</w:t>
+              <w:t>32</w:t>
             </w:r>
             <w:r>
               <w:rPr>
@@ -16246,13 +16114,7 @@
               <w:rPr>
                 <w:rFonts w:ascii="Arial" w:hAnsi="Arial" w:cs="Arial"/>
               </w:rPr>
-              <w:t>1</w:t>
-            </w:r>
-            <w:r>
-              <w:rPr>
-                <w:rFonts w:ascii="Arial" w:hAnsi="Arial" w:cs="Arial"/>
-              </w:rPr>
-              <w:t>6</w:t>
+              <w:t>32</w:t>
             </w:r>
             <w:r>
               <w:rPr>
@@ -16400,13 +16262,7 @@
               <w:rPr>
                 <w:rFonts w:ascii="Arial" w:hAnsi="Arial" w:cs="Arial"/>
               </w:rPr>
-              <w:t>1</w:t>
-            </w:r>
-            <w:r>
-              <w:rPr>
-                <w:rFonts w:ascii="Arial" w:hAnsi="Arial" w:cs="Arial"/>
-              </w:rPr>
-              <w:t>2</w:t>
+              <w:t>24</w:t>
             </w:r>
             <w:r>
               <w:rPr>
@@ -16448,13 +16304,7 @@
               <w:rPr>
                 <w:rFonts w:ascii="Arial" w:hAnsi="Arial" w:cs="Arial"/>
               </w:rPr>
-              <w:t>1</w:t>
-            </w:r>
-            <w:r>
-              <w:rPr>
-                <w:rFonts w:ascii="Arial" w:hAnsi="Arial" w:cs="Arial"/>
-              </w:rPr>
-              <w:t>2</w:t>
+              <w:t>24</w:t>
             </w:r>
             <w:r>
               <w:rPr>
@@ -16653,7 +16503,13 @@
               <w:rPr>
                 <w:rFonts w:ascii="Arial" w:hAnsi="Arial" w:cs="Arial"/>
               </w:rPr>
-              <w:t xml:space="preserve">2 </w:t>
+              <w:t>4</w:t>
+            </w:r>
+            <w:r>
+              <w:rPr>
+                <w:rFonts w:ascii="Arial" w:hAnsi="Arial" w:cs="Arial"/>
+              </w:rPr>
+              <w:t xml:space="preserve"> </w:t>
             </w:r>
             <w:proofErr w:type="spellStart"/>
             <w:r>
@@ -16667,7 +16523,19 @@
               <w:rPr>
                 <w:rFonts w:ascii="Arial" w:hAnsi="Arial" w:cs="Arial"/>
               </w:rPr>
-              <w:t xml:space="preserve"> -1 hombre</w:t>
+              <w:t xml:space="preserve"> -</w:t>
+            </w:r>
+            <w:r>
+              <w:rPr>
+                <w:rFonts w:ascii="Arial" w:hAnsi="Arial" w:cs="Arial"/>
+              </w:rPr>
+              <w:t xml:space="preserve"> </w:t>
+            </w:r>
+            <w:r>
+              <w:rPr>
+                <w:rFonts w:ascii="Arial" w:hAnsi="Arial" w:cs="Arial"/>
+              </w:rPr>
+              <w:t>1 hombre</w:t>
             </w:r>
           </w:p>
         </w:tc>
@@ -16689,7 +16557,13 @@
               <w:rPr>
                 <w:rFonts w:ascii="Arial" w:hAnsi="Arial" w:cs="Arial"/>
               </w:rPr>
-              <w:t xml:space="preserve">2 </w:t>
+              <w:t>4</w:t>
+            </w:r>
+            <w:r>
+              <w:rPr>
+                <w:rFonts w:ascii="Arial" w:hAnsi="Arial" w:cs="Arial"/>
+              </w:rPr>
+              <w:t xml:space="preserve"> </w:t>
             </w:r>
             <w:proofErr w:type="spellStart"/>
             <w:r>
@@ -16864,7 +16738,7 @@
               <w:rPr>
                 <w:rFonts w:ascii="Arial" w:hAnsi="Arial" w:cs="Arial"/>
               </w:rPr>
-              <w:t>8</w:t>
+              <w:t>16</w:t>
             </w:r>
             <w:r>
               <w:rPr>
@@ -16907,7 +16781,7 @@
               <w:rPr>
                 <w:rFonts w:ascii="Arial" w:hAnsi="Arial" w:cs="Arial"/>
               </w:rPr>
-              <w:t>8</w:t>
+              <w:t>16</w:t>
             </w:r>
             <w:r>
               <w:rPr>
@@ -17089,7 +16963,7 @@
               <w:rPr>
                 <w:rFonts w:ascii="Arial" w:hAnsi="Arial" w:cs="Arial"/>
               </w:rPr>
-              <w:t>30</w:t>
+              <w:t>60</w:t>
             </w:r>
             <w:r>
               <w:rPr>
@@ -17131,7 +17005,7 @@
               <w:rPr>
                 <w:rFonts w:ascii="Arial" w:hAnsi="Arial" w:cs="Arial"/>
               </w:rPr>
-              <w:t>30</w:t>
+              <w:t>60</w:t>
             </w:r>
             <w:r>
               <w:rPr>
@@ -17315,7 +17189,13 @@
               <w:rPr>
                 <w:rFonts w:ascii="Arial" w:hAnsi="Arial" w:cs="Arial"/>
               </w:rPr>
-              <w:t xml:space="preserve">2 </w:t>
+              <w:t>4</w:t>
+            </w:r>
+            <w:r>
+              <w:rPr>
+                <w:rFonts w:ascii="Arial" w:hAnsi="Arial" w:cs="Arial"/>
+              </w:rPr>
+              <w:t xml:space="preserve"> </w:t>
             </w:r>
             <w:proofErr w:type="spellStart"/>
             <w:r>
@@ -17329,7 +17209,19 @@
               <w:rPr>
                 <w:rFonts w:ascii="Arial" w:hAnsi="Arial" w:cs="Arial"/>
               </w:rPr>
-              <w:t xml:space="preserve"> -1 hombre</w:t>
+              <w:t xml:space="preserve"> -</w:t>
+            </w:r>
+            <w:r>
+              <w:rPr>
+                <w:rFonts w:ascii="Arial" w:hAnsi="Arial" w:cs="Arial"/>
+              </w:rPr>
+              <w:t xml:space="preserve"> </w:t>
+            </w:r>
+            <w:r>
+              <w:rPr>
+                <w:rFonts w:ascii="Arial" w:hAnsi="Arial" w:cs="Arial"/>
+              </w:rPr>
+              <w:t>1 hombre</w:t>
             </w:r>
           </w:p>
         </w:tc>
@@ -17351,7 +17243,13 @@
               <w:rPr>
                 <w:rFonts w:ascii="Arial" w:hAnsi="Arial" w:cs="Arial"/>
               </w:rPr>
-              <w:t xml:space="preserve">2 </w:t>
+              <w:t>4</w:t>
+            </w:r>
+            <w:r>
+              <w:rPr>
+                <w:rFonts w:ascii="Arial" w:hAnsi="Arial" w:cs="Arial"/>
+              </w:rPr>
+              <w:t xml:space="preserve"> </w:t>
             </w:r>
             <w:proofErr w:type="spellStart"/>
             <w:r>
@@ -17493,13 +17391,7 @@
               <w:rPr>
                 <w:rFonts w:ascii="Arial" w:hAnsi="Arial" w:cs="Arial"/>
               </w:rPr>
-              <w:t>3</w:t>
-            </w:r>
-            <w:r>
-              <w:rPr>
-                <w:rFonts w:ascii="Arial" w:hAnsi="Arial" w:cs="Arial"/>
-              </w:rPr>
-              <w:t>0</w:t>
+              <w:t>8</w:t>
             </w:r>
             <w:r>
               <w:rPr>
@@ -17541,13 +17433,7 @@
               <w:rPr>
                 <w:rFonts w:ascii="Arial" w:hAnsi="Arial" w:cs="Arial"/>
               </w:rPr>
-              <w:t>3</w:t>
-            </w:r>
-            <w:r>
-              <w:rPr>
-                <w:rFonts w:ascii="Arial" w:hAnsi="Arial" w:cs="Arial"/>
-              </w:rPr>
-              <w:t>0</w:t>
+              <w:t>8</w:t>
             </w:r>
             <w:r>
               <w:rPr>
@@ -17567,6 +17453,9 @@
         </w:tc>
       </w:tr>
       <w:tr>
+        <w:trPr>
+          <w:trHeight w:val="1759"/>
+        </w:trPr>
         <w:tc>
           <w:tcPr>
             <w:tcW w:w="2026" w:type="dxa"/>
@@ -17728,7 +17617,13 @@
               <w:rPr>
                 <w:rFonts w:ascii="Arial" w:hAnsi="Arial" w:cs="Arial"/>
               </w:rPr>
-              <w:t xml:space="preserve">2 </w:t>
+              <w:t>4</w:t>
+            </w:r>
+            <w:r>
+              <w:rPr>
+                <w:rFonts w:ascii="Arial" w:hAnsi="Arial" w:cs="Arial"/>
+              </w:rPr>
+              <w:t xml:space="preserve"> </w:t>
             </w:r>
             <w:proofErr w:type="spellStart"/>
             <w:r>
@@ -17742,7 +17637,19 @@
               <w:rPr>
                 <w:rFonts w:ascii="Arial" w:hAnsi="Arial" w:cs="Arial"/>
               </w:rPr>
-              <w:t xml:space="preserve"> -1 hombre</w:t>
+              <w:t xml:space="preserve"> -</w:t>
+            </w:r>
+            <w:r>
+              <w:rPr>
+                <w:rFonts w:ascii="Arial" w:hAnsi="Arial" w:cs="Arial"/>
+              </w:rPr>
+              <w:t xml:space="preserve"> </w:t>
+            </w:r>
+            <w:r>
+              <w:rPr>
+                <w:rFonts w:ascii="Arial" w:hAnsi="Arial" w:cs="Arial"/>
+              </w:rPr>
+              <w:t>1 hombre</w:t>
             </w:r>
           </w:p>
         </w:tc>
@@ -17764,7 +17671,13 @@
               <w:rPr>
                 <w:rFonts w:ascii="Arial" w:hAnsi="Arial" w:cs="Arial"/>
               </w:rPr>
-              <w:t xml:space="preserve">2 </w:t>
+              <w:t>4</w:t>
+            </w:r>
+            <w:r>
+              <w:rPr>
+                <w:rFonts w:ascii="Arial" w:hAnsi="Arial" w:cs="Arial"/>
+              </w:rPr>
+              <w:t xml:space="preserve"> </w:t>
             </w:r>
             <w:proofErr w:type="spellStart"/>
             <w:r>
@@ -17794,6 +17707,56 @@
     </w:sectPr>
   </w:body>
 </w:document>
+</file>
+
+<file path=word/endnotes.xml><?xml version="1.0" encoding="utf-8"?>
+<w:endnotes xmlns:wpc="http://schemas.microsoft.com/office/word/2010/wordprocessingCanvas" xmlns:cx="http://schemas.microsoft.com/office/drawing/2014/chartex" xmlns:cx1="http://schemas.microsoft.com/office/drawing/2015/9/8/chartex" xmlns:cx2="http://schemas.microsoft.com/office/drawing/2015/10/21/chartex" xmlns:cx3="http://schemas.microsoft.com/office/drawing/2016/5/9/chartex" xmlns:cx4="http://schemas.microsoft.com/office/drawing/2016/5/10/chartex" xmlns:cx5="http://schemas.microsoft.com/office/drawing/2016/5/11/chartex" xmlns:cx6="http://schemas.microsoft.com/office/drawing/2016/5/12/chartex" xmlns:cx7="http://schemas.microsoft.com/office/drawing/2016/5/13/chartex" xmlns:cx8="http://schemas.microsoft.com/office/drawing/2016/5/14/chartex" xmlns:mc="http://schemas.openxmlformats.org/markup-compatibility/2006" xmlns:aink="http://schemas.microsoft.com/office/drawing/2016/ink" xmlns:am3d="http://schemas.microsoft.com/office/drawing/2017/model3d" xmlns:o="urn:schemas-microsoft-com:office:office" xmlns:r="http://schemas.openxmlformats.org/officeDocument/2006/relationships" xmlns:m="http://schemas.openxmlformats.org/officeDocument/2006/math" xmlns:v="urn:schemas-microsoft-com:vml" xmlns:wp14="http://schemas.microsoft.com/office/word/2010/wordprocessingDrawing" xmlns:wp="http://schemas.openxmlformats.org/drawingml/2006/wordprocessingDrawing" xmlns:w10="urn:schemas-microsoft-com:office:word" xmlns:w="http://schemas.openxmlformats.org/wordprocessingml/2006/main" xmlns:w14="http://schemas.microsoft.com/office/word/2010/wordml" xmlns:w15="http://schemas.microsoft.com/office/word/2012/wordml" xmlns:w16cex="http://schemas.microsoft.com/office/word/2018/wordml/cex" xmlns:w16cid="http://schemas.microsoft.com/office/word/2016/wordml/cid" xmlns:w16="http://schemas.microsoft.com/office/word/2018/wordml" xmlns:w16sdtdh="http://schemas.microsoft.com/office/word/2020/wordml/sdtdatahash" xmlns:w16se="http://schemas.microsoft.com/office/word/2015/wordml/symex" xmlns:wpg="http://schemas.microsoft.com/office/word/2010/wordprocessingGroup" xmlns:wpi="http://schemas.microsoft.com/office/word/2010/wordprocessingInk" xmlns:wne="http://schemas.microsoft.com/office/word/2006/wordml" xmlns:wps="http://schemas.microsoft.com/office/word/2010/wordprocessingShape" mc:Ignorable="w14 w15 w16se w16cid w16 w16cex w16sdtdh wp14">
+  <w:endnote w:type="separator" w:id="-1">
+    <w:p>
+      <w:pPr>
+        <w:spacing w:after="0" w:line="240" w:lineRule="auto"/>
+      </w:pPr>
+      <w:r>
+        <w:separator/>
+      </w:r>
+    </w:p>
+  </w:endnote>
+  <w:endnote w:type="continuationSeparator" w:id="0">
+    <w:p>
+      <w:pPr>
+        <w:spacing w:after="0" w:line="240" w:lineRule="auto"/>
+      </w:pPr>
+      <w:r>
+        <w:continuationSeparator/>
+      </w:r>
+    </w:p>
+  </w:endnote>
+</w:endnotes>
+</file>
+
+<file path=word/footnotes.xml><?xml version="1.0" encoding="utf-8"?>
+<w:footnotes xmlns:wpc="http://schemas.microsoft.com/office/word/2010/wordprocessingCanvas" xmlns:cx="http://schemas.microsoft.com/office/drawing/2014/chartex" xmlns:cx1="http://schemas.microsoft.com/office/drawing/2015/9/8/chartex" xmlns:cx2="http://schemas.microsoft.com/office/drawing/2015/10/21/chartex" xmlns:cx3="http://schemas.microsoft.com/office/drawing/2016/5/9/chartex" xmlns:cx4="http://schemas.microsoft.com/office/drawing/2016/5/10/chartex" xmlns:cx5="http://schemas.microsoft.com/office/drawing/2016/5/11/chartex" xmlns:cx6="http://schemas.microsoft.com/office/drawing/2016/5/12/chartex" xmlns:cx7="http://schemas.microsoft.com/office/drawing/2016/5/13/chartex" xmlns:cx8="http://schemas.microsoft.com/office/drawing/2016/5/14/chartex" xmlns:mc="http://schemas.openxmlformats.org/markup-compatibility/2006" xmlns:aink="http://schemas.microsoft.com/office/drawing/2016/ink" xmlns:am3d="http://schemas.microsoft.com/office/drawing/2017/model3d" xmlns:o="urn:schemas-microsoft-com:office:office" xmlns:r="http://schemas.openxmlformats.org/officeDocument/2006/relationships" xmlns:m="http://schemas.openxmlformats.org/officeDocument/2006/math" xmlns:v="urn:schemas-microsoft-com:vml" xmlns:wp14="http://schemas.microsoft.com/office/word/2010/wordprocessingDrawing" xmlns:wp="http://schemas.openxmlformats.org/drawingml/2006/wordprocessingDrawing" xmlns:w10="urn:schemas-microsoft-com:office:word" xmlns:w="http://schemas.openxmlformats.org/wordprocessingml/2006/main" xmlns:w14="http://schemas.microsoft.com/office/word/2010/wordml" xmlns:w15="http://schemas.microsoft.com/office/word/2012/wordml" xmlns:w16cex="http://schemas.microsoft.com/office/word/2018/wordml/cex" xmlns:w16cid="http://schemas.microsoft.com/office/word/2016/wordml/cid" xmlns:w16="http://schemas.microsoft.com/office/word/2018/wordml" xmlns:w16sdtdh="http://schemas.microsoft.com/office/word/2020/wordml/sdtdatahash" xmlns:w16se="http://schemas.microsoft.com/office/word/2015/wordml/symex" xmlns:wpg="http://schemas.microsoft.com/office/word/2010/wordprocessingGroup" xmlns:wpi="http://schemas.microsoft.com/office/word/2010/wordprocessingInk" xmlns:wne="http://schemas.microsoft.com/office/word/2006/wordml" xmlns:wps="http://schemas.microsoft.com/office/word/2010/wordprocessingShape" mc:Ignorable="w14 w15 w16se w16cid w16 w16cex w16sdtdh wp14">
+  <w:footnote w:type="separator" w:id="-1">
+    <w:p>
+      <w:pPr>
+        <w:spacing w:after="0" w:line="240" w:lineRule="auto"/>
+      </w:pPr>
+      <w:r>
+        <w:separator/>
+      </w:r>
+    </w:p>
+  </w:footnote>
+  <w:footnote w:type="continuationSeparator" w:id="0">
+    <w:p>
+      <w:pPr>
+        <w:spacing w:after="0" w:line="240" w:lineRule="auto"/>
+      </w:pPr>
+      <w:r>
+        <w:continuationSeparator/>
+      </w:r>
+    </w:p>
+  </w:footnote>
+</w:footnotes>
 </file>
 
 <file path=word/styles.xml><?xml version="1.0" encoding="utf-8"?>
@@ -18242,6 +18205,50 @@
       </w:tblBorders>
     </w:tblPr>
   </w:style>
+  <w:style w:type="paragraph" w:styleId="Encabezado">
+    <w:name w:val="header"/>
+    <w:basedOn w:val="Normal"/>
+    <w:link w:val="EncabezadoCar"/>
+    <w:uiPriority w:val="99"/>
+    <w:unhideWhenUsed/>
+    <w:rsid w:val="004A17B3"/>
+    <w:pPr>
+      <w:tabs>
+        <w:tab w:val="center" w:pos="4252"/>
+        <w:tab w:val="right" w:pos="8504"/>
+      </w:tabs>
+      <w:spacing w:after="0" w:line="240" w:lineRule="auto"/>
+    </w:pPr>
+  </w:style>
+  <w:style w:type="character" w:customStyle="1" w:styleId="EncabezadoCar">
+    <w:name w:val="Encabezado Car"/>
+    <w:basedOn w:val="Fuentedeprrafopredeter"/>
+    <w:link w:val="Encabezado"/>
+    <w:uiPriority w:val="99"/>
+    <w:rsid w:val="004A17B3"/>
+  </w:style>
+  <w:style w:type="paragraph" w:styleId="Piedepgina">
+    <w:name w:val="footer"/>
+    <w:basedOn w:val="Normal"/>
+    <w:link w:val="PiedepginaCar"/>
+    <w:uiPriority w:val="99"/>
+    <w:unhideWhenUsed/>
+    <w:rsid w:val="004A17B3"/>
+    <w:pPr>
+      <w:tabs>
+        <w:tab w:val="center" w:pos="4252"/>
+        <w:tab w:val="right" w:pos="8504"/>
+      </w:tabs>
+      <w:spacing w:after="0" w:line="240" w:lineRule="auto"/>
+    </w:pPr>
+  </w:style>
+  <w:style w:type="character" w:customStyle="1" w:styleId="PiedepginaCar">
+    <w:name w:val="Pie de página Car"/>
+    <w:basedOn w:val="Fuentedeprrafopredeter"/>
+    <w:link w:val="Piedepgina"/>
+    <w:uiPriority w:val="99"/>
+    <w:rsid w:val="004A17B3"/>
+  </w:style>
 </w:styles>
 </file>
 

--- a/1. Software y Hardware/1.1 Inicio/1.1.7 Plan de Gestion/1.1.7.4.1 SRICA_012_001 - Estimación de Duraciones de Actividades.docx
+++ b/1. Software y Hardware/1.1 Inicio/1.1.7 Plan de Gestion/1.1.7.4.1 SRICA_012_001 - Estimación de Duraciones de Actividades.docx
@@ -1107,7 +1107,7 @@
                 <w:rFonts w:ascii="Arial" w:hAnsi="Arial" w:cs="Arial"/>
               </w:rPr>
               <w:lastRenderedPageBreak/>
-              <w:t>2</w:t>
+              <w:t>0.5</w:t>
             </w:r>
             <w:r>
               <w:rPr>
@@ -1155,7 +1155,7 @@
               <w:rPr>
                 <w:rFonts w:ascii="Arial" w:hAnsi="Arial" w:cs="Arial"/>
               </w:rPr>
-              <w:t>2</w:t>
+              <w:t>0.5</w:t>
             </w:r>
             <w:r>
               <w:rPr>
@@ -1309,7 +1309,7 @@
               <w:rPr>
                 <w:rFonts w:ascii="Arial" w:hAnsi="Arial" w:cs="Arial"/>
               </w:rPr>
-              <w:t>2</w:t>
+              <w:t>0.5</w:t>
             </w:r>
             <w:r>
               <w:rPr>
@@ -1351,7 +1351,7 @@
               <w:rPr>
                 <w:rFonts w:ascii="Arial" w:hAnsi="Arial" w:cs="Arial"/>
               </w:rPr>
-              <w:t>2</w:t>
+              <w:t>0.5</w:t>
             </w:r>
             <w:r>
               <w:rPr>
@@ -1520,7 +1520,7 @@
               <w:rPr>
                 <w:rFonts w:ascii="Arial" w:hAnsi="Arial" w:cs="Arial"/>
               </w:rPr>
-              <w:t>4</w:t>
+              <w:t>2</w:t>
             </w:r>
             <w:r>
               <w:rPr>
@@ -1562,7 +1562,7 @@
               <w:rPr>
                 <w:rFonts w:ascii="Arial" w:hAnsi="Arial" w:cs="Arial"/>
               </w:rPr>
-              <w:t>4</w:t>
+              <w:t>2</w:t>
             </w:r>
             <w:r>
               <w:rPr>
@@ -1731,7 +1731,7 @@
               <w:rPr>
                 <w:rFonts w:ascii="Arial" w:hAnsi="Arial" w:cs="Arial"/>
               </w:rPr>
-              <w:t>4</w:t>
+              <w:t>1</w:t>
             </w:r>
             <w:r>
               <w:rPr>
@@ -1773,7 +1773,7 @@
               <w:rPr>
                 <w:rFonts w:ascii="Arial" w:hAnsi="Arial" w:cs="Arial"/>
               </w:rPr>
-              <w:t>4</w:t>
+              <w:t>1</w:t>
             </w:r>
             <w:r>
               <w:rPr>
@@ -1943,7 +1943,7 @@
               <w:rPr>
                 <w:rFonts w:ascii="Arial" w:hAnsi="Arial" w:cs="Arial"/>
               </w:rPr>
-              <w:t>4</w:t>
+              <w:t>1</w:t>
             </w:r>
             <w:r>
               <w:rPr>
@@ -1985,7 +1985,7 @@
               <w:rPr>
                 <w:rFonts w:ascii="Arial" w:hAnsi="Arial" w:cs="Arial"/>
               </w:rPr>
-              <w:t>4</w:t>
+              <w:t>1</w:t>
             </w:r>
             <w:r>
               <w:rPr>
@@ -2154,7 +2154,7 @@
               <w:rPr>
                 <w:rFonts w:ascii="Arial" w:hAnsi="Arial" w:cs="Arial"/>
               </w:rPr>
-              <w:t>4</w:t>
+              <w:t>1</w:t>
             </w:r>
             <w:r>
               <w:rPr>
@@ -2196,7 +2196,7 @@
               <w:rPr>
                 <w:rFonts w:ascii="Arial" w:hAnsi="Arial" w:cs="Arial"/>
               </w:rPr>
-              <w:t>4</w:t>
+              <w:t>1</w:t>
             </w:r>
             <w:r>
               <w:rPr>
@@ -2383,7 +2383,7 @@
               <w:rPr>
                 <w:rFonts w:ascii="Arial" w:hAnsi="Arial" w:cs="Arial"/>
               </w:rPr>
-              <w:t>4</w:t>
+              <w:t>2</w:t>
             </w:r>
             <w:r>
               <w:rPr>
@@ -2425,7 +2425,7 @@
               <w:rPr>
                 <w:rFonts w:ascii="Arial" w:hAnsi="Arial" w:cs="Arial"/>
               </w:rPr>
-              <w:t>4</w:t>
+              <w:t>2</w:t>
             </w:r>
             <w:r>
               <w:rPr>
@@ -2638,7 +2638,7 @@
                 <w:rFonts w:ascii="Arial" w:hAnsi="Arial" w:cs="Arial"/>
               </w:rPr>
               <w:lastRenderedPageBreak/>
-              <w:t>4</w:t>
+              <w:t>2</w:t>
             </w:r>
             <w:r>
               <w:rPr>
@@ -2680,7 +2680,7 @@
               <w:rPr>
                 <w:rFonts w:ascii="Arial" w:hAnsi="Arial" w:cs="Arial"/>
               </w:rPr>
-              <w:t>4</w:t>
+              <w:t>2</w:t>
             </w:r>
             <w:r>
               <w:rPr>
@@ -2873,7 +2873,7 @@
               <w:rPr>
                 <w:rFonts w:ascii="Arial" w:hAnsi="Arial" w:cs="Arial"/>
               </w:rPr>
-              <w:t>6</w:t>
+              <w:t>2</w:t>
             </w:r>
             <w:r>
               <w:rPr>
@@ -2915,13 +2915,7 @@
               <w:rPr>
                 <w:rFonts w:ascii="Arial" w:hAnsi="Arial" w:cs="Arial"/>
               </w:rPr>
-              <w:t>6</w:t>
-            </w:r>
-            <w:r>
-              <w:rPr>
-                <w:rFonts w:ascii="Arial" w:hAnsi="Arial" w:cs="Arial"/>
-              </w:rPr>
-              <w:t xml:space="preserve"> </w:t>
+              <w:t xml:space="preserve">2 </w:t>
             </w:r>
             <w:proofErr w:type="spellStart"/>
             <w:r>
@@ -2981,19 +2975,7 @@
               <w:rPr>
                 <w:rFonts w:ascii="Arial" w:hAnsi="Arial" w:cs="Arial"/>
               </w:rPr>
-              <w:t>1.1.</w:t>
-            </w:r>
-            <w:r>
-              <w:rPr>
-                <w:rFonts w:ascii="Arial" w:hAnsi="Arial" w:cs="Arial"/>
-              </w:rPr>
-              <w:t>7</w:t>
-            </w:r>
-            <w:r>
-              <w:rPr>
-                <w:rFonts w:ascii="Arial" w:hAnsi="Arial" w:cs="Arial"/>
-              </w:rPr>
-              <w:t>.1</w:t>
+              <w:t>1.1.7.1</w:t>
             </w:r>
           </w:p>
         </w:tc>
@@ -3096,13 +3078,7 @@
               <w:rPr>
                 <w:rFonts w:ascii="Arial" w:hAnsi="Arial" w:cs="Arial"/>
               </w:rPr>
-              <w:t>4</w:t>
-            </w:r>
-            <w:r>
-              <w:rPr>
-                <w:rFonts w:ascii="Arial" w:hAnsi="Arial" w:cs="Arial"/>
-              </w:rPr>
-              <w:t xml:space="preserve"> </w:t>
+              <w:t xml:space="preserve">2 </w:t>
             </w:r>
             <w:proofErr w:type="spellStart"/>
             <w:r>
@@ -3138,13 +3114,7 @@
               <w:rPr>
                 <w:rFonts w:ascii="Arial" w:hAnsi="Arial" w:cs="Arial"/>
               </w:rPr>
-              <w:t>4</w:t>
-            </w:r>
-            <w:r>
-              <w:rPr>
-                <w:rFonts w:ascii="Arial" w:hAnsi="Arial" w:cs="Arial"/>
-              </w:rPr>
-              <w:t xml:space="preserve"> </w:t>
+              <w:t xml:space="preserve">2 </w:t>
             </w:r>
             <w:proofErr w:type="spellStart"/>
             <w:r>
@@ -3204,19 +3174,7 @@
               <w:rPr>
                 <w:rFonts w:ascii="Arial" w:hAnsi="Arial" w:cs="Arial"/>
               </w:rPr>
-              <w:t>1.1.</w:t>
-            </w:r>
-            <w:r>
-              <w:rPr>
-                <w:rFonts w:ascii="Arial" w:hAnsi="Arial" w:cs="Arial"/>
-              </w:rPr>
-              <w:t>7</w:t>
-            </w:r>
-            <w:r>
-              <w:rPr>
-                <w:rFonts w:ascii="Arial" w:hAnsi="Arial" w:cs="Arial"/>
-              </w:rPr>
-              <w:t>.2</w:t>
+              <w:t>1.1.7.2</w:t>
             </w:r>
           </w:p>
         </w:tc>
@@ -3319,13 +3277,7 @@
               <w:rPr>
                 <w:rFonts w:ascii="Arial" w:hAnsi="Arial" w:cs="Arial"/>
               </w:rPr>
-              <w:t>4</w:t>
-            </w:r>
-            <w:r>
-              <w:rPr>
-                <w:rFonts w:ascii="Arial" w:hAnsi="Arial" w:cs="Arial"/>
-              </w:rPr>
-              <w:t xml:space="preserve"> </w:t>
+              <w:t xml:space="preserve">2 </w:t>
             </w:r>
             <w:proofErr w:type="spellStart"/>
             <w:r>
@@ -3361,13 +3313,7 @@
               <w:rPr>
                 <w:rFonts w:ascii="Arial" w:hAnsi="Arial" w:cs="Arial"/>
               </w:rPr>
-              <w:t>4</w:t>
-            </w:r>
-            <w:r>
-              <w:rPr>
-                <w:rFonts w:ascii="Arial" w:hAnsi="Arial" w:cs="Arial"/>
-              </w:rPr>
-              <w:t xml:space="preserve"> </w:t>
+              <w:t xml:space="preserve">2 </w:t>
             </w:r>
             <w:proofErr w:type="spellStart"/>
             <w:r>
@@ -3427,19 +3373,7 @@
               <w:rPr>
                 <w:rFonts w:ascii="Arial" w:hAnsi="Arial" w:cs="Arial"/>
               </w:rPr>
-              <w:t>1.1.</w:t>
-            </w:r>
-            <w:r>
-              <w:rPr>
-                <w:rFonts w:ascii="Arial" w:hAnsi="Arial" w:cs="Arial"/>
-              </w:rPr>
-              <w:t>7</w:t>
-            </w:r>
-            <w:r>
-              <w:rPr>
-                <w:rFonts w:ascii="Arial" w:hAnsi="Arial" w:cs="Arial"/>
-              </w:rPr>
-              <w:t>.3</w:t>
+              <w:t>1.1.7.3</w:t>
             </w:r>
           </w:p>
         </w:tc>
@@ -3483,13 +3417,7 @@
               <w:rPr>
                 <w:rFonts w:ascii="Arial" w:hAnsi="Arial" w:cs="Arial"/>
               </w:rPr>
-              <w:t xml:space="preserve">Elaborar el plan de dirección </w:t>
-            </w:r>
-            <w:r>
-              <w:rPr>
-                <w:rFonts w:ascii="Arial" w:hAnsi="Arial" w:cs="Arial"/>
-              </w:rPr>
-              <w:t>del proyecto.</w:t>
+              <w:t>Elaborar el plan de dirección del proyecto.</w:t>
             </w:r>
           </w:p>
         </w:tc>
@@ -3550,13 +3478,7 @@
                 <w:rFonts w:ascii="Arial" w:hAnsi="Arial" w:cs="Arial"/>
               </w:rPr>
               <w:lastRenderedPageBreak/>
-              <w:t>4</w:t>
-            </w:r>
-            <w:r>
-              <w:rPr>
-                <w:rFonts w:ascii="Arial" w:hAnsi="Arial" w:cs="Arial"/>
-              </w:rPr>
-              <w:t xml:space="preserve"> </w:t>
+              <w:t xml:space="preserve">2 </w:t>
             </w:r>
             <w:proofErr w:type="spellStart"/>
             <w:r>
@@ -3570,7 +3492,7 @@
               <w:rPr>
                 <w:rFonts w:ascii="Arial" w:hAnsi="Arial" w:cs="Arial"/>
               </w:rPr>
-              <w:t xml:space="preserve"> -1 hombre</w:t>
+              <w:t xml:space="preserve"> – 1 hombre</w:t>
             </w:r>
           </w:p>
         </w:tc>
@@ -3592,13 +3514,7 @@
               <w:rPr>
                 <w:rFonts w:ascii="Arial" w:hAnsi="Arial" w:cs="Arial"/>
               </w:rPr>
-              <w:t>4</w:t>
-            </w:r>
-            <w:r>
-              <w:rPr>
-                <w:rFonts w:ascii="Arial" w:hAnsi="Arial" w:cs="Arial"/>
-              </w:rPr>
-              <w:t xml:space="preserve"> </w:t>
+              <w:t xml:space="preserve">2 </w:t>
             </w:r>
             <w:proofErr w:type="spellStart"/>
             <w:r>
@@ -3658,19 +3574,7 @@
               <w:rPr>
                 <w:rFonts w:ascii="Arial" w:hAnsi="Arial" w:cs="Arial"/>
               </w:rPr>
-              <w:t>1.1.</w:t>
-            </w:r>
-            <w:r>
-              <w:rPr>
-                <w:rFonts w:ascii="Arial" w:hAnsi="Arial" w:cs="Arial"/>
-              </w:rPr>
-              <w:t>7</w:t>
-            </w:r>
-            <w:r>
-              <w:rPr>
-                <w:rFonts w:ascii="Arial" w:hAnsi="Arial" w:cs="Arial"/>
-              </w:rPr>
-              <w:t>.4</w:t>
+              <w:t>1.1.7.4</w:t>
             </w:r>
           </w:p>
         </w:tc>
@@ -3773,13 +3677,7 @@
               <w:rPr>
                 <w:rFonts w:ascii="Arial" w:hAnsi="Arial" w:cs="Arial"/>
               </w:rPr>
-              <w:t>4</w:t>
-            </w:r>
-            <w:r>
-              <w:rPr>
-                <w:rFonts w:ascii="Arial" w:hAnsi="Arial" w:cs="Arial"/>
-              </w:rPr>
-              <w:t xml:space="preserve"> </w:t>
+              <w:t xml:space="preserve">2 </w:t>
             </w:r>
             <w:proofErr w:type="spellStart"/>
             <w:r>
@@ -3815,13 +3713,7 @@
               <w:rPr>
                 <w:rFonts w:ascii="Arial" w:hAnsi="Arial" w:cs="Arial"/>
               </w:rPr>
-              <w:t>4</w:t>
-            </w:r>
-            <w:r>
-              <w:rPr>
-                <w:rFonts w:ascii="Arial" w:hAnsi="Arial" w:cs="Arial"/>
-              </w:rPr>
-              <w:t xml:space="preserve"> </w:t>
+              <w:t xml:space="preserve">2 </w:t>
             </w:r>
             <w:proofErr w:type="spellStart"/>
             <w:r>
@@ -3881,31 +3773,7 @@
               <w:rPr>
                 <w:rFonts w:ascii="Arial" w:hAnsi="Arial" w:cs="Arial"/>
               </w:rPr>
-              <w:t>1.1.</w:t>
-            </w:r>
-            <w:r>
-              <w:rPr>
-                <w:rFonts w:ascii="Arial" w:hAnsi="Arial" w:cs="Arial"/>
-              </w:rPr>
-              <w:t>7</w:t>
-            </w:r>
-            <w:r>
-              <w:rPr>
-                <w:rFonts w:ascii="Arial" w:hAnsi="Arial" w:cs="Arial"/>
-              </w:rPr>
-              <w:t>.</w:t>
-            </w:r>
-            <w:r>
-              <w:rPr>
-                <w:rFonts w:ascii="Arial" w:hAnsi="Arial" w:cs="Arial"/>
-              </w:rPr>
-              <w:t>4</w:t>
-            </w:r>
-            <w:r>
-              <w:rPr>
-                <w:rFonts w:ascii="Arial" w:hAnsi="Arial" w:cs="Arial"/>
-              </w:rPr>
-              <w:t>.1</w:t>
+              <w:t>1.1.7.4.1</w:t>
             </w:r>
           </w:p>
         </w:tc>
@@ -3949,13 +3817,7 @@
               <w:rPr>
                 <w:rFonts w:ascii="Arial" w:hAnsi="Arial" w:cs="Arial"/>
               </w:rPr>
-              <w:t>Elaborar el cuadro de estimación del tiempo en elaborar o implementar los elementos y actividades</w:t>
-            </w:r>
-            <w:r>
-              <w:rPr>
-                <w:rFonts w:ascii="Arial" w:hAnsi="Arial" w:cs="Arial"/>
-              </w:rPr>
-              <w:t xml:space="preserve"> del proyecto.</w:t>
+              <w:t>Elaborar el cuadro de estimación del tiempo en elaborar o implementar los elementos y actividades del proyecto.</w:t>
             </w:r>
           </w:p>
         </w:tc>
@@ -4014,13 +3876,7 @@
               <w:rPr>
                 <w:rFonts w:ascii="Arial" w:hAnsi="Arial" w:cs="Arial"/>
               </w:rPr>
-              <w:t>4</w:t>
-            </w:r>
-            <w:r>
-              <w:rPr>
-                <w:rFonts w:ascii="Arial" w:hAnsi="Arial" w:cs="Arial"/>
-              </w:rPr>
-              <w:t xml:space="preserve"> </w:t>
+              <w:t xml:space="preserve">2 </w:t>
             </w:r>
             <w:proofErr w:type="spellStart"/>
             <w:r>
@@ -4056,13 +3912,7 @@
               <w:rPr>
                 <w:rFonts w:ascii="Arial" w:hAnsi="Arial" w:cs="Arial"/>
               </w:rPr>
-              <w:t>4</w:t>
-            </w:r>
-            <w:r>
-              <w:rPr>
-                <w:rFonts w:ascii="Arial" w:hAnsi="Arial" w:cs="Arial"/>
-              </w:rPr>
-              <w:t xml:space="preserve"> </w:t>
+              <w:t xml:space="preserve">2 </w:t>
             </w:r>
             <w:proofErr w:type="spellStart"/>
             <w:r>
@@ -4094,13 +3944,7 @@
               <w:rPr>
                 <w:rFonts w:ascii="Arial" w:hAnsi="Arial" w:cs="Arial"/>
               </w:rPr>
-              <w:t>SRICA</w:t>
-            </w:r>
-            <w:r>
-              <w:rPr>
-                <w:rFonts w:ascii="Arial" w:hAnsi="Arial" w:cs="Arial"/>
-              </w:rPr>
-              <w:t>_</w:t>
+              <w:t>SRICA_</w:t>
             </w:r>
             <w:r>
               <w:rPr>
@@ -4128,19 +3972,7 @@
               <w:rPr>
                 <w:rFonts w:ascii="Arial" w:hAnsi="Arial" w:cs="Arial"/>
               </w:rPr>
-              <w:t>1.1.</w:t>
-            </w:r>
-            <w:r>
-              <w:rPr>
-                <w:rFonts w:ascii="Arial" w:hAnsi="Arial" w:cs="Arial"/>
-              </w:rPr>
-              <w:t>7</w:t>
-            </w:r>
-            <w:r>
-              <w:rPr>
-                <w:rFonts w:ascii="Arial" w:hAnsi="Arial" w:cs="Arial"/>
-              </w:rPr>
-              <w:t>.4.2</w:t>
+              <w:t>1.1.7.4.2</w:t>
             </w:r>
           </w:p>
         </w:tc>
@@ -4184,13 +4016,7 @@
               <w:rPr>
                 <w:rFonts w:ascii="Arial" w:hAnsi="Arial" w:cs="Arial"/>
               </w:rPr>
-              <w:t xml:space="preserve">Elaborar </w:t>
-            </w:r>
-            <w:r>
-              <w:rPr>
-                <w:rFonts w:ascii="Arial" w:hAnsi="Arial" w:cs="Arial"/>
-              </w:rPr>
-              <w:t>el detalle del presupuesto del proyecto.</w:t>
+              <w:t>Elaborar el detalle del presupuesto del proyecto.</w:t>
             </w:r>
           </w:p>
         </w:tc>
@@ -4249,13 +4075,7 @@
               <w:rPr>
                 <w:rFonts w:ascii="Arial" w:hAnsi="Arial" w:cs="Arial"/>
               </w:rPr>
-              <w:t>4</w:t>
-            </w:r>
-            <w:r>
-              <w:rPr>
-                <w:rFonts w:ascii="Arial" w:hAnsi="Arial" w:cs="Arial"/>
-              </w:rPr>
-              <w:t xml:space="preserve"> </w:t>
+              <w:t xml:space="preserve">2 </w:t>
             </w:r>
             <w:proofErr w:type="spellStart"/>
             <w:r>
@@ -4291,13 +4111,7 @@
               <w:rPr>
                 <w:rFonts w:ascii="Arial" w:hAnsi="Arial" w:cs="Arial"/>
               </w:rPr>
-              <w:t>4</w:t>
-            </w:r>
-            <w:r>
-              <w:rPr>
-                <w:rFonts w:ascii="Arial" w:hAnsi="Arial" w:cs="Arial"/>
-              </w:rPr>
-              <w:t xml:space="preserve"> </w:t>
+              <w:t xml:space="preserve">2 </w:t>
             </w:r>
             <w:proofErr w:type="spellStart"/>
             <w:r>
@@ -4358,19 +4172,7 @@
               <w:rPr>
                 <w:rFonts w:ascii="Arial" w:hAnsi="Arial" w:cs="Arial"/>
               </w:rPr>
-              <w:t>1.1.</w:t>
-            </w:r>
-            <w:r>
-              <w:rPr>
-                <w:rFonts w:ascii="Arial" w:hAnsi="Arial" w:cs="Arial"/>
-              </w:rPr>
-              <w:t>7</w:t>
-            </w:r>
-            <w:r>
-              <w:rPr>
-                <w:rFonts w:ascii="Arial" w:hAnsi="Arial" w:cs="Arial"/>
-              </w:rPr>
-              <w:t>.5</w:t>
+              <w:t>1.1.7.5</w:t>
             </w:r>
           </w:p>
         </w:tc>
@@ -4473,13 +4275,7 @@
               <w:rPr>
                 <w:rFonts w:ascii="Arial" w:hAnsi="Arial" w:cs="Arial"/>
               </w:rPr>
-              <w:t>4</w:t>
-            </w:r>
-            <w:r>
-              <w:rPr>
-                <w:rFonts w:ascii="Arial" w:hAnsi="Arial" w:cs="Arial"/>
-              </w:rPr>
-              <w:t xml:space="preserve"> </w:t>
+              <w:t xml:space="preserve">2 </w:t>
             </w:r>
             <w:proofErr w:type="spellStart"/>
             <w:r>
@@ -4515,13 +4311,7 @@
               <w:rPr>
                 <w:rFonts w:ascii="Arial" w:hAnsi="Arial" w:cs="Arial"/>
               </w:rPr>
-              <w:t>4</w:t>
-            </w:r>
-            <w:r>
-              <w:rPr>
-                <w:rFonts w:ascii="Arial" w:hAnsi="Arial" w:cs="Arial"/>
-              </w:rPr>
-              <w:t xml:space="preserve"> </w:t>
+              <w:t xml:space="preserve">2 </w:t>
             </w:r>
             <w:proofErr w:type="spellStart"/>
             <w:r>
@@ -4553,13 +4343,7 @@
               <w:rPr>
                 <w:rFonts w:ascii="Arial" w:hAnsi="Arial" w:cs="Arial"/>
               </w:rPr>
-              <w:t>SRICA_</w:t>
-            </w:r>
-            <w:r>
-              <w:rPr>
-                <w:rFonts w:ascii="Arial" w:hAnsi="Arial" w:cs="Arial"/>
-              </w:rPr>
-              <w:t>013_001</w:t>
+              <w:t>SRICA_013_001</w:t>
             </w:r>
           </w:p>
         </w:tc>
@@ -4684,13 +4468,7 @@
               <w:rPr>
                 <w:rFonts w:ascii="Arial" w:hAnsi="Arial" w:cs="Arial"/>
               </w:rPr>
-              <w:t>4</w:t>
-            </w:r>
-            <w:r>
-              <w:rPr>
-                <w:rFonts w:ascii="Arial" w:hAnsi="Arial" w:cs="Arial"/>
-              </w:rPr>
-              <w:t xml:space="preserve"> </w:t>
+              <w:t xml:space="preserve">2 </w:t>
             </w:r>
             <w:proofErr w:type="spellStart"/>
             <w:r>
@@ -4726,13 +4504,7 @@
               <w:rPr>
                 <w:rFonts w:ascii="Arial" w:hAnsi="Arial" w:cs="Arial"/>
               </w:rPr>
-              <w:t>4</w:t>
-            </w:r>
-            <w:r>
-              <w:rPr>
-                <w:rFonts w:ascii="Arial" w:hAnsi="Arial" w:cs="Arial"/>
-              </w:rPr>
-              <w:t xml:space="preserve"> </w:t>
+              <w:t xml:space="preserve">2 </w:t>
             </w:r>
             <w:proofErr w:type="spellStart"/>
             <w:r>
@@ -4792,19 +4564,7 @@
               <w:rPr>
                 <w:rFonts w:ascii="Arial" w:hAnsi="Arial" w:cs="Arial"/>
               </w:rPr>
-              <w:t>1.1.</w:t>
-            </w:r>
-            <w:r>
-              <w:rPr>
-                <w:rFonts w:ascii="Arial" w:hAnsi="Arial" w:cs="Arial"/>
-              </w:rPr>
-              <w:t>7</w:t>
-            </w:r>
-            <w:r>
-              <w:rPr>
-                <w:rFonts w:ascii="Arial" w:hAnsi="Arial" w:cs="Arial"/>
-              </w:rPr>
-              <w:t>.6</w:t>
+              <w:t>1.1.7.6</w:t>
             </w:r>
           </w:p>
         </w:tc>
@@ -4907,13 +4667,7 @@
               <w:rPr>
                 <w:rFonts w:ascii="Arial" w:hAnsi="Arial" w:cs="Arial"/>
               </w:rPr>
-              <w:t>4</w:t>
-            </w:r>
-            <w:r>
-              <w:rPr>
-                <w:rFonts w:ascii="Arial" w:hAnsi="Arial" w:cs="Arial"/>
-              </w:rPr>
-              <w:t xml:space="preserve"> </w:t>
+              <w:t xml:space="preserve">2 </w:t>
             </w:r>
             <w:proofErr w:type="spellStart"/>
             <w:r>
@@ -4949,13 +4703,7 @@
               <w:rPr>
                 <w:rFonts w:ascii="Arial" w:hAnsi="Arial" w:cs="Arial"/>
               </w:rPr>
-              <w:t>4</w:t>
-            </w:r>
-            <w:r>
-              <w:rPr>
-                <w:rFonts w:ascii="Arial" w:hAnsi="Arial" w:cs="Arial"/>
-              </w:rPr>
-              <w:t xml:space="preserve"> </w:t>
+              <w:t xml:space="preserve">2 </w:t>
             </w:r>
             <w:proofErr w:type="spellStart"/>
             <w:r>
@@ -5015,19 +4763,7 @@
               <w:rPr>
                 <w:rFonts w:ascii="Arial" w:hAnsi="Arial" w:cs="Arial"/>
               </w:rPr>
-              <w:t>1.1.</w:t>
-            </w:r>
-            <w:r>
-              <w:rPr>
-                <w:rFonts w:ascii="Arial" w:hAnsi="Arial" w:cs="Arial"/>
-              </w:rPr>
-              <w:t>7</w:t>
-            </w:r>
-            <w:r>
-              <w:rPr>
-                <w:rFonts w:ascii="Arial" w:hAnsi="Arial" w:cs="Arial"/>
-              </w:rPr>
-              <w:t>.7</w:t>
+              <w:t>1.1.7.7</w:t>
             </w:r>
           </w:p>
         </w:tc>
@@ -5130,13 +4866,7 @@
               <w:rPr>
                 <w:rFonts w:ascii="Arial" w:hAnsi="Arial" w:cs="Arial"/>
               </w:rPr>
-              <w:t>4</w:t>
-            </w:r>
-            <w:r>
-              <w:rPr>
-                <w:rFonts w:ascii="Arial" w:hAnsi="Arial" w:cs="Arial"/>
-              </w:rPr>
-              <w:t xml:space="preserve"> </w:t>
+              <w:t xml:space="preserve">2 </w:t>
             </w:r>
             <w:proofErr w:type="spellStart"/>
             <w:r>
@@ -5172,13 +4902,7 @@
               <w:rPr>
                 <w:rFonts w:ascii="Arial" w:hAnsi="Arial" w:cs="Arial"/>
               </w:rPr>
-              <w:t>4</w:t>
-            </w:r>
-            <w:r>
-              <w:rPr>
-                <w:rFonts w:ascii="Arial" w:hAnsi="Arial" w:cs="Arial"/>
-              </w:rPr>
-              <w:t xml:space="preserve"> </w:t>
+              <w:t xml:space="preserve">2 </w:t>
             </w:r>
             <w:proofErr w:type="spellStart"/>
             <w:r>
@@ -5239,19 +4963,7 @@
               <w:rPr>
                 <w:rFonts w:ascii="Arial" w:hAnsi="Arial" w:cs="Arial"/>
               </w:rPr>
-              <w:t>1.1.</w:t>
-            </w:r>
-            <w:r>
-              <w:rPr>
-                <w:rFonts w:ascii="Arial" w:hAnsi="Arial" w:cs="Arial"/>
-              </w:rPr>
-              <w:t>7</w:t>
-            </w:r>
-            <w:r>
-              <w:rPr>
-                <w:rFonts w:ascii="Arial" w:hAnsi="Arial" w:cs="Arial"/>
-              </w:rPr>
-              <w:t>.8</w:t>
+              <w:t>1.1.7.8</w:t>
             </w:r>
           </w:p>
         </w:tc>
@@ -5354,13 +5066,7 @@
               <w:rPr>
                 <w:rFonts w:ascii="Arial" w:hAnsi="Arial" w:cs="Arial"/>
               </w:rPr>
-              <w:t>4</w:t>
-            </w:r>
-            <w:r>
-              <w:rPr>
-                <w:rFonts w:ascii="Arial" w:hAnsi="Arial" w:cs="Arial"/>
-              </w:rPr>
-              <w:t xml:space="preserve"> </w:t>
+              <w:t xml:space="preserve">2 </w:t>
             </w:r>
             <w:proofErr w:type="spellStart"/>
             <w:r>
@@ -5396,13 +5102,7 @@
               <w:rPr>
                 <w:rFonts w:ascii="Arial" w:hAnsi="Arial" w:cs="Arial"/>
               </w:rPr>
-              <w:t>4</w:t>
-            </w:r>
-            <w:r>
-              <w:rPr>
-                <w:rFonts w:ascii="Arial" w:hAnsi="Arial" w:cs="Arial"/>
-              </w:rPr>
-              <w:t xml:space="preserve"> </w:t>
+              <w:t xml:space="preserve">2 </w:t>
             </w:r>
             <w:proofErr w:type="spellStart"/>
             <w:r>
@@ -5462,19 +5162,7 @@
               <w:rPr>
                 <w:rFonts w:ascii="Arial" w:hAnsi="Arial" w:cs="Arial"/>
               </w:rPr>
-              <w:t>1.1.</w:t>
-            </w:r>
-            <w:r>
-              <w:rPr>
-                <w:rFonts w:ascii="Arial" w:hAnsi="Arial" w:cs="Arial"/>
-              </w:rPr>
-              <w:t>7</w:t>
-            </w:r>
-            <w:r>
-              <w:rPr>
-                <w:rFonts w:ascii="Arial" w:hAnsi="Arial" w:cs="Arial"/>
-              </w:rPr>
-              <w:t>.9</w:t>
+              <w:t>1.1.7.9</w:t>
             </w:r>
           </w:p>
         </w:tc>
@@ -5577,13 +5265,7 @@
               <w:rPr>
                 <w:rFonts w:ascii="Arial" w:hAnsi="Arial" w:cs="Arial"/>
               </w:rPr>
-              <w:t>4</w:t>
-            </w:r>
-            <w:r>
-              <w:rPr>
-                <w:rFonts w:ascii="Arial" w:hAnsi="Arial" w:cs="Arial"/>
-              </w:rPr>
-              <w:t xml:space="preserve"> </w:t>
+              <w:t xml:space="preserve">2 </w:t>
             </w:r>
             <w:proofErr w:type="spellStart"/>
             <w:r>
@@ -5619,13 +5301,7 @@
               <w:rPr>
                 <w:rFonts w:ascii="Arial" w:hAnsi="Arial" w:cs="Arial"/>
               </w:rPr>
-              <w:t>4</w:t>
-            </w:r>
-            <w:r>
-              <w:rPr>
-                <w:rFonts w:ascii="Arial" w:hAnsi="Arial" w:cs="Arial"/>
-              </w:rPr>
-              <w:t xml:space="preserve"> </w:t>
+              <w:t xml:space="preserve">2 </w:t>
             </w:r>
             <w:proofErr w:type="spellStart"/>
             <w:r>
@@ -5685,19 +5361,7 @@
               <w:rPr>
                 <w:rFonts w:ascii="Arial" w:hAnsi="Arial" w:cs="Arial"/>
               </w:rPr>
-              <w:t>1.1.</w:t>
-            </w:r>
-            <w:r>
-              <w:rPr>
-                <w:rFonts w:ascii="Arial" w:hAnsi="Arial" w:cs="Arial"/>
-              </w:rPr>
-              <w:t>7</w:t>
-            </w:r>
-            <w:r>
-              <w:rPr>
-                <w:rFonts w:ascii="Arial" w:hAnsi="Arial" w:cs="Arial"/>
-              </w:rPr>
-              <w:t>.10</w:t>
+              <w:t>1.1.7.10</w:t>
             </w:r>
           </w:p>
         </w:tc>
@@ -5800,13 +5464,7 @@
               <w:rPr>
                 <w:rFonts w:ascii="Arial" w:hAnsi="Arial" w:cs="Arial"/>
               </w:rPr>
-              <w:t>4</w:t>
-            </w:r>
-            <w:r>
-              <w:rPr>
-                <w:rFonts w:ascii="Arial" w:hAnsi="Arial" w:cs="Arial"/>
-              </w:rPr>
-              <w:t xml:space="preserve"> </w:t>
+              <w:t xml:space="preserve">2 </w:t>
             </w:r>
             <w:proofErr w:type="spellStart"/>
             <w:r>
@@ -5842,13 +5500,7 @@
               <w:rPr>
                 <w:rFonts w:ascii="Arial" w:hAnsi="Arial" w:cs="Arial"/>
               </w:rPr>
-              <w:t>4</w:t>
-            </w:r>
-            <w:r>
-              <w:rPr>
-                <w:rFonts w:ascii="Arial" w:hAnsi="Arial" w:cs="Arial"/>
-              </w:rPr>
-              <w:t xml:space="preserve"> </w:t>
+              <w:t xml:space="preserve">2 </w:t>
             </w:r>
             <w:proofErr w:type="spellStart"/>
             <w:r>
@@ -5908,19 +5560,7 @@
               <w:rPr>
                 <w:rFonts w:ascii="Arial" w:hAnsi="Arial" w:cs="Arial"/>
               </w:rPr>
-              <w:t>1.1.</w:t>
-            </w:r>
-            <w:r>
-              <w:rPr>
-                <w:rFonts w:ascii="Arial" w:hAnsi="Arial" w:cs="Arial"/>
-              </w:rPr>
-              <w:t>7</w:t>
-            </w:r>
-            <w:r>
-              <w:rPr>
-                <w:rFonts w:ascii="Arial" w:hAnsi="Arial" w:cs="Arial"/>
-              </w:rPr>
-              <w:t>.11</w:t>
+              <w:t>1.1.7.11</w:t>
             </w:r>
           </w:p>
         </w:tc>
@@ -6023,13 +5663,7 @@
               <w:rPr>
                 <w:rFonts w:ascii="Arial" w:hAnsi="Arial" w:cs="Arial"/>
               </w:rPr>
-              <w:t>4</w:t>
-            </w:r>
-            <w:r>
-              <w:rPr>
-                <w:rFonts w:ascii="Arial" w:hAnsi="Arial" w:cs="Arial"/>
-              </w:rPr>
-              <w:t xml:space="preserve"> </w:t>
+              <w:t xml:space="preserve">2 </w:t>
             </w:r>
             <w:proofErr w:type="spellStart"/>
             <w:r>
@@ -6065,13 +5699,7 @@
               <w:rPr>
                 <w:rFonts w:ascii="Arial" w:hAnsi="Arial" w:cs="Arial"/>
               </w:rPr>
-              <w:t>4</w:t>
-            </w:r>
-            <w:r>
-              <w:rPr>
-                <w:rFonts w:ascii="Arial" w:hAnsi="Arial" w:cs="Arial"/>
-              </w:rPr>
-              <w:t xml:space="preserve"> </w:t>
+              <w:t xml:space="preserve">2 </w:t>
             </w:r>
             <w:proofErr w:type="spellStart"/>
             <w:r>
@@ -6132,19 +5760,7 @@
               <w:rPr>
                 <w:rFonts w:ascii="Arial" w:hAnsi="Arial" w:cs="Arial"/>
               </w:rPr>
-              <w:t>1.1.</w:t>
-            </w:r>
-            <w:r>
-              <w:rPr>
-                <w:rFonts w:ascii="Arial" w:hAnsi="Arial" w:cs="Arial"/>
-              </w:rPr>
-              <w:t>7</w:t>
-            </w:r>
-            <w:r>
-              <w:rPr>
-                <w:rFonts w:ascii="Arial" w:hAnsi="Arial" w:cs="Arial"/>
-              </w:rPr>
-              <w:t>.12</w:t>
+              <w:t>1.1.7.12</w:t>
             </w:r>
           </w:p>
         </w:tc>
@@ -6247,13 +5863,7 @@
               <w:rPr>
                 <w:rFonts w:ascii="Arial" w:hAnsi="Arial" w:cs="Arial"/>
               </w:rPr>
-              <w:t>4</w:t>
-            </w:r>
-            <w:r>
-              <w:rPr>
-                <w:rFonts w:ascii="Arial" w:hAnsi="Arial" w:cs="Arial"/>
-              </w:rPr>
-              <w:t xml:space="preserve"> </w:t>
+              <w:t xml:space="preserve">2 </w:t>
             </w:r>
             <w:proofErr w:type="spellStart"/>
             <w:r>
@@ -6289,13 +5899,7 @@
               <w:rPr>
                 <w:rFonts w:ascii="Arial" w:hAnsi="Arial" w:cs="Arial"/>
               </w:rPr>
-              <w:t>4</w:t>
-            </w:r>
-            <w:r>
-              <w:rPr>
-                <w:rFonts w:ascii="Arial" w:hAnsi="Arial" w:cs="Arial"/>
-              </w:rPr>
-              <w:t xml:space="preserve"> </w:t>
+              <w:t xml:space="preserve">2 </w:t>
             </w:r>
             <w:proofErr w:type="spellStart"/>
             <w:r>
@@ -6458,7 +6062,13 @@
               <w:rPr>
                 <w:rFonts w:ascii="Arial" w:hAnsi="Arial" w:cs="Arial"/>
               </w:rPr>
-              <w:t>10</w:t>
+              <w:t>1</w:t>
+            </w:r>
+            <w:r>
+              <w:rPr>
+                <w:rFonts w:ascii="Arial" w:hAnsi="Arial" w:cs="Arial"/>
+              </w:rPr>
+              <w:t>6</w:t>
             </w:r>
             <w:r>
               <w:rPr>
@@ -6500,7 +6110,13 @@
               <w:rPr>
                 <w:rFonts w:ascii="Arial" w:hAnsi="Arial" w:cs="Arial"/>
               </w:rPr>
-              <w:t>10</w:t>
+              <w:t>1</w:t>
+            </w:r>
+            <w:r>
+              <w:rPr>
+                <w:rFonts w:ascii="Arial" w:hAnsi="Arial" w:cs="Arial"/>
+              </w:rPr>
+              <w:t>6</w:t>
             </w:r>
             <w:r>
               <w:rPr>
@@ -6672,7 +6288,7 @@
               <w:rPr>
                 <w:rFonts w:ascii="Arial" w:hAnsi="Arial" w:cs="Arial"/>
               </w:rPr>
-              <w:t>120</w:t>
+              <w:t>80</w:t>
             </w:r>
             <w:r>
               <w:rPr>
@@ -6714,7 +6330,7 @@
               <w:rPr>
                 <w:rFonts w:ascii="Arial" w:hAnsi="Arial" w:cs="Arial"/>
               </w:rPr>
-              <w:t>120</w:t>
+              <w:t>80</w:t>
             </w:r>
             <w:r>
               <w:rPr>
@@ -6862,7 +6478,7 @@
               <w:rPr>
                 <w:rFonts w:ascii="Arial" w:hAnsi="Arial" w:cs="Arial"/>
               </w:rPr>
-              <w:t>40</w:t>
+              <w:t>16</w:t>
             </w:r>
             <w:r>
               <w:rPr>
@@ -6904,7 +6520,7 @@
               <w:rPr>
                 <w:rFonts w:ascii="Arial" w:hAnsi="Arial" w:cs="Arial"/>
               </w:rPr>
-              <w:t>40</w:t>
+              <w:t>16</w:t>
             </w:r>
             <w:r>
               <w:rPr>
@@ -8371,7 +7987,7 @@
               <w:rPr>
                 <w:rFonts w:ascii="Arial" w:hAnsi="Arial" w:cs="Arial"/>
               </w:rPr>
-              <w:t>8</w:t>
+              <w:t>1</w:t>
             </w:r>
             <w:r>
               <w:rPr>
@@ -8413,7 +8029,7 @@
               <w:rPr>
                 <w:rFonts w:ascii="Arial" w:hAnsi="Arial" w:cs="Arial"/>
               </w:rPr>
-              <w:t>8</w:t>
+              <w:t>1</w:t>
             </w:r>
             <w:r>
               <w:rPr>
@@ -8588,7 +8204,7 @@
               <w:rPr>
                 <w:rFonts w:ascii="Arial" w:hAnsi="Arial" w:cs="Arial"/>
               </w:rPr>
-              <w:t>8</w:t>
+              <w:t>1</w:t>
             </w:r>
             <w:r>
               <w:rPr>
@@ -8630,7 +8246,7 @@
               <w:rPr>
                 <w:rFonts w:ascii="Arial" w:hAnsi="Arial" w:cs="Arial"/>
               </w:rPr>
-              <w:t>8</w:t>
+              <w:t>1</w:t>
             </w:r>
             <w:r>
               <w:rPr>
@@ -8818,7 +8434,7 @@
               <w:rPr>
                 <w:rFonts w:ascii="Arial" w:hAnsi="Arial" w:cs="Arial"/>
               </w:rPr>
-              <w:t>8</w:t>
+              <w:t>2</w:t>
             </w:r>
             <w:r>
               <w:rPr>
@@ -8872,7 +8488,7 @@
               <w:rPr>
                 <w:rFonts w:ascii="Arial" w:hAnsi="Arial" w:cs="Arial"/>
               </w:rPr>
-              <w:t>8</w:t>
+              <w:t>2</w:t>
             </w:r>
             <w:r>
               <w:rPr>
@@ -9059,7 +8675,7 @@
               <w:rPr>
                 <w:rFonts w:ascii="Arial" w:hAnsi="Arial" w:cs="Arial"/>
               </w:rPr>
-              <w:t>24</w:t>
+              <w:t>8</w:t>
             </w:r>
             <w:r>
               <w:rPr>
@@ -9107,7 +8723,7 @@
               <w:rPr>
                 <w:rFonts w:ascii="Arial" w:hAnsi="Arial" w:cs="Arial"/>
               </w:rPr>
-              <w:t>24</w:t>
+              <w:t>8</w:t>
             </w:r>
             <w:r>
               <w:rPr>
@@ -9300,7 +8916,7 @@
               <w:rPr>
                 <w:rFonts w:ascii="Arial" w:hAnsi="Arial" w:cs="Arial"/>
               </w:rPr>
-              <w:t>8</w:t>
+              <w:t>6</w:t>
             </w:r>
             <w:r>
               <w:rPr>
@@ -9342,7 +8958,7 @@
               <w:rPr>
                 <w:rFonts w:ascii="Arial" w:hAnsi="Arial" w:cs="Arial"/>
               </w:rPr>
-              <w:t>8</w:t>
+              <w:t>6</w:t>
             </w:r>
             <w:r>
               <w:rPr>
@@ -9533,7 +9149,7 @@
                 <w:rFonts w:ascii="Arial" w:hAnsi="Arial" w:cs="Arial"/>
               </w:rPr>
               <w:lastRenderedPageBreak/>
-              <w:t>8</w:t>
+              <w:t>3</w:t>
             </w:r>
             <w:r>
               <w:rPr>
@@ -9575,7 +9191,7 @@
               <w:rPr>
                 <w:rFonts w:ascii="Arial" w:hAnsi="Arial" w:cs="Arial"/>
               </w:rPr>
-              <w:t>8</w:t>
+              <w:t>3</w:t>
             </w:r>
             <w:r>
               <w:rPr>
@@ -9762,7 +9378,7 @@
               <w:rPr>
                 <w:rFonts w:ascii="Arial" w:hAnsi="Arial" w:cs="Arial"/>
               </w:rPr>
-              <w:t>8</w:t>
+              <w:t>2</w:t>
             </w:r>
             <w:r>
               <w:rPr>
@@ -9804,7 +9420,7 @@
               <w:rPr>
                 <w:rFonts w:ascii="Arial" w:hAnsi="Arial" w:cs="Arial"/>
               </w:rPr>
-              <w:t>8</w:t>
+              <w:t>2</w:t>
             </w:r>
             <w:r>
               <w:rPr>
@@ -11651,7 +11267,7 @@
               <w:rPr>
                 <w:rFonts w:ascii="Arial" w:hAnsi="Arial" w:cs="Arial"/>
               </w:rPr>
-              <w:t>32</w:t>
+              <w:t>16</w:t>
             </w:r>
             <w:r>
               <w:rPr>
@@ -11693,7 +11309,7 @@
               <w:rPr>
                 <w:rFonts w:ascii="Arial" w:hAnsi="Arial" w:cs="Arial"/>
               </w:rPr>
-              <w:t>32</w:t>
+              <w:t>16</w:t>
             </w:r>
             <w:r>
               <w:rPr>
@@ -11841,7 +11457,7 @@
               <w:rPr>
                 <w:rFonts w:ascii="Arial" w:hAnsi="Arial" w:cs="Arial"/>
               </w:rPr>
-              <w:t>260</w:t>
+              <w:t>24</w:t>
             </w:r>
             <w:r>
               <w:rPr>
@@ -11883,7 +11499,7 @@
               <w:rPr>
                 <w:rFonts w:ascii="Arial" w:hAnsi="Arial" w:cs="Arial"/>
               </w:rPr>
-              <w:t>260</w:t>
+              <w:t>24</w:t>
             </w:r>
             <w:r>
               <w:rPr>
@@ -12062,7 +11678,7 @@
                 <w:rFonts w:ascii="Arial" w:hAnsi="Arial" w:cs="Arial"/>
               </w:rPr>
               <w:lastRenderedPageBreak/>
-              <w:t>200</w:t>
+              <w:t>40</w:t>
             </w:r>
             <w:r>
               <w:rPr>
@@ -12104,7 +11720,7 @@
               <w:rPr>
                 <w:rFonts w:ascii="Arial" w:hAnsi="Arial" w:cs="Arial"/>
               </w:rPr>
-              <w:t>200</w:t>
+              <w:t>40</w:t>
             </w:r>
             <w:r>
               <w:rPr>
@@ -12306,7 +11922,7 @@
               <w:rPr>
                 <w:rFonts w:ascii="Arial" w:hAnsi="Arial" w:cs="Arial"/>
               </w:rPr>
-              <w:t>16</w:t>
+              <w:t>8</w:t>
             </w:r>
             <w:r>
               <w:rPr>
@@ -12360,7 +11976,7 @@
               <w:rPr>
                 <w:rFonts w:ascii="Arial" w:hAnsi="Arial" w:cs="Arial"/>
               </w:rPr>
-              <w:t>16</w:t>
+              <w:t>8</w:t>
             </w:r>
             <w:r>
               <w:rPr>
@@ -12508,7 +12124,7 @@
               <w:rPr>
                 <w:rFonts w:ascii="Arial" w:hAnsi="Arial" w:cs="Arial"/>
               </w:rPr>
-              <w:t>16</w:t>
+              <w:t>12</w:t>
             </w:r>
             <w:r>
               <w:rPr>
@@ -12562,7 +12178,7 @@
               <w:rPr>
                 <w:rFonts w:ascii="Arial" w:hAnsi="Arial" w:cs="Arial"/>
               </w:rPr>
-              <w:t>16</w:t>
+              <w:t>12</w:t>
             </w:r>
             <w:r>
               <w:rPr>
@@ -12734,13 +12350,7 @@
               <w:rPr>
                 <w:rFonts w:ascii="Arial" w:hAnsi="Arial" w:cs="Arial"/>
               </w:rPr>
-              <w:t>12</w:t>
-            </w:r>
-            <w:r>
-              <w:rPr>
-                <w:rFonts w:ascii="Arial" w:hAnsi="Arial" w:cs="Arial"/>
-              </w:rPr>
-              <w:t xml:space="preserve"> </w:t>
+              <w:t xml:space="preserve">12 </w:t>
             </w:r>
             <w:proofErr w:type="spellStart"/>
             <w:r>
@@ -13854,7 +13464,7 @@
               <w:rPr>
                 <w:rFonts w:ascii="Arial" w:hAnsi="Arial" w:cs="Arial"/>
               </w:rPr>
-              <w:t>24</w:t>
+              <w:t>16</w:t>
             </w:r>
             <w:r>
               <w:rPr>
@@ -13896,7 +13506,7 @@
               <w:rPr>
                 <w:rFonts w:ascii="Arial" w:hAnsi="Arial" w:cs="Arial"/>
               </w:rPr>
-              <w:t>24</w:t>
+              <w:t>16</w:t>
             </w:r>
             <w:r>
               <w:rPr>
@@ -14080,7 +13690,7 @@
               <w:rPr>
                 <w:rFonts w:ascii="Arial" w:hAnsi="Arial" w:cs="Arial"/>
               </w:rPr>
-              <w:t>24</w:t>
+              <w:t>16</w:t>
             </w:r>
             <w:r>
               <w:rPr>
@@ -14122,7 +13732,7 @@
               <w:rPr>
                 <w:rFonts w:ascii="Arial" w:hAnsi="Arial" w:cs="Arial"/>
               </w:rPr>
-              <w:t>24</w:t>
+              <w:t>16</w:t>
             </w:r>
             <w:r>
               <w:rPr>
@@ -14315,7 +13925,7 @@
               <w:rPr>
                 <w:rFonts w:ascii="Arial" w:hAnsi="Arial" w:cs="Arial"/>
               </w:rPr>
-              <w:t>424</w:t>
+              <w:t>530</w:t>
             </w:r>
             <w:r>
               <w:rPr>
@@ -14357,7 +13967,7 @@
               <w:rPr>
                 <w:rFonts w:ascii="Arial" w:hAnsi="Arial" w:cs="Arial"/>
               </w:rPr>
-              <w:t>424</w:t>
+              <w:t>530</w:t>
             </w:r>
             <w:r>
               <w:rPr>
@@ -14557,7 +14167,7 @@
               <w:rPr>
                 <w:rFonts w:ascii="Arial" w:hAnsi="Arial" w:cs="Arial"/>
               </w:rPr>
-              <w:t>720</w:t>
+              <w:t>560</w:t>
             </w:r>
             <w:r>
               <w:rPr>
@@ -14599,7 +14209,7 @@
               <w:rPr>
                 <w:rFonts w:ascii="Arial" w:hAnsi="Arial" w:cs="Arial"/>
               </w:rPr>
-              <w:t>720</w:t>
+              <w:t>560</w:t>
             </w:r>
             <w:r>
               <w:rPr>
@@ -15192,7 +14802,7 @@
                 <w:rFonts w:ascii="Arial" w:hAnsi="Arial" w:cs="Arial"/>
               </w:rPr>
               <w:lastRenderedPageBreak/>
-              <w:t>8</w:t>
+              <w:t>4</w:t>
             </w:r>
             <w:r>
               <w:rPr>
@@ -15246,7 +14856,7 @@
               <w:rPr>
                 <w:rFonts w:ascii="Arial" w:hAnsi="Arial" w:cs="Arial"/>
               </w:rPr>
-              <w:t>8</w:t>
+              <w:t>4</w:t>
             </w:r>
             <w:r>
               <w:rPr>
@@ -15882,7 +15492,7 @@
               <w:rPr>
                 <w:rFonts w:ascii="Arial" w:hAnsi="Arial" w:cs="Arial"/>
               </w:rPr>
-              <w:t>8</w:t>
+              <w:t>4</w:t>
             </w:r>
             <w:r>
               <w:rPr>
@@ -15924,7 +15534,7 @@
               <w:rPr>
                 <w:rFonts w:ascii="Arial" w:hAnsi="Arial" w:cs="Arial"/>
               </w:rPr>
-              <w:t>8</w:t>
+              <w:t>4</w:t>
             </w:r>
             <w:r>
               <w:rPr>
@@ -16072,7 +15682,7 @@
               <w:rPr>
                 <w:rFonts w:ascii="Arial" w:hAnsi="Arial" w:cs="Arial"/>
               </w:rPr>
-              <w:t>32</w:t>
+              <w:t>24</w:t>
             </w:r>
             <w:r>
               <w:rPr>
@@ -16114,7 +15724,7 @@
               <w:rPr>
                 <w:rFonts w:ascii="Arial" w:hAnsi="Arial" w:cs="Arial"/>
               </w:rPr>
-              <w:t>32</w:t>
+              <w:t>24</w:t>
             </w:r>
             <w:r>
               <w:rPr>
@@ -16262,7 +15872,7 @@
               <w:rPr>
                 <w:rFonts w:ascii="Arial" w:hAnsi="Arial" w:cs="Arial"/>
               </w:rPr>
-              <w:t>24</w:t>
+              <w:t>12</w:t>
             </w:r>
             <w:r>
               <w:rPr>
@@ -16304,7 +15914,7 @@
               <w:rPr>
                 <w:rFonts w:ascii="Arial" w:hAnsi="Arial" w:cs="Arial"/>
               </w:rPr>
-              <w:t>24</w:t>
+              <w:t>12</w:t>
             </w:r>
             <w:r>
               <w:rPr>
@@ -16503,7 +16113,7 @@
               <w:rPr>
                 <w:rFonts w:ascii="Arial" w:hAnsi="Arial" w:cs="Arial"/>
               </w:rPr>
-              <w:t>4</w:t>
+              <w:t>2</w:t>
             </w:r>
             <w:r>
               <w:rPr>
@@ -16557,7 +16167,7 @@
               <w:rPr>
                 <w:rFonts w:ascii="Arial" w:hAnsi="Arial" w:cs="Arial"/>
               </w:rPr>
-              <w:t>4</w:t>
+              <w:t>2</w:t>
             </w:r>
             <w:r>
               <w:rPr>
@@ -16963,7 +16573,7 @@
               <w:rPr>
                 <w:rFonts w:ascii="Arial" w:hAnsi="Arial" w:cs="Arial"/>
               </w:rPr>
-              <w:t>60</w:t>
+              <w:t>40</w:t>
             </w:r>
             <w:r>
               <w:rPr>
@@ -17005,7 +16615,7 @@
               <w:rPr>
                 <w:rFonts w:ascii="Arial" w:hAnsi="Arial" w:cs="Arial"/>
               </w:rPr>
-              <w:t>60</w:t>
+              <w:t>40</w:t>
             </w:r>
             <w:r>
               <w:rPr>
@@ -17189,7 +16799,7 @@
               <w:rPr>
                 <w:rFonts w:ascii="Arial" w:hAnsi="Arial" w:cs="Arial"/>
               </w:rPr>
-              <w:t>4</w:t>
+              <w:t>1</w:t>
             </w:r>
             <w:r>
               <w:rPr>
@@ -17243,7 +16853,7 @@
               <w:rPr>
                 <w:rFonts w:ascii="Arial" w:hAnsi="Arial" w:cs="Arial"/>
               </w:rPr>
-              <w:t>4</w:t>
+              <w:t>1</w:t>
             </w:r>
             <w:r>
               <w:rPr>
@@ -17391,7 +17001,7 @@
               <w:rPr>
                 <w:rFonts w:ascii="Arial" w:hAnsi="Arial" w:cs="Arial"/>
               </w:rPr>
-              <w:t>8</w:t>
+              <w:t>2</w:t>
             </w:r>
             <w:r>
               <w:rPr>
@@ -17433,7 +17043,7 @@
               <w:rPr>
                 <w:rFonts w:ascii="Arial" w:hAnsi="Arial" w:cs="Arial"/>
               </w:rPr>
-              <w:t>8</w:t>
+              <w:t>2</w:t>
             </w:r>
             <w:r>
               <w:rPr>
@@ -17617,7 +17227,7 @@
               <w:rPr>
                 <w:rFonts w:ascii="Arial" w:hAnsi="Arial" w:cs="Arial"/>
               </w:rPr>
-              <w:t>4</w:t>
+              <w:t>2</w:t>
             </w:r>
             <w:r>
               <w:rPr>
@@ -17671,7 +17281,7 @@
               <w:rPr>
                 <w:rFonts w:ascii="Arial" w:hAnsi="Arial" w:cs="Arial"/>
               </w:rPr>
-              <w:t>4</w:t>
+              <w:t>2</w:t>
             </w:r>
             <w:r>
               <w:rPr>
